--- a/Fase 1/Evidencias Individuales/Lucas_Barros_1.3_APT122_AutoevaluaciónFase1.docx
+++ b/Fase 1/Evidencias Individuales/Lucas_Barros_1.3_APT122_AutoevaluaciónFase1.docx
@@ -1,6 +1,6 @@
 
 <file path=word/document.xml><?xml version="1.0" encoding="utf-8"?>
-<w:document xmlns:wpc="http://schemas.microsoft.com/office/word/2010/wordprocessingCanvas" xmlns:cx="http://schemas.microsoft.com/office/drawing/2014/chartex" xmlns:cx1="http://schemas.microsoft.com/office/drawing/2015/9/8/chartex" xmlns:cx2="http://schemas.microsoft.com/office/drawing/2015/10/21/chartex" xmlns:cx3="http://schemas.microsoft.com/office/drawing/2016/5/9/chartex" xmlns:cx4="http://schemas.microsoft.com/office/drawing/2016/5/10/chartex" xmlns:cx5="http://schemas.microsoft.com/office/drawing/2016/5/11/chartex" xmlns:cx6="http://schemas.microsoft.com/office/drawing/2016/5/12/chartex" xmlns:cx7="http://schemas.microsoft.com/office/drawing/2016/5/13/chartex" xmlns:cx8="http://schemas.microsoft.com/office/drawing/2016/5/14/chartex" xmlns:mc="http://schemas.openxmlformats.org/markup-compatibility/2006" xmlns:aink="http://schemas.microsoft.com/office/drawing/2016/ink" xmlns:am3d="http://schemas.microsoft.com/office/drawing/2017/model3d" xmlns:o="urn:schemas-microsoft-com:office:office" xmlns:oel="http://schemas.microsoft.com/office/2019/extlst" xmlns:r="http://schemas.openxmlformats.org/officeDocument/2006/relationships" xmlns:m="http://schemas.openxmlformats.org/officeDocument/2006/math" xmlns:v="urn:schemas-microsoft-com:vml" xmlns:wp14="http://schemas.microsoft.com/office/word/2010/wordprocessingDrawing" xmlns:wp="http://schemas.openxmlformats.org/drawingml/2006/wordprocessingDrawing" xmlns:w10="urn:schemas-microsoft-com:office:word" xmlns:w="http://schemas.openxmlformats.org/wordprocessingml/2006/main" xmlns:w14="http://schemas.microsoft.com/office/word/2010/wordml" xmlns:w15="http://schemas.microsoft.com/office/word/2012/wordml" xmlns:w16cex="http://schemas.microsoft.com/office/word/2018/wordml/cex" xmlns:w16cid="http://schemas.microsoft.com/office/word/2016/wordml/cid" xmlns:w16="http://schemas.microsoft.com/office/word/2018/wordml" xmlns:w16sdtdh="http://schemas.microsoft.com/office/word/2020/wordml/sdtdatahash" xmlns:w16se="http://schemas.microsoft.com/office/word/2015/wordml/symex" xmlns:wpg="http://schemas.microsoft.com/office/word/2010/wordprocessingGroup" xmlns:wpi="http://schemas.microsoft.com/office/word/2010/wordprocessingInk" xmlns:wne="http://schemas.microsoft.com/office/word/2006/wordml" xmlns:wps="http://schemas.microsoft.com/office/word/2010/wordprocessingShape" mc:Ignorable="w14 w15 w16se w16cid w16 w16cex w16sdtdh wp14">
+<w:document xmlns:wpc="http://schemas.microsoft.com/office/word/2010/wordprocessingCanvas" xmlns:cx="http://schemas.microsoft.com/office/drawing/2014/chartex" xmlns:cx1="http://schemas.microsoft.com/office/drawing/2015/9/8/chartex" xmlns:cx2="http://schemas.microsoft.com/office/drawing/2015/10/21/chartex" xmlns:cx3="http://schemas.microsoft.com/office/drawing/2016/5/9/chartex" xmlns:cx4="http://schemas.microsoft.com/office/drawing/2016/5/10/chartex" xmlns:cx5="http://schemas.microsoft.com/office/drawing/2016/5/11/chartex" xmlns:cx6="http://schemas.microsoft.com/office/drawing/2016/5/12/chartex" xmlns:cx7="http://schemas.microsoft.com/office/drawing/2016/5/13/chartex" xmlns:cx8="http://schemas.microsoft.com/office/drawing/2016/5/14/chartex" xmlns:mc="http://schemas.openxmlformats.org/markup-compatibility/2006" xmlns:aink="http://schemas.microsoft.com/office/drawing/2016/ink" xmlns:am3d="http://schemas.microsoft.com/office/drawing/2017/model3d" xmlns:o="urn:schemas-microsoft-com:office:office" xmlns:oel="http://schemas.microsoft.com/office/2019/extlst" xmlns:r="http://schemas.openxmlformats.org/officeDocument/2006/relationships" xmlns:m="http://schemas.openxmlformats.org/officeDocument/2006/math" xmlns:v="urn:schemas-microsoft-com:vml" xmlns:wp14="http://schemas.microsoft.com/office/word/2010/wordprocessingDrawing" xmlns:wp="http://schemas.openxmlformats.org/drawingml/2006/wordprocessingDrawing" xmlns:w10="urn:schemas-microsoft-com:office:word" xmlns:w="http://schemas.openxmlformats.org/wordprocessingml/2006/main" xmlns:w14="http://schemas.microsoft.com/office/word/2010/wordml" xmlns:w15="http://schemas.microsoft.com/office/word/2012/wordml" xmlns:w16cex="http://schemas.microsoft.com/office/word/2018/wordml/cex" xmlns:w16cid="http://schemas.microsoft.com/office/word/2016/wordml/cid" xmlns:w16="http://schemas.microsoft.com/office/word/2018/wordml" xmlns:w16du="http://schemas.microsoft.com/office/word/2023/wordml/word16du" xmlns:w16sdtdh="http://schemas.microsoft.com/office/word/2020/wordml/sdtdatahash" xmlns:w16sdtfl="http://schemas.microsoft.com/office/word/2024/wordml/sdtformatlock" xmlns:w16se="http://schemas.microsoft.com/office/word/2015/wordml/symex" xmlns:wpg="http://schemas.microsoft.com/office/word/2010/wordprocessingGroup" xmlns:wpi="http://schemas.microsoft.com/office/word/2010/wordprocessingInk" xmlns:wne="http://schemas.microsoft.com/office/word/2006/wordml" xmlns:wps="http://schemas.microsoft.com/office/word/2010/wordprocessingShape" mc:Ignorable="w14 w15 w16se w16cid w16 w16cex w16sdtdh w16sdtfl w16du wp14">
   <w:body>
     <w:p>
       <w:pPr>
@@ -294,7 +294,6 @@
         <w:tc>
           <w:tcPr>
             <w:tcW w:w="706" w:type="pct"/>
-            <w:shd w:val="clear" w:color="auto" w:fill="auto"/>
             <w:vAlign w:val="center"/>
           </w:tcPr>
           <w:p>
@@ -327,7 +326,6 @@
         <w:tc>
           <w:tcPr>
             <w:tcW w:w="2401" w:type="pct"/>
-            <w:shd w:val="clear" w:color="auto" w:fill="auto"/>
             <w:vAlign w:val="center"/>
           </w:tcPr>
           <w:p>
@@ -1894,32 +1892,14 @@
                 <w:bCs/>
                 <w:color w:val="3B3838" w:themeColor="background2" w:themeShade="40"/>
               </w:rPr>
-              <w:t xml:space="preserve">IL </w:t>
-            </w:r>
-            <w:proofErr w:type="gramStart"/>
-            <w:r>
-              <w:rPr>
-                <w:rFonts w:asciiTheme="minorHAnsi" w:eastAsiaTheme="minorEastAsia" w:hAnsiTheme="minorHAnsi" w:cstheme="minorBidi"/>
-                <w:b/>
-                <w:bCs/>
+              <w:t xml:space="preserve">IL 1.3  </w:t>
+            </w:r>
+            <w:r>
+              <w:rPr>
+                <w:rFonts w:asciiTheme="minorHAnsi" w:eastAsiaTheme="minorEastAsia" w:hAnsiTheme="minorHAnsi" w:cstheme="minorBidi"/>
                 <w:color w:val="3B3838" w:themeColor="background2" w:themeShade="40"/>
               </w:rPr>
-              <w:t xml:space="preserve">1.3  </w:t>
-            </w:r>
-            <w:r>
-              <w:rPr>
-                <w:rFonts w:asciiTheme="minorHAnsi" w:eastAsiaTheme="minorEastAsia" w:hAnsiTheme="minorHAnsi" w:cstheme="minorBidi"/>
-                <w:color w:val="3B3838" w:themeColor="background2" w:themeShade="40"/>
-              </w:rPr>
-              <w:t>Establece</w:t>
-            </w:r>
-            <w:proofErr w:type="gramEnd"/>
-            <w:r>
-              <w:rPr>
-                <w:rFonts w:asciiTheme="minorHAnsi" w:eastAsiaTheme="minorEastAsia" w:hAnsiTheme="minorHAnsi" w:cstheme="minorBidi"/>
-                <w:color w:val="3B3838" w:themeColor="background2" w:themeShade="40"/>
-              </w:rPr>
-              <w:t xml:space="preserve"> un plan de trabajo para su Proyecto APT y evidencias que permiten cumplir los objetivos propuestos, considerando recursos y tiempos pertinentes para el desarrollo de las actividades en el periodo académico establecido.</w:t>
+              <w:t>Establece un plan de trabajo para su Proyecto APT y evidencias que permiten cumplir los objetivos propuestos, considerando recursos y tiempos pertinentes para el desarrollo de las actividades en el periodo académico establecido.</w:t>
             </w:r>
           </w:p>
         </w:tc>
@@ -2485,23 +2465,7 @@
                 <w:rFonts w:asciiTheme="minorHAnsi" w:eastAsiaTheme="minorEastAsia" w:hAnsiTheme="minorHAnsi" w:cstheme="minorBidi"/>
                 <w:color w:val="3B3838" w:themeColor="background2" w:themeShade="40"/>
               </w:rPr>
-              <w:t xml:space="preserve">el diseño del Proyecto APT </w:t>
-            </w:r>
-            <w:proofErr w:type="gramStart"/>
-            <w:r>
-              <w:rPr>
-                <w:rFonts w:asciiTheme="minorHAnsi" w:eastAsiaTheme="minorEastAsia" w:hAnsiTheme="minorHAnsi" w:cstheme="minorBidi"/>
-                <w:color w:val="3B3838" w:themeColor="background2" w:themeShade="40"/>
-              </w:rPr>
-              <w:t>de acuerdo a</w:t>
-            </w:r>
-            <w:proofErr w:type="gramEnd"/>
-            <w:r>
-              <w:rPr>
-                <w:rFonts w:asciiTheme="minorHAnsi" w:eastAsiaTheme="minorEastAsia" w:hAnsiTheme="minorHAnsi" w:cstheme="minorBidi"/>
-                <w:color w:val="3B3838" w:themeColor="background2" w:themeShade="40"/>
-              </w:rPr>
-              <w:t xml:space="preserve"> estándares definidos por la disciplina.</w:t>
+              <w:t>el diseño del Proyecto APT de acuerdo a estándares definidos por la disciplina.</w:t>
             </w:r>
           </w:p>
         </w:tc>
@@ -2525,25 +2489,7 @@
                 <w:color w:val="000000" w:themeColor="text1"/>
                 <w:lang w:eastAsia="es-CL"/>
               </w:rPr>
-              <w:t xml:space="preserve">11. Cumple con los indicadores de calidad requeridos en la presentación del diseño del Proyecto APT </w:t>
-            </w:r>
-            <w:proofErr w:type="gramStart"/>
-            <w:r>
-              <w:rPr>
-                <w:rFonts w:asciiTheme="minorHAnsi" w:eastAsiaTheme="minorEastAsia" w:hAnsiTheme="minorHAnsi" w:cstheme="minorBidi"/>
-                <w:color w:val="000000" w:themeColor="text1"/>
-                <w:lang w:eastAsia="es-CL"/>
-              </w:rPr>
-              <w:t>de acuerdo a</w:t>
-            </w:r>
-            <w:proofErr w:type="gramEnd"/>
-            <w:r>
-              <w:rPr>
-                <w:rFonts w:asciiTheme="minorHAnsi" w:eastAsiaTheme="minorEastAsia" w:hAnsiTheme="minorHAnsi" w:cstheme="minorBidi"/>
-                <w:color w:val="000000" w:themeColor="text1"/>
-                <w:lang w:eastAsia="es-CL"/>
-              </w:rPr>
-              <w:t xml:space="preserve"> estándares definidos por la disciplina.</w:t>
+              <w:t>11. Cumple con los indicadores de calidad requeridos en la presentación del diseño del Proyecto APT de acuerdo a estándares definidos por la disciplina.</w:t>
             </w:r>
           </w:p>
         </w:tc>
@@ -2654,7 +2600,6 @@
               <w:t xml:space="preserve">Redacta el </w:t>
             </w:r>
             <w:proofErr w:type="spellStart"/>
-            <w:proofErr w:type="gramStart"/>
             <w:r>
               <w:rPr>
                 <w:rFonts w:asciiTheme="minorHAnsi" w:eastAsiaTheme="minorEastAsia" w:hAnsiTheme="minorHAnsi" w:cstheme="minorBidi"/>
@@ -2664,7 +2609,6 @@
               <w:t>abstract</w:t>
             </w:r>
             <w:proofErr w:type="spellEnd"/>
-            <w:proofErr w:type="gramEnd"/>
             <w:r>
               <w:rPr>
                 <w:rFonts w:asciiTheme="minorHAnsi" w:eastAsiaTheme="minorEastAsia" w:hAnsiTheme="minorHAnsi" w:cstheme="minorBidi"/>
@@ -4195,25 +4139,7 @@
                 <w:sz w:val="22"/>
                 <w:szCs w:val="22"/>
               </w:rPr>
-              <w:t xml:space="preserve"> diseño del Proyecto APT </w:t>
-            </w:r>
-            <w:proofErr w:type="gramStart"/>
-            <w:r>
-              <w:rPr>
-                <w:rFonts w:asciiTheme="minorHAnsi" w:eastAsiaTheme="minorEastAsia" w:hAnsiTheme="minorHAnsi" w:cstheme="minorBidi"/>
-                <w:sz w:val="22"/>
-                <w:szCs w:val="22"/>
-              </w:rPr>
-              <w:t>de acuerdo a</w:t>
-            </w:r>
-            <w:proofErr w:type="gramEnd"/>
-            <w:r>
-              <w:rPr>
-                <w:rFonts w:asciiTheme="minorHAnsi" w:eastAsiaTheme="minorEastAsia" w:hAnsiTheme="minorHAnsi" w:cstheme="minorBidi"/>
-                <w:sz w:val="22"/>
-                <w:szCs w:val="22"/>
-              </w:rPr>
-              <w:t xml:space="preserve"> estándares definidos por la disciplina”, deberás revisar si tu Definición de Proyecto APT cumple con los indicadores de calidad disciplinarios, propios de las competencias del Perfil de Egreso de la Carrera que están involucradas en tu Proyecto. Para ello, deberás seleccionar de la siguiente tabla aquellos indicadores de calidad propios de cada una de las competencias del perfil de egreso que </w:t>
+              <w:t xml:space="preserve"> diseño del Proyecto APT de acuerdo a estándares definidos por la disciplina”, deberás revisar si tu Definición de Proyecto APT cumple con los indicadores de calidad disciplinarios, propios de las competencias del Perfil de Egreso de la Carrera que están involucradas en tu Proyecto. Para ello, deberás seleccionar de la siguiente tabla aquellos indicadores de calidad propios de cada una de las competencias del perfil de egreso que </w:t>
             </w:r>
             <w:r>
               <w:rPr>
@@ -4542,23 +4468,7 @@
                 <w:rFonts w:asciiTheme="minorHAnsi" w:eastAsiaTheme="minorEastAsia" w:hAnsiTheme="minorHAnsi" w:cstheme="minorBidi"/>
                 <w:color w:val="000000" w:themeColor="text1"/>
               </w:rPr>
-              <w:t xml:space="preserve">1.3 Desarrolla mejoras al producto en base al resultado de </w:t>
-            </w:r>
-            <w:proofErr w:type="gramStart"/>
-            <w:r>
-              <w:rPr>
-                <w:rFonts w:asciiTheme="minorHAnsi" w:eastAsiaTheme="minorEastAsia" w:hAnsiTheme="minorHAnsi" w:cstheme="minorBidi"/>
-                <w:color w:val="000000" w:themeColor="text1"/>
-              </w:rPr>
-              <w:t>las mismas</w:t>
-            </w:r>
-            <w:proofErr w:type="gramEnd"/>
-            <w:r>
-              <w:rPr>
-                <w:rFonts w:asciiTheme="minorHAnsi" w:eastAsiaTheme="minorEastAsia" w:hAnsiTheme="minorHAnsi" w:cstheme="minorBidi"/>
-                <w:color w:val="000000" w:themeColor="text1"/>
-              </w:rPr>
-              <w:t xml:space="preserve">. </w:t>
+              <w:t xml:space="preserve">1.3 Desarrolla mejoras al producto en base al resultado de las mismas. </w:t>
             </w:r>
           </w:p>
         </w:tc>
@@ -4599,27 +4509,7 @@
                 <w:bCs/>
                 <w:color w:val="000000" w:themeColor="text1"/>
               </w:rPr>
-              <w:t xml:space="preserve">Gestionar proyectos informáticos, ofreciendo alternativas para la toma de decisiones </w:t>
-            </w:r>
-            <w:proofErr w:type="gramStart"/>
-            <w:r>
-              <w:rPr>
-                <w:rFonts w:asciiTheme="minorHAnsi" w:eastAsiaTheme="minorEastAsia" w:hAnsiTheme="minorHAnsi" w:cstheme="minorBidi"/>
-                <w:b/>
-                <w:bCs/>
-                <w:color w:val="000000" w:themeColor="text1"/>
-              </w:rPr>
-              <w:t>de acuerdo a</w:t>
-            </w:r>
-            <w:proofErr w:type="gramEnd"/>
-            <w:r>
-              <w:rPr>
-                <w:rFonts w:asciiTheme="minorHAnsi" w:eastAsiaTheme="minorEastAsia" w:hAnsiTheme="minorHAnsi" w:cstheme="minorBidi"/>
-                <w:b/>
-                <w:bCs/>
-                <w:color w:val="000000" w:themeColor="text1"/>
-              </w:rPr>
-              <w:t xml:space="preserve"> los requerimientos de la organización.</w:t>
+              <w:t>Gestionar proyectos informáticos, ofreciendo alternativas para la toma de decisiones de acuerdo a los requerimientos de la organización.</w:t>
             </w:r>
           </w:p>
         </w:tc>
@@ -4647,23 +4537,7 @@
                 <w:rFonts w:asciiTheme="minorHAnsi" w:eastAsiaTheme="minorEastAsia" w:hAnsiTheme="minorHAnsi" w:cstheme="minorBidi"/>
                 <w:color w:val="000000" w:themeColor="text1"/>
               </w:rPr>
-              <w:t xml:space="preserve">2.1 Planifica proyectos informáticos, ofreciendo alternativas para la toma de decisiones </w:t>
-            </w:r>
-            <w:proofErr w:type="gramStart"/>
-            <w:r>
-              <w:rPr>
-                <w:rFonts w:asciiTheme="minorHAnsi" w:eastAsiaTheme="minorEastAsia" w:hAnsiTheme="minorHAnsi" w:cstheme="minorBidi"/>
-                <w:color w:val="000000" w:themeColor="text1"/>
-              </w:rPr>
-              <w:t>de acuerdo a</w:t>
-            </w:r>
-            <w:proofErr w:type="gramEnd"/>
-            <w:r>
-              <w:rPr>
-                <w:rFonts w:asciiTheme="minorHAnsi" w:eastAsiaTheme="minorEastAsia" w:hAnsiTheme="minorHAnsi" w:cstheme="minorBidi"/>
-                <w:color w:val="000000" w:themeColor="text1"/>
-              </w:rPr>
-              <w:t xml:space="preserve"> los requerimientos de la organización.</w:t>
+              <w:t>2.1 Planifica proyectos informáticos, ofreciendo alternativas para la toma de decisiones de acuerdo a los requerimientos de la organización.</w:t>
             </w:r>
           </w:p>
         </w:tc>
@@ -4704,23 +4578,7 @@
                 <w:rFonts w:asciiTheme="minorHAnsi" w:eastAsiaTheme="minorEastAsia" w:hAnsiTheme="minorHAnsi" w:cstheme="minorBidi"/>
                 <w:color w:val="000000" w:themeColor="text1"/>
               </w:rPr>
-              <w:t xml:space="preserve">2.2 Controla proyectos informáticos, ofreciendo alternativas para la toma de decisiones </w:t>
-            </w:r>
-            <w:proofErr w:type="gramStart"/>
-            <w:r>
-              <w:rPr>
-                <w:rFonts w:asciiTheme="minorHAnsi" w:eastAsiaTheme="minorEastAsia" w:hAnsiTheme="minorHAnsi" w:cstheme="minorBidi"/>
-                <w:color w:val="000000" w:themeColor="text1"/>
-              </w:rPr>
-              <w:t>de acuerdo a</w:t>
-            </w:r>
-            <w:proofErr w:type="gramEnd"/>
-            <w:r>
-              <w:rPr>
-                <w:rFonts w:asciiTheme="minorHAnsi" w:eastAsiaTheme="minorEastAsia" w:hAnsiTheme="minorHAnsi" w:cstheme="minorBidi"/>
-                <w:color w:val="000000" w:themeColor="text1"/>
-              </w:rPr>
-              <w:t xml:space="preserve"> los requerimientos de la organización.</w:t>
+              <w:t>2.2 Controla proyectos informáticos, ofreciendo alternativas para la toma de decisiones de acuerdo a los requerimientos de la organización.</w:t>
             </w:r>
           </w:p>
         </w:tc>
@@ -4761,27 +4619,7 @@
                 <w:bCs/>
                 <w:color w:val="000000" w:themeColor="text1"/>
               </w:rPr>
-              <w:t xml:space="preserve">Construir modelos de datos para soportar los requerimientos de la organización </w:t>
-            </w:r>
-            <w:proofErr w:type="gramStart"/>
-            <w:r>
-              <w:rPr>
-                <w:rFonts w:asciiTheme="minorHAnsi" w:eastAsiaTheme="minorEastAsia" w:hAnsiTheme="minorHAnsi" w:cstheme="minorBidi"/>
-                <w:b/>
-                <w:bCs/>
-                <w:color w:val="000000" w:themeColor="text1"/>
-              </w:rPr>
-              <w:t>de acuerdo a</w:t>
-            </w:r>
-            <w:proofErr w:type="gramEnd"/>
-            <w:r>
-              <w:rPr>
-                <w:rFonts w:asciiTheme="minorHAnsi" w:eastAsiaTheme="minorEastAsia" w:hAnsiTheme="minorHAnsi" w:cstheme="minorBidi"/>
-                <w:b/>
-                <w:bCs/>
-                <w:color w:val="000000" w:themeColor="text1"/>
-              </w:rPr>
-              <w:t xml:space="preserve"> un diseño definido y escalable en el tiempo.</w:t>
+              <w:t>Construir modelos de datos para soportar los requerimientos de la organización de acuerdo a un diseño definido y escalable en el tiempo.</w:t>
             </w:r>
           </w:p>
         </w:tc>
@@ -4809,23 +4647,7 @@
                 <w:rFonts w:asciiTheme="minorHAnsi" w:eastAsiaTheme="minorEastAsia" w:hAnsiTheme="minorHAnsi" w:cstheme="minorBidi"/>
                 <w:color w:val="000000" w:themeColor="text1"/>
               </w:rPr>
-              <w:t xml:space="preserve">3.1 Diseña modelos de datos para soportar los requerimientos de la organización </w:t>
-            </w:r>
-            <w:proofErr w:type="gramStart"/>
-            <w:r>
-              <w:rPr>
-                <w:rFonts w:asciiTheme="minorHAnsi" w:eastAsiaTheme="minorEastAsia" w:hAnsiTheme="minorHAnsi" w:cstheme="minorBidi"/>
-                <w:color w:val="000000" w:themeColor="text1"/>
-              </w:rPr>
-              <w:t>de acuerdo a</w:t>
-            </w:r>
-            <w:proofErr w:type="gramEnd"/>
-            <w:r>
-              <w:rPr>
-                <w:rFonts w:asciiTheme="minorHAnsi" w:eastAsiaTheme="minorEastAsia" w:hAnsiTheme="minorHAnsi" w:cstheme="minorBidi"/>
-                <w:color w:val="000000" w:themeColor="text1"/>
-              </w:rPr>
-              <w:t xml:space="preserve"> un diseño definido y escalable en el tiempo.</w:t>
+              <w:t>3.1 Diseña modelos de datos para soportar los requerimientos de la organización de acuerdo a un diseño definido y escalable en el tiempo.</w:t>
             </w:r>
           </w:p>
         </w:tc>
@@ -4866,23 +4688,7 @@
                 <w:rFonts w:asciiTheme="minorHAnsi" w:eastAsiaTheme="minorEastAsia" w:hAnsiTheme="minorHAnsi" w:cstheme="minorBidi"/>
                 <w:color w:val="000000" w:themeColor="text1"/>
               </w:rPr>
-              <w:t xml:space="preserve">3.2 Implementa modelos de datos para soportar los requerimientos de la organización </w:t>
-            </w:r>
-            <w:proofErr w:type="gramStart"/>
-            <w:r>
-              <w:rPr>
-                <w:rFonts w:asciiTheme="minorHAnsi" w:eastAsiaTheme="minorEastAsia" w:hAnsiTheme="minorHAnsi" w:cstheme="minorBidi"/>
-                <w:color w:val="000000" w:themeColor="text1"/>
-              </w:rPr>
-              <w:t>de acuerdo a</w:t>
-            </w:r>
-            <w:proofErr w:type="gramEnd"/>
-            <w:r>
-              <w:rPr>
-                <w:rFonts w:asciiTheme="minorHAnsi" w:eastAsiaTheme="minorEastAsia" w:hAnsiTheme="minorHAnsi" w:cstheme="minorBidi"/>
-                <w:color w:val="000000" w:themeColor="text1"/>
-              </w:rPr>
-              <w:t xml:space="preserve"> un diseño definido y escalable en el tiempo.</w:t>
+              <w:t>3.2 Implementa modelos de datos para soportar los requerimientos de la organización de acuerdo a un diseño definido y escalable en el tiempo.</w:t>
             </w:r>
           </w:p>
         </w:tc>
@@ -7556,23 +7362,7 @@
                 <w:rFonts w:asciiTheme="minorHAnsi" w:eastAsiaTheme="minorEastAsia" w:hAnsiTheme="minorHAnsi" w:cstheme="minorBidi"/>
                 <w:color w:val="000000" w:themeColor="text1"/>
               </w:rPr>
-              <w:t xml:space="preserve">objetivos claros y coherentes con la situación a abordar, pero imprecisos </w:t>
-            </w:r>
-            <w:proofErr w:type="gramStart"/>
-            <w:r>
-              <w:rPr>
-                <w:rFonts w:asciiTheme="minorHAnsi" w:eastAsiaTheme="minorEastAsia" w:hAnsiTheme="minorHAnsi" w:cstheme="minorBidi"/>
-                <w:color w:val="000000" w:themeColor="text1"/>
-              </w:rPr>
-              <w:t>de acuerdo a</w:t>
-            </w:r>
-            <w:proofErr w:type="gramEnd"/>
-            <w:r>
-              <w:rPr>
-                <w:rFonts w:asciiTheme="minorHAnsi" w:eastAsiaTheme="minorEastAsia" w:hAnsiTheme="minorHAnsi" w:cstheme="minorBidi"/>
-                <w:color w:val="000000" w:themeColor="text1"/>
-              </w:rPr>
-              <w:t xml:space="preserve"> la disciplina. </w:t>
+              <w:t xml:space="preserve">objetivos claros y coherentes con la situación a abordar, pero imprecisos de acuerdo a la disciplina. </w:t>
             </w:r>
           </w:p>
         </w:tc>
@@ -8848,25 +8638,7 @@
                 <w:color w:val="000000" w:themeColor="text1"/>
                 <w:lang w:eastAsia="es-CL"/>
               </w:rPr>
-              <w:t xml:space="preserve"> diseño del Proyecto APT </w:t>
-            </w:r>
-            <w:proofErr w:type="gramStart"/>
-            <w:r>
-              <w:rPr>
-                <w:rFonts w:asciiTheme="minorHAnsi" w:eastAsiaTheme="minorEastAsia" w:hAnsiTheme="minorHAnsi" w:cstheme="minorBidi"/>
-                <w:color w:val="000000" w:themeColor="text1"/>
-                <w:lang w:eastAsia="es-CL"/>
-              </w:rPr>
-              <w:t>de acuerdo a</w:t>
-            </w:r>
-            <w:proofErr w:type="gramEnd"/>
-            <w:r>
-              <w:rPr>
-                <w:rFonts w:asciiTheme="minorHAnsi" w:eastAsiaTheme="minorEastAsia" w:hAnsiTheme="minorHAnsi" w:cstheme="minorBidi"/>
-                <w:color w:val="000000" w:themeColor="text1"/>
-                <w:lang w:eastAsia="es-CL"/>
-              </w:rPr>
-              <w:t xml:space="preserve"> estándares definidos por la disciplina.</w:t>
+              <w:t xml:space="preserve"> diseño del Proyecto APT de acuerdo a estándares definidos por la disciplina.</w:t>
             </w:r>
           </w:p>
         </w:tc>
@@ -9024,28 +8796,18 @@
                 <w:color w:val="000000" w:themeColor="text1"/>
                 <w:lang w:eastAsia="es-CL"/>
               </w:rPr>
-              <w:t xml:space="preserve">12.  </w:t>
-            </w:r>
+              <w:t xml:space="preserve">12.  Redacta el </w:t>
+            </w:r>
+            <w:proofErr w:type="spellStart"/>
             <w:r>
               <w:rPr>
                 <w:rFonts w:asciiTheme="minorHAnsi" w:eastAsiaTheme="minorEastAsia" w:hAnsiTheme="minorHAnsi" w:cstheme="minorBidi"/>
                 <w:color w:val="000000" w:themeColor="text1"/>
                 <w:lang w:eastAsia="es-CL"/>
               </w:rPr>
-              <w:t xml:space="preserve">Redacta el </w:t>
-            </w:r>
-            <w:proofErr w:type="spellStart"/>
-            <w:proofErr w:type="gramStart"/>
-            <w:r>
-              <w:rPr>
-                <w:rFonts w:asciiTheme="minorHAnsi" w:eastAsiaTheme="minorEastAsia" w:hAnsiTheme="minorHAnsi" w:cstheme="minorBidi"/>
-                <w:color w:val="000000" w:themeColor="text1"/>
-                <w:lang w:eastAsia="es-CL"/>
-              </w:rPr>
               <w:t>abstract</w:t>
             </w:r>
             <w:proofErr w:type="spellEnd"/>
-            <w:proofErr w:type="gramEnd"/>
             <w:r>
               <w:rPr>
                 <w:rFonts w:asciiTheme="minorHAnsi" w:eastAsiaTheme="minorEastAsia" w:hAnsiTheme="minorHAnsi" w:cstheme="minorBidi"/>
@@ -9310,6 +9072,5108 @@
         </w:tc>
       </w:tr>
     </w:tbl>
+    <w:p>
+      <w:pPr>
+        <w:rPr>
+          <w:rFonts w:asciiTheme="minorHAnsi" w:eastAsiaTheme="minorEastAsia" w:hAnsiTheme="minorHAnsi" w:cstheme="minorBidi"/>
+          <w:color w:val="000000"/>
+          <w:sz w:val="22"/>
+          <w:szCs w:val="22"/>
+          <w:u w:val="single"/>
+        </w:rPr>
+      </w:pPr>
+    </w:p>
+    <w:p>
+      <w:pPr>
+        <w:rPr>
+          <w:rFonts w:asciiTheme="minorHAnsi" w:eastAsiaTheme="minorEastAsia" w:hAnsiTheme="minorHAnsi" w:cstheme="minorBidi"/>
+          <w:color w:val="000000"/>
+          <w:sz w:val="22"/>
+          <w:szCs w:val="22"/>
+          <w:u w:val="single"/>
+        </w:rPr>
+      </w:pPr>
+    </w:p>
+    <w:p>
+      <w:pPr>
+        <w:rPr>
+          <w:rFonts w:asciiTheme="minorHAnsi" w:eastAsiaTheme="minorEastAsia" w:hAnsiTheme="minorHAnsi" w:cstheme="minorBidi"/>
+          <w:color w:val="000000"/>
+          <w:sz w:val="22"/>
+          <w:szCs w:val="22"/>
+          <w:u w:val="single"/>
+        </w:rPr>
+      </w:pPr>
+    </w:p>
+    <w:p>
+      <w:pPr>
+        <w:rPr>
+          <w:rFonts w:asciiTheme="minorHAnsi" w:eastAsiaTheme="minorEastAsia" w:hAnsiTheme="minorHAnsi" w:cstheme="minorBidi"/>
+          <w:color w:val="000000"/>
+          <w:sz w:val="22"/>
+          <w:szCs w:val="22"/>
+          <w:u w:val="single"/>
+        </w:rPr>
+      </w:pPr>
+    </w:p>
+    <w:p>
+      <w:pPr>
+        <w:rPr>
+          <w:rFonts w:asciiTheme="minorHAnsi" w:eastAsiaTheme="minorEastAsia" w:hAnsiTheme="minorHAnsi" w:cstheme="minorBidi"/>
+          <w:color w:val="000000"/>
+          <w:sz w:val="22"/>
+          <w:szCs w:val="22"/>
+          <w:u w:val="single"/>
+        </w:rPr>
+      </w:pPr>
+    </w:p>
+    <w:p>
+      <w:pPr>
+        <w:rPr>
+          <w:rFonts w:asciiTheme="minorHAnsi" w:eastAsiaTheme="minorEastAsia" w:hAnsiTheme="minorHAnsi" w:cstheme="minorBidi"/>
+          <w:color w:val="000000"/>
+          <w:sz w:val="22"/>
+          <w:szCs w:val="22"/>
+          <w:u w:val="single"/>
+        </w:rPr>
+      </w:pPr>
+    </w:p>
+    <w:p>
+      <w:pPr>
+        <w:rPr>
+          <w:rFonts w:asciiTheme="minorHAnsi" w:eastAsiaTheme="minorEastAsia" w:hAnsiTheme="minorHAnsi" w:cstheme="minorBidi"/>
+          <w:color w:val="000000"/>
+          <w:sz w:val="22"/>
+          <w:szCs w:val="22"/>
+          <w:u w:val="single"/>
+        </w:rPr>
+      </w:pPr>
+    </w:p>
+    <w:p>
+      <w:pPr>
+        <w:rPr>
+          <w:rFonts w:asciiTheme="minorHAnsi" w:eastAsiaTheme="minorEastAsia" w:hAnsiTheme="minorHAnsi" w:cstheme="minorBidi"/>
+          <w:color w:val="000000"/>
+          <w:sz w:val="22"/>
+          <w:szCs w:val="22"/>
+          <w:u w:val="single"/>
+        </w:rPr>
+      </w:pPr>
+    </w:p>
+    <w:p>
+      <w:pPr>
+        <w:rPr>
+          <w:rFonts w:asciiTheme="minorHAnsi" w:eastAsiaTheme="minorEastAsia" w:hAnsiTheme="minorHAnsi" w:cstheme="minorBidi"/>
+          <w:color w:val="000000"/>
+          <w:sz w:val="22"/>
+          <w:szCs w:val="22"/>
+          <w:u w:val="single"/>
+        </w:rPr>
+      </w:pPr>
+    </w:p>
+    <w:p>
+      <w:pPr>
+        <w:rPr>
+          <w:rFonts w:asciiTheme="minorHAnsi" w:eastAsiaTheme="minorEastAsia" w:hAnsiTheme="minorHAnsi" w:cstheme="minorBidi"/>
+          <w:color w:val="000000"/>
+          <w:sz w:val="22"/>
+          <w:szCs w:val="22"/>
+          <w:u w:val="single"/>
+        </w:rPr>
+      </w:pPr>
+    </w:p>
+    <w:p>
+      <w:pPr>
+        <w:rPr>
+          <w:rFonts w:asciiTheme="minorHAnsi" w:eastAsiaTheme="minorEastAsia" w:hAnsiTheme="minorHAnsi" w:cstheme="minorBidi"/>
+          <w:color w:val="000000"/>
+          <w:sz w:val="22"/>
+          <w:szCs w:val="22"/>
+          <w:u w:val="single"/>
+        </w:rPr>
+      </w:pPr>
+    </w:p>
+    <w:p>
+      <w:pPr>
+        <w:rPr>
+          <w:rFonts w:asciiTheme="minorHAnsi" w:eastAsiaTheme="minorEastAsia" w:hAnsiTheme="minorHAnsi" w:cstheme="minorBidi"/>
+          <w:color w:val="000000"/>
+          <w:sz w:val="22"/>
+          <w:szCs w:val="22"/>
+          <w:u w:val="single"/>
+        </w:rPr>
+      </w:pPr>
+    </w:p>
+    <w:p>
+      <w:pPr>
+        <w:rPr>
+          <w:rFonts w:asciiTheme="minorHAnsi" w:eastAsiaTheme="minorEastAsia" w:hAnsiTheme="minorHAnsi" w:cstheme="minorBidi"/>
+          <w:color w:val="000000"/>
+          <w:sz w:val="22"/>
+          <w:szCs w:val="22"/>
+          <w:u w:val="single"/>
+        </w:rPr>
+      </w:pPr>
+    </w:p>
+    <w:p>
+      <w:pPr>
+        <w:rPr>
+          <w:rFonts w:asciiTheme="minorHAnsi" w:eastAsiaTheme="minorEastAsia" w:hAnsiTheme="minorHAnsi" w:cstheme="minorBidi"/>
+          <w:color w:val="000000"/>
+          <w:sz w:val="22"/>
+          <w:szCs w:val="22"/>
+          <w:u w:val="single"/>
+        </w:rPr>
+      </w:pPr>
+    </w:p>
+    <w:p>
+      <w:pPr>
+        <w:rPr>
+          <w:rFonts w:asciiTheme="minorHAnsi" w:eastAsiaTheme="minorEastAsia" w:hAnsiTheme="minorHAnsi" w:cstheme="minorBidi"/>
+          <w:color w:val="000000"/>
+          <w:sz w:val="22"/>
+          <w:szCs w:val="22"/>
+          <w:u w:val="single"/>
+        </w:rPr>
+      </w:pPr>
+    </w:p>
+    <w:p>
+      <w:pPr>
+        <w:rPr>
+          <w:rFonts w:asciiTheme="minorHAnsi" w:eastAsiaTheme="minorEastAsia" w:hAnsiTheme="minorHAnsi" w:cstheme="minorBidi"/>
+          <w:color w:val="000000"/>
+          <w:sz w:val="22"/>
+          <w:szCs w:val="22"/>
+          <w:u w:val="single"/>
+        </w:rPr>
+      </w:pPr>
+    </w:p>
+    <w:p>
+      <w:pPr>
+        <w:rPr>
+          <w:rFonts w:asciiTheme="minorHAnsi" w:eastAsiaTheme="minorEastAsia" w:hAnsiTheme="minorHAnsi" w:cstheme="minorBidi"/>
+          <w:color w:val="000000"/>
+          <w:sz w:val="22"/>
+          <w:szCs w:val="22"/>
+          <w:u w:val="single"/>
+        </w:rPr>
+      </w:pPr>
+    </w:p>
+    <w:p>
+      <w:pPr>
+        <w:rPr>
+          <w:rFonts w:asciiTheme="minorHAnsi" w:eastAsiaTheme="minorEastAsia" w:hAnsiTheme="minorHAnsi" w:cstheme="minorBidi"/>
+          <w:color w:val="000000"/>
+          <w:sz w:val="22"/>
+          <w:szCs w:val="22"/>
+          <w:u w:val="single"/>
+        </w:rPr>
+      </w:pPr>
+    </w:p>
+    <w:p>
+      <w:pPr>
+        <w:rPr>
+          <w:rFonts w:asciiTheme="minorHAnsi" w:eastAsiaTheme="minorEastAsia" w:hAnsiTheme="minorHAnsi" w:cstheme="minorBidi"/>
+          <w:color w:val="000000"/>
+          <w:sz w:val="22"/>
+          <w:szCs w:val="22"/>
+          <w:u w:val="single"/>
+        </w:rPr>
+      </w:pPr>
+    </w:p>
+    <w:p>
+      <w:pPr>
+        <w:rPr>
+          <w:rFonts w:asciiTheme="minorHAnsi" w:eastAsiaTheme="minorEastAsia" w:hAnsiTheme="minorHAnsi" w:cstheme="minorBidi"/>
+          <w:color w:val="000000"/>
+          <w:sz w:val="22"/>
+          <w:szCs w:val="22"/>
+          <w:u w:val="single"/>
+        </w:rPr>
+      </w:pPr>
+    </w:p>
+    <w:p>
+      <w:pPr>
+        <w:rPr>
+          <w:rFonts w:asciiTheme="minorHAnsi" w:eastAsiaTheme="minorEastAsia" w:hAnsiTheme="minorHAnsi" w:cstheme="minorBidi"/>
+          <w:color w:val="000000"/>
+          <w:sz w:val="22"/>
+          <w:szCs w:val="22"/>
+          <w:u w:val="single"/>
+        </w:rPr>
+      </w:pPr>
+    </w:p>
+    <w:p>
+      <w:pPr>
+        <w:rPr>
+          <w:rFonts w:asciiTheme="minorHAnsi" w:eastAsiaTheme="minorEastAsia" w:hAnsiTheme="minorHAnsi" w:cstheme="minorBidi"/>
+          <w:color w:val="000000"/>
+          <w:sz w:val="22"/>
+          <w:szCs w:val="22"/>
+          <w:u w:val="single"/>
+        </w:rPr>
+      </w:pPr>
+    </w:p>
+    <w:p>
+      <w:pPr>
+        <w:rPr>
+          <w:rFonts w:asciiTheme="minorHAnsi" w:eastAsiaTheme="minorEastAsia" w:hAnsiTheme="minorHAnsi" w:cstheme="minorBidi"/>
+          <w:color w:val="000000"/>
+          <w:sz w:val="22"/>
+          <w:szCs w:val="22"/>
+          <w:u w:val="single"/>
+        </w:rPr>
+      </w:pPr>
+    </w:p>
+    <w:p>
+      <w:pPr>
+        <w:rPr>
+          <w:rFonts w:asciiTheme="minorHAnsi" w:eastAsiaTheme="minorEastAsia" w:hAnsiTheme="minorHAnsi" w:cstheme="minorBidi"/>
+          <w:color w:val="000000"/>
+          <w:sz w:val="22"/>
+          <w:szCs w:val="22"/>
+          <w:u w:val="single"/>
+        </w:rPr>
+      </w:pPr>
+    </w:p>
+    <w:p>
+      <w:pPr>
+        <w:rPr>
+          <w:rFonts w:asciiTheme="minorHAnsi" w:eastAsiaTheme="minorEastAsia" w:hAnsiTheme="minorHAnsi" w:cstheme="minorBidi"/>
+          <w:color w:val="000000"/>
+          <w:sz w:val="22"/>
+          <w:szCs w:val="22"/>
+          <w:u w:val="single"/>
+        </w:rPr>
+      </w:pPr>
+    </w:p>
+    <w:p>
+      <w:pPr>
+        <w:rPr>
+          <w:rFonts w:ascii="Calibri" w:eastAsia="Calibri" w:hAnsi="Calibri" w:cs="Calibri"/>
+          <w:sz w:val="22"/>
+          <w:szCs w:val="22"/>
+          <w:u w:val="single"/>
+        </w:rPr>
+      </w:pPr>
+    </w:p>
+    <w:p>
+      <w:pPr>
+        <w:jc w:val="center"/>
+        <w:rPr>
+          <w:rFonts w:ascii="Calibri" w:eastAsia="Calibri" w:hAnsi="Calibri" w:cs="Calibri"/>
+          <w:sz w:val="24"/>
+          <w:szCs w:val="24"/>
+        </w:rPr>
+      </w:pPr>
+      <w:r>
+        <w:rPr>
+          <w:rFonts w:ascii="Calibri" w:eastAsia="Calibri" w:hAnsi="Calibri" w:cs="Calibri"/>
+          <w:sz w:val="24"/>
+          <w:szCs w:val="24"/>
+        </w:rPr>
+        <w:t xml:space="preserve">Proyecto </w:t>
+      </w:r>
+      <w:proofErr w:type="spellStart"/>
+      <w:r>
+        <w:rPr>
+          <w:rFonts w:ascii="Calibri" w:eastAsia="Calibri" w:hAnsi="Calibri" w:cs="Calibri"/>
+          <w:sz w:val="24"/>
+          <w:szCs w:val="24"/>
+        </w:rPr>
+        <w:t>AgeCare</w:t>
+      </w:r>
+      <w:proofErr w:type="spellEnd"/>
+      <w:r>
+        <w:rPr>
+          <w:rFonts w:ascii="Calibri" w:eastAsia="Calibri" w:hAnsi="Calibri" w:cs="Calibri"/>
+          <w:sz w:val="24"/>
+          <w:szCs w:val="24"/>
+        </w:rPr>
+        <w:t xml:space="preserve"> (Administración)</w:t>
+      </w:r>
+    </w:p>
+    <w:p>
+      <w:pPr>
+        <w:jc w:val="center"/>
+        <w:rPr>
+          <w:rFonts w:ascii="Calibri" w:eastAsia="Calibri" w:hAnsi="Calibri" w:cs="Calibri"/>
+          <w:sz w:val="24"/>
+          <w:szCs w:val="24"/>
+        </w:rPr>
+      </w:pPr>
+    </w:p>
+    <w:p>
+      <w:pPr>
+        <w:jc w:val="center"/>
+        <w:rPr>
+          <w:rFonts w:ascii="Calibri" w:eastAsia="Calibri" w:hAnsi="Calibri" w:cs="Calibri"/>
+          <w:sz w:val="24"/>
+          <w:szCs w:val="24"/>
+        </w:rPr>
+      </w:pPr>
+    </w:p>
+    <w:p>
+      <w:pPr>
+        <w:jc w:val="center"/>
+        <w:rPr>
+          <w:rFonts w:ascii="Calibri" w:eastAsia="Calibri" w:hAnsi="Calibri" w:cs="Calibri"/>
+          <w:sz w:val="24"/>
+          <w:szCs w:val="24"/>
+        </w:rPr>
+      </w:pPr>
+    </w:p>
+    <w:p>
+      <w:pPr>
+        <w:jc w:val="center"/>
+        <w:rPr>
+          <w:rFonts w:ascii="Calibri" w:eastAsia="Calibri" w:hAnsi="Calibri" w:cs="Calibri"/>
+          <w:sz w:val="24"/>
+          <w:szCs w:val="24"/>
+        </w:rPr>
+      </w:pPr>
+    </w:p>
+    <w:p>
+      <w:pPr>
+        <w:jc w:val="center"/>
+        <w:rPr>
+          <w:rFonts w:ascii="Calibri" w:eastAsia="Calibri" w:hAnsi="Calibri" w:cs="Calibri"/>
+          <w:sz w:val="24"/>
+          <w:szCs w:val="24"/>
+        </w:rPr>
+      </w:pPr>
+    </w:p>
+    <w:p>
+      <w:pPr>
+        <w:jc w:val="center"/>
+        <w:rPr>
+          <w:rFonts w:ascii="Calibri" w:eastAsia="Calibri" w:hAnsi="Calibri" w:cs="Calibri"/>
+          <w:sz w:val="24"/>
+          <w:szCs w:val="24"/>
+        </w:rPr>
+      </w:pPr>
+    </w:p>
+    <w:p>
+      <w:pPr>
+        <w:jc w:val="center"/>
+        <w:rPr>
+          <w:rFonts w:ascii="Calibri" w:eastAsia="Calibri" w:hAnsi="Calibri" w:cs="Calibri"/>
+          <w:sz w:val="24"/>
+          <w:szCs w:val="24"/>
+        </w:rPr>
+      </w:pPr>
+    </w:p>
+    <w:p>
+      <w:pPr>
+        <w:jc w:val="center"/>
+        <w:rPr>
+          <w:rFonts w:ascii="Calibri" w:eastAsia="Calibri" w:hAnsi="Calibri" w:cs="Calibri"/>
+          <w:sz w:val="24"/>
+          <w:szCs w:val="24"/>
+        </w:rPr>
+      </w:pPr>
+    </w:p>
+    <w:p>
+      <w:pPr>
+        <w:jc w:val="center"/>
+        <w:rPr>
+          <w:rFonts w:ascii="Calibri" w:eastAsia="Calibri" w:hAnsi="Calibri" w:cs="Calibri"/>
+          <w:sz w:val="24"/>
+          <w:szCs w:val="24"/>
+        </w:rPr>
+      </w:pPr>
+    </w:p>
+    <w:p>
+      <w:pPr>
+        <w:jc w:val="center"/>
+        <w:rPr>
+          <w:rFonts w:ascii="Calibri" w:eastAsia="Calibri" w:hAnsi="Calibri" w:cs="Calibri"/>
+          <w:sz w:val="24"/>
+          <w:szCs w:val="24"/>
+        </w:rPr>
+      </w:pPr>
+    </w:p>
+    <w:p>
+      <w:pPr>
+        <w:jc w:val="center"/>
+        <w:rPr>
+          <w:rFonts w:ascii="Calibri" w:eastAsia="Calibri" w:hAnsi="Calibri" w:cs="Calibri"/>
+          <w:sz w:val="24"/>
+          <w:szCs w:val="24"/>
+        </w:rPr>
+      </w:pPr>
+    </w:p>
+    <w:p>
+      <w:pPr>
+        <w:jc w:val="center"/>
+        <w:rPr>
+          <w:rFonts w:ascii="Calibri" w:eastAsia="Calibri" w:hAnsi="Calibri" w:cs="Calibri"/>
+          <w:sz w:val="24"/>
+          <w:szCs w:val="24"/>
+        </w:rPr>
+      </w:pPr>
+    </w:p>
+    <w:p>
+      <w:pPr>
+        <w:jc w:val="center"/>
+        <w:rPr>
+          <w:rFonts w:ascii="Calibri" w:eastAsia="Calibri" w:hAnsi="Calibri" w:cs="Calibri"/>
+          <w:sz w:val="24"/>
+          <w:szCs w:val="24"/>
+        </w:rPr>
+      </w:pPr>
+    </w:p>
+    <w:p>
+      <w:pPr>
+        <w:jc w:val="center"/>
+        <w:rPr>
+          <w:rFonts w:ascii="Calibri" w:eastAsia="Calibri" w:hAnsi="Calibri" w:cs="Calibri"/>
+          <w:sz w:val="24"/>
+          <w:szCs w:val="24"/>
+        </w:rPr>
+      </w:pPr>
+    </w:p>
+    <w:p>
+      <w:pPr>
+        <w:jc w:val="center"/>
+        <w:rPr>
+          <w:rFonts w:ascii="Calibri" w:eastAsia="Calibri" w:hAnsi="Calibri" w:cs="Calibri"/>
+          <w:sz w:val="24"/>
+          <w:szCs w:val="24"/>
+        </w:rPr>
+      </w:pPr>
+    </w:p>
+    <w:p>
+      <w:pPr>
+        <w:jc w:val="center"/>
+        <w:rPr>
+          <w:rFonts w:ascii="Calibri" w:eastAsia="Calibri" w:hAnsi="Calibri" w:cs="Calibri"/>
+          <w:sz w:val="24"/>
+          <w:szCs w:val="24"/>
+        </w:rPr>
+      </w:pPr>
+    </w:p>
+    <w:p>
+      <w:pPr>
+        <w:jc w:val="center"/>
+        <w:rPr>
+          <w:rFonts w:ascii="Calibri" w:eastAsia="Calibri" w:hAnsi="Calibri" w:cs="Calibri"/>
+          <w:sz w:val="24"/>
+          <w:szCs w:val="24"/>
+        </w:rPr>
+      </w:pPr>
+    </w:p>
+    <w:p>
+      <w:pPr>
+        <w:rPr>
+          <w:rFonts w:ascii="Calibri" w:eastAsia="Calibri" w:hAnsi="Calibri" w:cs="Calibri"/>
+          <w:sz w:val="24"/>
+          <w:szCs w:val="24"/>
+        </w:rPr>
+      </w:pPr>
+    </w:p>
+    <w:p>
+      <w:pPr>
+        <w:rPr>
+          <w:rFonts w:ascii="Calibri" w:eastAsia="Calibri" w:hAnsi="Calibri" w:cs="Calibri"/>
+          <w:sz w:val="24"/>
+          <w:szCs w:val="24"/>
+        </w:rPr>
+      </w:pPr>
+    </w:p>
+    <w:p>
+      <w:pPr>
+        <w:rPr>
+          <w:rFonts w:ascii="Calibri" w:eastAsia="Calibri" w:hAnsi="Calibri" w:cs="Calibri"/>
+          <w:sz w:val="24"/>
+          <w:szCs w:val="24"/>
+        </w:rPr>
+      </w:pPr>
+    </w:p>
+    <w:p>
+      <w:pPr>
+        <w:rPr>
+          <w:rFonts w:ascii="Calibri" w:eastAsia="Calibri" w:hAnsi="Calibri" w:cs="Calibri"/>
+          <w:sz w:val="24"/>
+          <w:szCs w:val="24"/>
+        </w:rPr>
+      </w:pPr>
+    </w:p>
+    <w:p>
+      <w:pPr>
+        <w:rPr>
+          <w:rFonts w:ascii="Calibri" w:eastAsia="Calibri" w:hAnsi="Calibri" w:cs="Calibri"/>
+          <w:sz w:val="24"/>
+          <w:szCs w:val="24"/>
+        </w:rPr>
+      </w:pPr>
+    </w:p>
+    <w:p>
+      <w:pPr>
+        <w:rPr>
+          <w:rFonts w:ascii="Calibri" w:eastAsia="Calibri" w:hAnsi="Calibri" w:cs="Calibri"/>
+          <w:sz w:val="24"/>
+          <w:szCs w:val="24"/>
+        </w:rPr>
+      </w:pPr>
+    </w:p>
+    <w:p>
+      <w:pPr>
+        <w:rPr>
+          <w:rFonts w:ascii="Calibri" w:eastAsia="Calibri" w:hAnsi="Calibri" w:cs="Calibri"/>
+          <w:sz w:val="24"/>
+          <w:szCs w:val="24"/>
+        </w:rPr>
+      </w:pPr>
+    </w:p>
+    <w:p>
+      <w:pPr>
+        <w:rPr>
+          <w:rFonts w:ascii="Calibri" w:eastAsia="Calibri" w:hAnsi="Calibri" w:cs="Calibri"/>
+          <w:sz w:val="24"/>
+          <w:szCs w:val="24"/>
+        </w:rPr>
+      </w:pPr>
+    </w:p>
+    <w:p>
+      <w:pPr>
+        <w:rPr>
+          <w:rFonts w:ascii="Calibri" w:eastAsia="Calibri" w:hAnsi="Calibri" w:cs="Calibri"/>
+          <w:sz w:val="24"/>
+          <w:szCs w:val="24"/>
+        </w:rPr>
+      </w:pPr>
+      <w:r>
+        <w:rPr>
+          <w:rFonts w:ascii="Calibri" w:eastAsia="Calibri" w:hAnsi="Calibri" w:cs="Calibri"/>
+          <w:sz w:val="24"/>
+          <w:szCs w:val="24"/>
+        </w:rPr>
+        <w:t>Asignatura: PTY4614_004D</w:t>
+      </w:r>
+    </w:p>
+    <w:p>
+      <w:pPr>
+        <w:rPr>
+          <w:rFonts w:ascii="Calibri" w:eastAsia="Calibri" w:hAnsi="Calibri" w:cs="Calibri"/>
+          <w:sz w:val="24"/>
+          <w:szCs w:val="24"/>
+        </w:rPr>
+      </w:pPr>
+      <w:r>
+        <w:rPr>
+          <w:rFonts w:ascii="Calibri" w:eastAsia="Calibri" w:hAnsi="Calibri" w:cs="Calibri"/>
+          <w:sz w:val="24"/>
+          <w:szCs w:val="24"/>
+        </w:rPr>
+        <w:t>Docente: Luis Alberto Bravo Yanes</w:t>
+      </w:r>
+    </w:p>
+    <w:p>
+      <w:pPr>
+        <w:rPr>
+          <w:rFonts w:ascii="Calibri" w:eastAsia="Calibri" w:hAnsi="Calibri" w:cs="Calibri"/>
+          <w:sz w:val="24"/>
+          <w:szCs w:val="24"/>
+        </w:rPr>
+      </w:pPr>
+      <w:r>
+        <w:rPr>
+          <w:rFonts w:ascii="Calibri" w:eastAsia="Calibri" w:hAnsi="Calibri" w:cs="Calibri"/>
+          <w:sz w:val="24"/>
+          <w:szCs w:val="24"/>
+        </w:rPr>
+        <w:t>Estudiantes: Lucas Barros, Alexis Escobar</w:t>
+      </w:r>
+    </w:p>
+    <w:p>
+      <w:pPr>
+        <w:rPr>
+          <w:rFonts w:ascii="Calibri" w:eastAsia="Calibri" w:hAnsi="Calibri" w:cs="Calibri"/>
+          <w:sz w:val="24"/>
+          <w:szCs w:val="24"/>
+        </w:rPr>
+      </w:pPr>
+    </w:p>
+    <w:p>
+      <w:pPr>
+        <w:rPr>
+          <w:rFonts w:ascii="Calibri" w:eastAsia="Calibri" w:hAnsi="Calibri" w:cs="Calibri"/>
+          <w:sz w:val="24"/>
+          <w:szCs w:val="24"/>
+        </w:rPr>
+      </w:pPr>
+    </w:p>
+    <w:p>
+      <w:pPr>
+        <w:rPr>
+          <w:rFonts w:ascii="Calibri" w:eastAsia="Calibri" w:hAnsi="Calibri" w:cs="Calibri"/>
+          <w:sz w:val="24"/>
+          <w:szCs w:val="24"/>
+        </w:rPr>
+      </w:pPr>
+      <w:r>
+        <w:rPr>
+          <w:rFonts w:ascii="Calibri" w:eastAsia="Calibri" w:hAnsi="Calibri" w:cs="Calibri"/>
+          <w:sz w:val="24"/>
+          <w:szCs w:val="24"/>
+        </w:rPr>
+        <w:lastRenderedPageBreak/>
+        <w:t>Índice</w:t>
+      </w:r>
+    </w:p>
+    <w:sdt>
+      <w:sdtPr>
+        <w:id w:val="1322458546"/>
+        <w:docPartObj>
+          <w:docPartGallery w:val="Table of Contents"/>
+          <w:docPartUnique/>
+        </w:docPartObj>
+      </w:sdtPr>
+      <w:sdtContent>
+        <w:p>
+          <w:pPr>
+            <w:widowControl w:val="0"/>
+            <w:tabs>
+              <w:tab w:val="right" w:leader="dot" w:pos="12000"/>
+            </w:tabs>
+            <w:spacing w:before="60"/>
+            <w:rPr>
+              <w:b/>
+              <w:bCs/>
+              <w:color w:val="000000"/>
+            </w:rPr>
+          </w:pPr>
+          <w:r>
+            <w:fldChar w:fldCharType="begin"/>
+          </w:r>
+          <w:r>
+            <w:instrText xml:space="preserve"> TOC \h \u \z \t "Heading 1,1,Heading 2,2,Heading 3,3,Heading 4,4,Heading 5,5,Heading 6,6,"</w:instrText>
+          </w:r>
+          <w:r>
+            <w:fldChar w:fldCharType="separate"/>
+          </w:r>
+          <w:hyperlink w:anchor="_heading=h.49ovu73v7hif">
+            <w:r>
+              <w:rPr>
+                <w:rFonts w:ascii="Calibri" w:eastAsia="Calibri" w:hAnsi="Calibri" w:cs="Calibri"/>
+                <w:color w:val="000000"/>
+                <w:sz w:val="24"/>
+                <w:szCs w:val="24"/>
+              </w:rPr>
+              <w:t>1. Descripción del Proyecto APT y Justificación Laboral</w:t>
+            </w:r>
+            <w:r>
+              <w:rPr>
+                <w:rFonts w:ascii="Calibri" w:eastAsia="Calibri" w:hAnsi="Calibri" w:cs="Calibri"/>
+                <w:color w:val="000000"/>
+                <w:sz w:val="24"/>
+                <w:szCs w:val="24"/>
+              </w:rPr>
+              <w:tab/>
+              <w:t>13</w:t>
+            </w:r>
+          </w:hyperlink>
+        </w:p>
+        <w:p>
+          <w:pPr>
+            <w:widowControl w:val="0"/>
+            <w:tabs>
+              <w:tab w:val="right" w:leader="dot" w:pos="12000"/>
+            </w:tabs>
+            <w:spacing w:before="60"/>
+            <w:rPr>
+              <w:b/>
+              <w:bCs/>
+              <w:color w:val="000000"/>
+            </w:rPr>
+          </w:pPr>
+          <w:hyperlink w:anchor="_heading=h.gh3tup3i89c8">
+            <w:r>
+              <w:rPr>
+                <w:rFonts w:ascii="Calibri" w:eastAsia="Calibri" w:hAnsi="Calibri" w:cs="Calibri"/>
+                <w:color w:val="000000"/>
+                <w:sz w:val="24"/>
+                <w:szCs w:val="24"/>
+              </w:rPr>
+              <w:t>2. Relación del Proyecto APT con las Competencias del Perfil de Egreso</w:t>
+            </w:r>
+            <w:r>
+              <w:rPr>
+                <w:rFonts w:ascii="Calibri" w:eastAsia="Calibri" w:hAnsi="Calibri" w:cs="Calibri"/>
+                <w:color w:val="000000"/>
+                <w:sz w:val="24"/>
+                <w:szCs w:val="24"/>
+              </w:rPr>
+              <w:tab/>
+              <w:t>13</w:t>
+            </w:r>
+          </w:hyperlink>
+        </w:p>
+        <w:p>
+          <w:pPr>
+            <w:widowControl w:val="0"/>
+            <w:tabs>
+              <w:tab w:val="right" w:leader="dot" w:pos="12000"/>
+            </w:tabs>
+            <w:spacing w:before="60"/>
+            <w:rPr>
+              <w:b/>
+              <w:bCs/>
+              <w:color w:val="000000"/>
+            </w:rPr>
+          </w:pPr>
+          <w:hyperlink w:anchor="_heading=h.4t6h322n4oy9">
+            <w:r>
+              <w:rPr>
+                <w:rFonts w:ascii="Calibri" w:eastAsia="Calibri" w:hAnsi="Calibri" w:cs="Calibri"/>
+                <w:color w:val="000000"/>
+                <w:sz w:val="24"/>
+                <w:szCs w:val="24"/>
+              </w:rPr>
+              <w:t>4. Factibilidad de Realización en el Marco de la Asignatura</w:t>
+            </w:r>
+            <w:r>
+              <w:rPr>
+                <w:rFonts w:ascii="Calibri" w:eastAsia="Calibri" w:hAnsi="Calibri" w:cs="Calibri"/>
+                <w:color w:val="000000"/>
+                <w:sz w:val="24"/>
+                <w:szCs w:val="24"/>
+              </w:rPr>
+              <w:tab/>
+              <w:t>15</w:t>
+            </w:r>
+          </w:hyperlink>
+        </w:p>
+        <w:p>
+          <w:pPr>
+            <w:widowControl w:val="0"/>
+            <w:tabs>
+              <w:tab w:val="right" w:leader="dot" w:pos="12000"/>
+            </w:tabs>
+            <w:spacing w:before="60"/>
+            <w:rPr>
+              <w:b/>
+              <w:bCs/>
+              <w:color w:val="000000"/>
+            </w:rPr>
+          </w:pPr>
+          <w:hyperlink w:anchor="_heading=h.qq1rsdaxg19h">
+            <w:r>
+              <w:rPr>
+                <w:rFonts w:ascii="Calibri" w:eastAsia="Calibri" w:hAnsi="Calibri" w:cs="Calibri"/>
+                <w:color w:val="000000"/>
+                <w:sz w:val="24"/>
+                <w:szCs w:val="24"/>
+              </w:rPr>
+              <w:t>5. Formulación de Objetivos</w:t>
+            </w:r>
+            <w:r>
+              <w:rPr>
+                <w:rFonts w:ascii="Calibri" w:eastAsia="Calibri" w:hAnsi="Calibri" w:cs="Calibri"/>
+                <w:color w:val="000000"/>
+                <w:sz w:val="24"/>
+                <w:szCs w:val="24"/>
+              </w:rPr>
+              <w:tab/>
+              <w:t>16</w:t>
+            </w:r>
+          </w:hyperlink>
+        </w:p>
+        <w:p>
+          <w:pPr>
+            <w:widowControl w:val="0"/>
+            <w:tabs>
+              <w:tab w:val="right" w:leader="dot" w:pos="12000"/>
+            </w:tabs>
+            <w:spacing w:before="60"/>
+            <w:rPr>
+              <w:b/>
+              <w:bCs/>
+              <w:color w:val="000000"/>
+            </w:rPr>
+          </w:pPr>
+          <w:hyperlink w:anchor="_heading=h.vs3mpvx0tyon">
+            <w:r>
+              <w:rPr>
+                <w:rFonts w:ascii="Calibri" w:eastAsia="Calibri" w:hAnsi="Calibri" w:cs="Calibri"/>
+                <w:color w:val="000000"/>
+                <w:sz w:val="24"/>
+                <w:szCs w:val="24"/>
+              </w:rPr>
+              <w:t>6. Propuesta Metodológica de Trabajo</w:t>
+            </w:r>
+            <w:r>
+              <w:rPr>
+                <w:rFonts w:ascii="Calibri" w:eastAsia="Calibri" w:hAnsi="Calibri" w:cs="Calibri"/>
+                <w:color w:val="000000"/>
+                <w:sz w:val="24"/>
+                <w:szCs w:val="24"/>
+              </w:rPr>
+              <w:tab/>
+              <w:t>16</w:t>
+            </w:r>
+          </w:hyperlink>
+        </w:p>
+        <w:p>
+          <w:pPr>
+            <w:widowControl w:val="0"/>
+            <w:tabs>
+              <w:tab w:val="right" w:leader="dot" w:pos="12000"/>
+            </w:tabs>
+            <w:spacing w:before="60"/>
+            <w:rPr>
+              <w:b/>
+              <w:bCs/>
+              <w:color w:val="000000"/>
+            </w:rPr>
+          </w:pPr>
+          <w:hyperlink w:anchor="_heading=h.vtcghzusjqzk">
+            <w:r>
+              <w:rPr>
+                <w:rFonts w:ascii="Calibri" w:eastAsia="Calibri" w:hAnsi="Calibri" w:cs="Calibri"/>
+                <w:color w:val="000000"/>
+                <w:sz w:val="24"/>
+                <w:szCs w:val="24"/>
+              </w:rPr>
+              <w:t>7. Plan de Trabajo: Recursos, Duración, Facilitadores y Obstaculizadores</w:t>
+            </w:r>
+            <w:r>
+              <w:rPr>
+                <w:rFonts w:ascii="Calibri" w:eastAsia="Calibri" w:hAnsi="Calibri" w:cs="Calibri"/>
+                <w:color w:val="000000"/>
+                <w:sz w:val="24"/>
+                <w:szCs w:val="24"/>
+              </w:rPr>
+              <w:tab/>
+              <w:t>18</w:t>
+            </w:r>
+          </w:hyperlink>
+        </w:p>
+        <w:p>
+          <w:pPr>
+            <w:widowControl w:val="0"/>
+            <w:tabs>
+              <w:tab w:val="right" w:leader="dot" w:pos="12000"/>
+            </w:tabs>
+            <w:spacing w:before="60"/>
+            <w:rPr>
+              <w:b/>
+              <w:bCs/>
+              <w:color w:val="000000"/>
+            </w:rPr>
+          </w:pPr>
+          <w:hyperlink w:anchor="_heading=h.978tg8w42xip">
+            <w:r>
+              <w:rPr>
+                <w:rFonts w:ascii="Calibri" w:eastAsia="Calibri" w:hAnsi="Calibri" w:cs="Calibri"/>
+                <w:color w:val="000000"/>
+                <w:sz w:val="24"/>
+                <w:szCs w:val="24"/>
+              </w:rPr>
+              <w:t>8. Propuesta de Evidencias de Logro</w:t>
+            </w:r>
+            <w:r>
+              <w:rPr>
+                <w:rFonts w:ascii="Calibri" w:eastAsia="Calibri" w:hAnsi="Calibri" w:cs="Calibri"/>
+                <w:color w:val="000000"/>
+                <w:sz w:val="24"/>
+                <w:szCs w:val="24"/>
+              </w:rPr>
+              <w:tab/>
+              <w:t>19</w:t>
+            </w:r>
+          </w:hyperlink>
+        </w:p>
+        <w:p>
+          <w:pPr>
+            <w:widowControl w:val="0"/>
+            <w:tabs>
+              <w:tab w:val="right" w:leader="dot" w:pos="12000"/>
+            </w:tabs>
+            <w:spacing w:before="60"/>
+            <w:rPr>
+              <w:b/>
+              <w:bCs/>
+              <w:color w:val="000000"/>
+            </w:rPr>
+          </w:pPr>
+          <w:hyperlink w:anchor="_heading=h.5gkebk4fam85">
+            <w:r>
+              <w:rPr>
+                <w:rFonts w:ascii="Calibri" w:eastAsia="Calibri" w:hAnsi="Calibri" w:cs="Calibri"/>
+                <w:color w:val="000000"/>
+                <w:sz w:val="24"/>
+                <w:szCs w:val="24"/>
+              </w:rPr>
+              <w:t>9. Indicadores de Calidad Disciplinarios Seleccionados</w:t>
+            </w:r>
+            <w:r>
+              <w:rPr>
+                <w:rFonts w:ascii="Calibri" w:eastAsia="Calibri" w:hAnsi="Calibri" w:cs="Calibri"/>
+                <w:color w:val="000000"/>
+                <w:sz w:val="24"/>
+                <w:szCs w:val="24"/>
+              </w:rPr>
+              <w:tab/>
+              <w:t>20</w:t>
+            </w:r>
+          </w:hyperlink>
+          <w:r>
+            <w:fldChar w:fldCharType="end"/>
+          </w:r>
+        </w:p>
+      </w:sdtContent>
+    </w:sdt>
+    <w:p>
+      <w:pPr>
+        <w:spacing w:line="360" w:lineRule="auto"/>
+        <w:jc w:val="both"/>
+        <w:rPr>
+          <w:rFonts w:ascii="Calibri" w:eastAsia="Calibri" w:hAnsi="Calibri" w:cs="Calibri"/>
+          <w:sz w:val="24"/>
+          <w:szCs w:val="24"/>
+        </w:rPr>
+      </w:pPr>
+      <w:r>
+        <w:br w:type="page"/>
+      </w:r>
+    </w:p>
+    <w:p>
+      <w:pPr>
+        <w:pStyle w:val="Ttulo2"/>
+        <w:spacing w:line="360" w:lineRule="auto"/>
+        <w:jc w:val="both"/>
+        <w:rPr>
+          <w:rFonts w:ascii="Calibri" w:eastAsia="Calibri" w:hAnsi="Calibri" w:cs="Calibri"/>
+          <w:b w:val="0"/>
+          <w:bCs w:val="0"/>
+          <w:sz w:val="24"/>
+          <w:szCs w:val="24"/>
+        </w:rPr>
+      </w:pPr>
+      <w:bookmarkStart w:id="0" w:name="_heading=h.49ovu73v7hif" w:colFirst="0" w:colLast="0"/>
+      <w:bookmarkEnd w:id="0"/>
+      <w:r>
+        <w:rPr>
+          <w:rFonts w:ascii="Calibri" w:eastAsia="Calibri" w:hAnsi="Calibri" w:cs="Calibri"/>
+          <w:b w:val="0"/>
+          <w:bCs w:val="0"/>
+          <w:sz w:val="24"/>
+          <w:szCs w:val="24"/>
+        </w:rPr>
+        <w:lastRenderedPageBreak/>
+        <w:t>1. Descripción del Proyecto APT y Justificación Laboral</w:t>
+      </w:r>
+    </w:p>
+    <w:p>
+      <w:pPr>
+        <w:spacing w:line="360" w:lineRule="auto"/>
+        <w:jc w:val="both"/>
+        <w:rPr>
+          <w:rFonts w:ascii="Calibri" w:eastAsia="Calibri" w:hAnsi="Calibri" w:cs="Calibri"/>
+          <w:sz w:val="24"/>
+          <w:szCs w:val="24"/>
+        </w:rPr>
+      </w:pPr>
+      <w:r>
+        <w:rPr>
+          <w:rFonts w:ascii="Calibri" w:eastAsia="Calibri" w:hAnsi="Calibri" w:cs="Calibri"/>
+          <w:sz w:val="24"/>
+          <w:szCs w:val="24"/>
+        </w:rPr>
+        <w:t xml:space="preserve">El proyecto consiste en el desarrollo integral del portal web de administración para </w:t>
+      </w:r>
+      <w:proofErr w:type="spellStart"/>
+      <w:r>
+        <w:rPr>
+          <w:rFonts w:ascii="Calibri" w:eastAsia="Calibri" w:hAnsi="Calibri" w:cs="Calibri"/>
+          <w:sz w:val="24"/>
+          <w:szCs w:val="24"/>
+        </w:rPr>
+        <w:t>AgeCare</w:t>
+      </w:r>
+      <w:proofErr w:type="spellEnd"/>
+      <w:r>
+        <w:rPr>
+          <w:rFonts w:ascii="Calibri" w:eastAsia="Calibri" w:hAnsi="Calibri" w:cs="Calibri"/>
+          <w:sz w:val="24"/>
+          <w:szCs w:val="24"/>
+        </w:rPr>
+        <w:t xml:space="preserve">, una plataforma tecnológica orientada al cuidado y monitoreo de adultos mayores. Mientras que los usuarios finales interactúan a través de una aplicación móvil, este panel administrativo interno actúa como el núcleo operativo del sistema, permitiendo al equipo interno gestionar usuarios, moderar contenidos, configurar parámetros clínicos de alerta, auditar interacciones de asistentes de IA y administrar aspectos comerciales (como suscripciones </w:t>
+      </w:r>
+      <w:proofErr w:type="spellStart"/>
+      <w:r>
+        <w:rPr>
+          <w:rFonts w:ascii="Calibri" w:eastAsia="Calibri" w:hAnsi="Calibri" w:cs="Calibri"/>
+          <w:sz w:val="24"/>
+          <w:szCs w:val="24"/>
+        </w:rPr>
+        <w:t>freemium</w:t>
+      </w:r>
+      <w:proofErr w:type="spellEnd"/>
+      <w:r>
+        <w:rPr>
+          <w:rFonts w:ascii="Calibri" w:eastAsia="Calibri" w:hAnsi="Calibri" w:cs="Calibri"/>
+          <w:sz w:val="24"/>
+          <w:szCs w:val="24"/>
+        </w:rPr>
+        <w:t xml:space="preserve"> y perfiles de cuidadoras).</w:t>
+      </w:r>
+    </w:p>
+    <w:p>
+      <w:pPr>
+        <w:rPr>
+          <w:rFonts w:ascii="Calibri" w:eastAsia="Calibri" w:hAnsi="Calibri" w:cs="Calibri"/>
+          <w:sz w:val="24"/>
+          <w:szCs w:val="24"/>
+        </w:rPr>
+      </w:pPr>
+    </w:p>
+    <w:p>
+      <w:pPr>
+        <w:spacing w:line="360" w:lineRule="auto"/>
+        <w:jc w:val="both"/>
+        <w:rPr>
+          <w:rFonts w:ascii="Calibri" w:eastAsia="Calibri" w:hAnsi="Calibri" w:cs="Calibri"/>
+          <w:sz w:val="24"/>
+          <w:szCs w:val="24"/>
+        </w:rPr>
+      </w:pPr>
+      <w:r>
+        <w:rPr>
+          <w:rFonts w:ascii="Calibri" w:eastAsia="Calibri" w:hAnsi="Calibri" w:cs="Calibri"/>
+          <w:sz w:val="24"/>
+          <w:szCs w:val="24"/>
+        </w:rPr>
+        <w:t>Relevancia para el campo laboral:</w:t>
+      </w:r>
+    </w:p>
+    <w:p>
+      <w:pPr>
+        <w:spacing w:line="360" w:lineRule="auto"/>
+        <w:jc w:val="both"/>
+        <w:rPr>
+          <w:rFonts w:ascii="Calibri" w:eastAsia="Calibri" w:hAnsi="Calibri" w:cs="Calibri"/>
+          <w:sz w:val="24"/>
+          <w:szCs w:val="24"/>
+        </w:rPr>
+      </w:pPr>
+      <w:r>
+        <w:rPr>
+          <w:rFonts w:ascii="Calibri" w:eastAsia="Calibri" w:hAnsi="Calibri" w:cs="Calibri"/>
+          <w:sz w:val="24"/>
+          <w:szCs w:val="24"/>
+        </w:rPr>
+        <w:t xml:space="preserve">En la industria del software actual, cualquier plataforma con arquitectura escalable requiere herramientas internas sólidas (back-office) para la gobernanza de datos, la </w:t>
+      </w:r>
+      <w:proofErr w:type="spellStart"/>
+      <w:r>
+        <w:rPr>
+          <w:rFonts w:ascii="Calibri" w:eastAsia="Calibri" w:hAnsi="Calibri" w:cs="Calibri"/>
+          <w:sz w:val="24"/>
+          <w:szCs w:val="24"/>
+        </w:rPr>
+        <w:t>observabilidad</w:t>
+      </w:r>
+      <w:proofErr w:type="spellEnd"/>
+      <w:r>
+        <w:rPr>
+          <w:rFonts w:ascii="Calibri" w:eastAsia="Calibri" w:hAnsi="Calibri" w:cs="Calibri"/>
+          <w:sz w:val="24"/>
+          <w:szCs w:val="24"/>
+        </w:rPr>
+        <w:t xml:space="preserve"> operativa y el cumplimiento de normativas de privacidad (especialmente en datos sensibles de salud). Este proyecto simula un entorno productivo real al integrar autenticación basada en roles (RBAC), registro de auditoría y consumo de más de 80 </w:t>
+      </w:r>
+      <w:proofErr w:type="spellStart"/>
+      <w:r>
+        <w:rPr>
+          <w:rFonts w:ascii="Calibri" w:eastAsia="Calibri" w:hAnsi="Calibri" w:cs="Calibri"/>
+          <w:sz w:val="24"/>
+          <w:szCs w:val="24"/>
+        </w:rPr>
+        <w:t>endpoints</w:t>
+      </w:r>
+      <w:proofErr w:type="spellEnd"/>
+      <w:r>
+        <w:rPr>
+          <w:rFonts w:ascii="Calibri" w:eastAsia="Calibri" w:hAnsi="Calibri" w:cs="Calibri"/>
+          <w:sz w:val="24"/>
+          <w:szCs w:val="24"/>
+        </w:rPr>
+        <w:t xml:space="preserve"> documentados, lo cual replica de manera fidedigna los desafíos técnicos y operativos que enfrentan los equipos de desarrollo en empresas tecnológicas y startups.</w:t>
+      </w:r>
+    </w:p>
+    <w:p>
+      <w:pPr>
+        <w:pStyle w:val="Ttulo2"/>
+        <w:spacing w:line="360" w:lineRule="auto"/>
+        <w:jc w:val="both"/>
+        <w:rPr>
+          <w:rFonts w:ascii="Calibri" w:eastAsia="Calibri" w:hAnsi="Calibri" w:cs="Calibri"/>
+          <w:b w:val="0"/>
+          <w:bCs w:val="0"/>
+          <w:sz w:val="24"/>
+          <w:szCs w:val="24"/>
+        </w:rPr>
+      </w:pPr>
+      <w:bookmarkStart w:id="1" w:name="_heading=h.gh3tup3i89c8" w:colFirst="0" w:colLast="0"/>
+      <w:bookmarkEnd w:id="1"/>
+      <w:r>
+        <w:rPr>
+          <w:rFonts w:ascii="Calibri" w:eastAsia="Calibri" w:hAnsi="Calibri" w:cs="Calibri"/>
+          <w:b w:val="0"/>
+          <w:bCs w:val="0"/>
+          <w:sz w:val="24"/>
+          <w:szCs w:val="24"/>
+        </w:rPr>
+        <w:t>2. Relación del Proyecto APT con las Competencias del Perfil de Egreso</w:t>
+      </w:r>
+    </w:p>
+    <w:p>
+      <w:pPr>
+        <w:numPr>
+          <w:ilvl w:val="0"/>
+          <w:numId w:val="38"/>
+        </w:numPr>
+        <w:spacing w:line="360" w:lineRule="auto"/>
+        <w:jc w:val="both"/>
+        <w:rPr>
+          <w:rFonts w:ascii="Calibri" w:eastAsia="Calibri" w:hAnsi="Calibri" w:cs="Calibri"/>
+          <w:sz w:val="24"/>
+          <w:szCs w:val="24"/>
+        </w:rPr>
+      </w:pPr>
+      <w:r>
+        <w:rPr>
+          <w:rFonts w:ascii="Calibri" w:eastAsia="Calibri" w:hAnsi="Calibri" w:cs="Calibri"/>
+          <w:sz w:val="24"/>
+          <w:szCs w:val="24"/>
+        </w:rPr>
+        <w:t xml:space="preserve">Construir programas y rutinas de variada complejidad para dar solución a requerimientos de la organización, acordes a tecnologías de mercado y utilizando buenas prácticas de </w:t>
+      </w:r>
+      <w:proofErr w:type="spellStart"/>
+      <w:r>
+        <w:rPr>
+          <w:rFonts w:ascii="Calibri" w:eastAsia="Calibri" w:hAnsi="Calibri" w:cs="Calibri"/>
+          <w:sz w:val="24"/>
+          <w:szCs w:val="24"/>
+        </w:rPr>
+        <w:t>codificación.Durante</w:t>
+      </w:r>
+      <w:proofErr w:type="spellEnd"/>
+      <w:r>
+        <w:rPr>
+          <w:rFonts w:ascii="Calibri" w:eastAsia="Calibri" w:hAnsi="Calibri" w:cs="Calibri"/>
+          <w:sz w:val="24"/>
+          <w:szCs w:val="24"/>
+        </w:rPr>
+        <w:t xml:space="preserve"> el proyecto se desarrolla la SPA mediante </w:t>
+      </w:r>
+      <w:proofErr w:type="spellStart"/>
+      <w:r>
+        <w:rPr>
+          <w:rFonts w:ascii="Calibri" w:eastAsia="Calibri" w:hAnsi="Calibri" w:cs="Calibri"/>
+          <w:sz w:val="24"/>
+          <w:szCs w:val="24"/>
+        </w:rPr>
+        <w:t>React</w:t>
+      </w:r>
+      <w:proofErr w:type="spellEnd"/>
+      <w:r>
+        <w:rPr>
+          <w:rFonts w:ascii="Calibri" w:eastAsia="Calibri" w:hAnsi="Calibri" w:cs="Calibri"/>
+          <w:sz w:val="24"/>
+          <w:szCs w:val="24"/>
+        </w:rPr>
+        <w:t xml:space="preserve">, Vite y </w:t>
+      </w:r>
+      <w:proofErr w:type="spellStart"/>
+      <w:r>
+        <w:rPr>
+          <w:rFonts w:ascii="Calibri" w:eastAsia="Calibri" w:hAnsi="Calibri" w:cs="Calibri"/>
+          <w:sz w:val="24"/>
+          <w:szCs w:val="24"/>
+        </w:rPr>
+        <w:t>TypeScript</w:t>
+      </w:r>
+      <w:proofErr w:type="spellEnd"/>
+      <w:r>
+        <w:rPr>
+          <w:rFonts w:ascii="Calibri" w:eastAsia="Calibri" w:hAnsi="Calibri" w:cs="Calibri"/>
+          <w:sz w:val="24"/>
+          <w:szCs w:val="24"/>
+        </w:rPr>
+        <w:t>, programando módulos interactivos para soporte, moderación de contenidos y visualización de métricas.</w:t>
+      </w:r>
+    </w:p>
+    <w:p>
+      <w:pPr>
+        <w:numPr>
+          <w:ilvl w:val="0"/>
+          <w:numId w:val="38"/>
+        </w:numPr>
+        <w:spacing w:line="360" w:lineRule="auto"/>
+        <w:jc w:val="both"/>
+        <w:rPr>
+          <w:rFonts w:ascii="Calibri" w:eastAsia="Calibri" w:hAnsi="Calibri" w:cs="Calibri"/>
+          <w:sz w:val="24"/>
+          <w:szCs w:val="24"/>
+        </w:rPr>
+      </w:pPr>
+      <w:r>
+        <w:rPr>
+          <w:rFonts w:ascii="Calibri" w:eastAsia="Calibri" w:hAnsi="Calibri" w:cs="Calibri"/>
+          <w:sz w:val="24"/>
+          <w:szCs w:val="24"/>
+        </w:rPr>
+        <w:t xml:space="preserve">Resolver las vulnerabilidades sistémicas para asegurar que el software construido cumple las normas de seguridad exigidas por la industria. </w:t>
+      </w:r>
+    </w:p>
+    <w:p>
+      <w:pPr>
+        <w:spacing w:line="360" w:lineRule="auto"/>
+        <w:ind w:left="720"/>
+        <w:jc w:val="both"/>
+        <w:rPr>
+          <w:rFonts w:ascii="Calibri" w:eastAsia="Calibri" w:hAnsi="Calibri" w:cs="Calibri"/>
+          <w:sz w:val="24"/>
+          <w:szCs w:val="24"/>
+        </w:rPr>
+      </w:pPr>
+      <w:r>
+        <w:rPr>
+          <w:rFonts w:ascii="Calibri" w:eastAsia="Calibri" w:hAnsi="Calibri" w:cs="Calibri"/>
+          <w:sz w:val="24"/>
+          <w:szCs w:val="24"/>
+        </w:rPr>
+        <w:t>El proyecto aborda esta competencia mediante la implementación de autenticación con JWT, control de acceso basado en roles (RBAC) y bitácoras de auditoría para resguardar la privacidad de datos de salud.</w:t>
+      </w:r>
+    </w:p>
+    <w:p>
+      <w:pPr>
+        <w:numPr>
+          <w:ilvl w:val="0"/>
+          <w:numId w:val="38"/>
+        </w:numPr>
+        <w:spacing w:line="360" w:lineRule="auto"/>
+        <w:jc w:val="both"/>
+        <w:rPr>
+          <w:rFonts w:ascii="Calibri" w:eastAsia="Calibri" w:hAnsi="Calibri" w:cs="Calibri"/>
+          <w:sz w:val="24"/>
+          <w:szCs w:val="24"/>
+        </w:rPr>
+      </w:pPr>
+      <w:r>
+        <w:rPr>
+          <w:rFonts w:ascii="Calibri" w:eastAsia="Calibri" w:hAnsi="Calibri" w:cs="Calibri"/>
+          <w:sz w:val="24"/>
+          <w:szCs w:val="24"/>
+        </w:rPr>
+        <w:lastRenderedPageBreak/>
+        <w:t>Administrar la configuración de ambientes, servicios de aplicaciones y bases de datos en un entorno empresarial a fin de habilitar operatividad o asegurar la continuidad de los sistemas...</w:t>
+      </w:r>
+    </w:p>
+    <w:p>
+      <w:pPr>
+        <w:spacing w:line="360" w:lineRule="auto"/>
+        <w:ind w:left="720"/>
+        <w:jc w:val="both"/>
+        <w:rPr>
+          <w:rFonts w:ascii="Calibri" w:eastAsia="Calibri" w:hAnsi="Calibri" w:cs="Calibri"/>
+          <w:sz w:val="24"/>
+          <w:szCs w:val="24"/>
+        </w:rPr>
+      </w:pPr>
+      <w:r>
+        <w:rPr>
+          <w:rFonts w:ascii="Calibri" w:eastAsia="Calibri" w:hAnsi="Calibri" w:cs="Calibri"/>
+          <w:sz w:val="24"/>
+          <w:szCs w:val="24"/>
+        </w:rPr>
+        <w:t xml:space="preserve">La solución se integra configurando el despliegue continuo en Azure </w:t>
+      </w:r>
+      <w:proofErr w:type="spellStart"/>
+      <w:r>
+        <w:rPr>
+          <w:rFonts w:ascii="Calibri" w:eastAsia="Calibri" w:hAnsi="Calibri" w:cs="Calibri"/>
+          <w:sz w:val="24"/>
+          <w:szCs w:val="24"/>
+        </w:rPr>
+        <w:t>Static</w:t>
+      </w:r>
+      <w:proofErr w:type="spellEnd"/>
+      <w:r>
+        <w:rPr>
+          <w:rFonts w:ascii="Calibri" w:eastAsia="Calibri" w:hAnsi="Calibri" w:cs="Calibri"/>
+          <w:sz w:val="24"/>
+          <w:szCs w:val="24"/>
+        </w:rPr>
+        <w:t xml:space="preserve"> Web Apps, gestionando credenciales seguras con Azure Key Vault y habilitando la </w:t>
+      </w:r>
+      <w:proofErr w:type="spellStart"/>
+      <w:r>
+        <w:rPr>
+          <w:rFonts w:ascii="Calibri" w:eastAsia="Calibri" w:hAnsi="Calibri" w:cs="Calibri"/>
+          <w:sz w:val="24"/>
+          <w:szCs w:val="24"/>
+        </w:rPr>
+        <w:t>observabilidad</w:t>
+      </w:r>
+      <w:proofErr w:type="spellEnd"/>
+      <w:r>
+        <w:rPr>
+          <w:rFonts w:ascii="Calibri" w:eastAsia="Calibri" w:hAnsi="Calibri" w:cs="Calibri"/>
+          <w:sz w:val="24"/>
+          <w:szCs w:val="24"/>
+        </w:rPr>
+        <w:t xml:space="preserve"> del entorno mediante </w:t>
+      </w:r>
+      <w:proofErr w:type="spellStart"/>
+      <w:r>
+        <w:rPr>
+          <w:rFonts w:ascii="Calibri" w:eastAsia="Calibri" w:hAnsi="Calibri" w:cs="Calibri"/>
+          <w:sz w:val="24"/>
+          <w:szCs w:val="24"/>
+        </w:rPr>
+        <w:t>Application</w:t>
+      </w:r>
+      <w:proofErr w:type="spellEnd"/>
+      <w:r>
+        <w:rPr>
+          <w:rFonts w:ascii="Calibri" w:eastAsia="Calibri" w:hAnsi="Calibri" w:cs="Calibri"/>
+          <w:sz w:val="24"/>
+          <w:szCs w:val="24"/>
+        </w:rPr>
+        <w:t xml:space="preserve"> </w:t>
+      </w:r>
+      <w:proofErr w:type="spellStart"/>
+      <w:r>
+        <w:rPr>
+          <w:rFonts w:ascii="Calibri" w:eastAsia="Calibri" w:hAnsi="Calibri" w:cs="Calibri"/>
+          <w:sz w:val="24"/>
+          <w:szCs w:val="24"/>
+        </w:rPr>
+        <w:t>Insights</w:t>
+      </w:r>
+      <w:proofErr w:type="spellEnd"/>
+      <w:r>
+        <w:rPr>
+          <w:rFonts w:ascii="Calibri" w:eastAsia="Calibri" w:hAnsi="Calibri" w:cs="Calibri"/>
+          <w:sz w:val="24"/>
+          <w:szCs w:val="24"/>
+        </w:rPr>
+        <w:t>.</w:t>
+      </w:r>
+    </w:p>
+    <w:p>
+      <w:pPr>
+        <w:numPr>
+          <w:ilvl w:val="0"/>
+          <w:numId w:val="38"/>
+        </w:numPr>
+        <w:spacing w:line="360" w:lineRule="auto"/>
+        <w:jc w:val="both"/>
+        <w:rPr>
+          <w:rFonts w:ascii="Calibri" w:eastAsia="Calibri" w:hAnsi="Calibri" w:cs="Calibri"/>
+          <w:sz w:val="24"/>
+          <w:szCs w:val="24"/>
+        </w:rPr>
+      </w:pPr>
+      <w:r>
+        <w:rPr>
+          <w:rFonts w:ascii="Calibri" w:eastAsia="Calibri" w:hAnsi="Calibri" w:cs="Calibri"/>
+          <w:sz w:val="24"/>
+          <w:szCs w:val="24"/>
+        </w:rPr>
+        <w:t>Programar consultas o rutinas para manipular información de una base de datos de acuerdo a los requerimientos de la organización.</w:t>
+      </w:r>
+    </w:p>
+    <w:p>
+      <w:pPr>
+        <w:spacing w:line="360" w:lineRule="auto"/>
+        <w:ind w:left="720"/>
+        <w:jc w:val="both"/>
+        <w:rPr>
+          <w:rFonts w:ascii="Calibri" w:eastAsia="Calibri" w:hAnsi="Calibri" w:cs="Calibri"/>
+          <w:sz w:val="24"/>
+          <w:szCs w:val="24"/>
+        </w:rPr>
+      </w:pPr>
+      <w:r>
+        <w:rPr>
+          <w:rFonts w:ascii="Calibri" w:eastAsia="Calibri" w:hAnsi="Calibri" w:cs="Calibri"/>
+          <w:sz w:val="24"/>
+          <w:szCs w:val="24"/>
+        </w:rPr>
+        <w:t>En el desarrollo se integran y procesan datos relacionales en PostgreSQL consumiendo la API principal para alimentar paneles de métricas, filtros avanzados y reportes de adopción.</w:t>
+      </w:r>
+    </w:p>
+    <w:p>
+      <w:pPr>
+        <w:spacing w:line="360" w:lineRule="auto"/>
+        <w:ind w:left="720"/>
+        <w:jc w:val="both"/>
+        <w:rPr>
+          <w:rFonts w:ascii="Calibri" w:eastAsia="Calibri" w:hAnsi="Calibri" w:cs="Calibri"/>
+          <w:sz w:val="24"/>
+          <w:szCs w:val="24"/>
+        </w:rPr>
+      </w:pPr>
+    </w:p>
+    <w:p>
+      <w:pPr>
+        <w:numPr>
+          <w:ilvl w:val="0"/>
+          <w:numId w:val="38"/>
+        </w:numPr>
+        <w:spacing w:line="360" w:lineRule="auto"/>
+        <w:jc w:val="both"/>
+        <w:rPr>
+          <w:rFonts w:ascii="Calibri" w:eastAsia="Calibri" w:hAnsi="Calibri" w:cs="Calibri"/>
+          <w:sz w:val="24"/>
+          <w:szCs w:val="24"/>
+        </w:rPr>
+      </w:pPr>
+      <w:r>
+        <w:rPr>
+          <w:rFonts w:ascii="Calibri" w:eastAsia="Calibri" w:hAnsi="Calibri" w:cs="Calibri"/>
+          <w:sz w:val="24"/>
+          <w:szCs w:val="24"/>
+        </w:rPr>
+        <w:t>Realizar pruebas de certificación tanto de los productos como de los procesos utilizando buenas prácticas definidas por la industria.</w:t>
+      </w:r>
+    </w:p>
+    <w:p>
+      <w:pPr>
+        <w:spacing w:line="360" w:lineRule="auto"/>
+        <w:ind w:left="720"/>
+        <w:jc w:val="both"/>
+        <w:rPr>
+          <w:rFonts w:ascii="Calibri" w:eastAsia="Calibri" w:hAnsi="Calibri" w:cs="Calibri"/>
+          <w:sz w:val="24"/>
+          <w:szCs w:val="24"/>
+        </w:rPr>
+      </w:pPr>
+      <w:r>
+        <w:rPr>
+          <w:rFonts w:ascii="Calibri" w:eastAsia="Calibri" w:hAnsi="Calibri" w:cs="Calibri"/>
+          <w:sz w:val="24"/>
+          <w:szCs w:val="24"/>
+        </w:rPr>
+        <w:t>El proyecto contempla el diseño de herramientas con datos demo para QA y la ejecución de pruebas de validación funcional para asegurar que las operaciones críticas del panel operen sin fallos.</w:t>
+      </w:r>
+    </w:p>
+    <w:p>
+      <w:pPr>
+        <w:spacing w:line="360" w:lineRule="auto"/>
+        <w:jc w:val="both"/>
+        <w:rPr>
+          <w:rFonts w:ascii="Calibri" w:eastAsia="Calibri" w:hAnsi="Calibri" w:cs="Calibri"/>
+          <w:sz w:val="24"/>
+          <w:szCs w:val="24"/>
+        </w:rPr>
+      </w:pPr>
+    </w:p>
+    <w:p>
+      <w:pPr>
+        <w:spacing w:line="360" w:lineRule="auto"/>
+        <w:jc w:val="both"/>
+        <w:rPr>
+          <w:rFonts w:ascii="Calibri" w:eastAsia="Calibri" w:hAnsi="Calibri" w:cs="Calibri"/>
+          <w:sz w:val="24"/>
+          <w:szCs w:val="24"/>
+        </w:rPr>
+      </w:pPr>
+      <w:r>
+        <w:rPr>
+          <w:rFonts w:ascii="Calibri" w:eastAsia="Calibri" w:hAnsi="Calibri" w:cs="Calibri"/>
+          <w:sz w:val="24"/>
+          <w:szCs w:val="24"/>
+        </w:rPr>
+        <w:t>3. Relación del Proyecto con mis Intereses Profesionales</w:t>
+      </w:r>
+    </w:p>
+    <w:p>
+      <w:pPr>
+        <w:spacing w:line="360" w:lineRule="auto"/>
+        <w:jc w:val="both"/>
+        <w:rPr>
+          <w:rFonts w:ascii="Calibri" w:eastAsia="Calibri" w:hAnsi="Calibri" w:cs="Calibri"/>
+          <w:sz w:val="24"/>
+          <w:szCs w:val="24"/>
+        </w:rPr>
+      </w:pPr>
+      <w:r>
+        <w:rPr>
+          <w:rFonts w:ascii="Calibri" w:eastAsia="Calibri" w:hAnsi="Calibri" w:cs="Calibri"/>
+          <w:sz w:val="24"/>
+          <w:szCs w:val="24"/>
+        </w:rPr>
+        <w:t xml:space="preserve">Mi proyección profesional está enfocada en el desarrollo </w:t>
+      </w:r>
+      <w:proofErr w:type="spellStart"/>
+      <w:r>
+        <w:rPr>
+          <w:rFonts w:ascii="Calibri" w:eastAsia="Calibri" w:hAnsi="Calibri" w:cs="Calibri"/>
+          <w:sz w:val="24"/>
+          <w:szCs w:val="24"/>
+        </w:rPr>
+        <w:t>Backend</w:t>
+      </w:r>
+      <w:proofErr w:type="spellEnd"/>
+      <w:r>
+        <w:rPr>
+          <w:rFonts w:ascii="Calibri" w:eastAsia="Calibri" w:hAnsi="Calibri" w:cs="Calibri"/>
+          <w:sz w:val="24"/>
+          <w:szCs w:val="24"/>
+        </w:rPr>
+        <w:t xml:space="preserve"> y la integración de arquitecturas </w:t>
+      </w:r>
+      <w:proofErr w:type="spellStart"/>
+      <w:r>
+        <w:rPr>
+          <w:rFonts w:ascii="Calibri" w:eastAsia="Calibri" w:hAnsi="Calibri" w:cs="Calibri"/>
+          <w:sz w:val="24"/>
+          <w:szCs w:val="24"/>
+        </w:rPr>
+        <w:t>cloud</w:t>
+      </w:r>
+      <w:proofErr w:type="spellEnd"/>
+      <w:r>
+        <w:rPr>
+          <w:rFonts w:ascii="Calibri" w:eastAsia="Calibri" w:hAnsi="Calibri" w:cs="Calibri"/>
+          <w:sz w:val="24"/>
+          <w:szCs w:val="24"/>
+        </w:rPr>
+        <w:t xml:space="preserve">. </w:t>
+      </w:r>
+      <w:proofErr w:type="spellStart"/>
+      <w:r>
+        <w:rPr>
+          <w:rFonts w:ascii="Calibri" w:eastAsia="Calibri" w:hAnsi="Calibri" w:cs="Calibri"/>
+          <w:sz w:val="24"/>
+          <w:szCs w:val="24"/>
+        </w:rPr>
+        <w:t>AgeCare</w:t>
+      </w:r>
+      <w:proofErr w:type="spellEnd"/>
+      <w:r>
+        <w:rPr>
+          <w:rFonts w:ascii="Calibri" w:eastAsia="Calibri" w:hAnsi="Calibri" w:cs="Calibri"/>
+          <w:sz w:val="24"/>
+          <w:szCs w:val="24"/>
+        </w:rPr>
+        <w:t xml:space="preserve"> se alinea directamente con estos intereses porque:</w:t>
+      </w:r>
+    </w:p>
+    <w:p>
+      <w:pPr>
+        <w:numPr>
+          <w:ilvl w:val="0"/>
+          <w:numId w:val="30"/>
+        </w:numPr>
+        <w:spacing w:line="360" w:lineRule="auto"/>
+        <w:jc w:val="both"/>
+        <w:rPr>
+          <w:rFonts w:ascii="Calibri" w:eastAsia="Calibri" w:hAnsi="Calibri" w:cs="Calibri"/>
+          <w:sz w:val="24"/>
+          <w:szCs w:val="24"/>
+        </w:rPr>
+      </w:pPr>
+      <w:r>
+        <w:rPr>
+          <w:rFonts w:ascii="Calibri" w:eastAsia="Calibri" w:hAnsi="Calibri" w:cs="Calibri"/>
+          <w:sz w:val="24"/>
+          <w:szCs w:val="24"/>
+        </w:rPr>
+        <w:t xml:space="preserve">Me permite profundizar en la construcción de interfaces modulares y </w:t>
+      </w:r>
+      <w:proofErr w:type="spellStart"/>
+      <w:r>
+        <w:rPr>
+          <w:rFonts w:ascii="Calibri" w:eastAsia="Calibri" w:hAnsi="Calibri" w:cs="Calibri"/>
+          <w:sz w:val="24"/>
+          <w:szCs w:val="24"/>
+        </w:rPr>
+        <w:t>tipadas</w:t>
+      </w:r>
+      <w:proofErr w:type="spellEnd"/>
+      <w:r>
+        <w:rPr>
+          <w:rFonts w:ascii="Calibri" w:eastAsia="Calibri" w:hAnsi="Calibri" w:cs="Calibri"/>
+          <w:sz w:val="24"/>
+          <w:szCs w:val="24"/>
+        </w:rPr>
+        <w:t xml:space="preserve"> con </w:t>
+      </w:r>
+      <w:proofErr w:type="spellStart"/>
+      <w:r>
+        <w:rPr>
+          <w:rFonts w:ascii="Calibri" w:eastAsia="Calibri" w:hAnsi="Calibri" w:cs="Calibri"/>
+          <w:sz w:val="24"/>
+          <w:szCs w:val="24"/>
+        </w:rPr>
+        <w:t>React</w:t>
+      </w:r>
+      <w:proofErr w:type="spellEnd"/>
+      <w:r>
+        <w:rPr>
+          <w:rFonts w:ascii="Calibri" w:eastAsia="Calibri" w:hAnsi="Calibri" w:cs="Calibri"/>
+          <w:sz w:val="24"/>
+          <w:szCs w:val="24"/>
+        </w:rPr>
+        <w:t xml:space="preserve">, </w:t>
+      </w:r>
+      <w:proofErr w:type="spellStart"/>
+      <w:r>
+        <w:rPr>
+          <w:rFonts w:ascii="Calibri" w:eastAsia="Calibri" w:hAnsi="Calibri" w:cs="Calibri"/>
+          <w:sz w:val="24"/>
+          <w:szCs w:val="24"/>
+        </w:rPr>
+        <w:t>TypeScript</w:t>
+      </w:r>
+      <w:proofErr w:type="spellEnd"/>
+      <w:r>
+        <w:rPr>
+          <w:rFonts w:ascii="Calibri" w:eastAsia="Calibri" w:hAnsi="Calibri" w:cs="Calibri"/>
+          <w:sz w:val="24"/>
+          <w:szCs w:val="24"/>
+        </w:rPr>
+        <w:t xml:space="preserve"> y Vite, aplicando buenas prácticas de diseño de paneles internos.</w:t>
+      </w:r>
+    </w:p>
+    <w:p>
+      <w:pPr>
+        <w:numPr>
+          <w:ilvl w:val="0"/>
+          <w:numId w:val="30"/>
+        </w:numPr>
+        <w:spacing w:line="360" w:lineRule="auto"/>
+        <w:jc w:val="both"/>
+        <w:rPr>
+          <w:rFonts w:ascii="Calibri" w:eastAsia="Calibri" w:hAnsi="Calibri" w:cs="Calibri"/>
+          <w:sz w:val="24"/>
+          <w:szCs w:val="24"/>
+        </w:rPr>
+      </w:pPr>
+      <w:r>
+        <w:rPr>
+          <w:rFonts w:ascii="Calibri" w:eastAsia="Calibri" w:hAnsi="Calibri" w:cs="Calibri"/>
+          <w:sz w:val="24"/>
+          <w:szCs w:val="24"/>
+        </w:rPr>
+        <w:t xml:space="preserve">Me enfrenta a la integración real con </w:t>
+      </w:r>
+      <w:proofErr w:type="spellStart"/>
+      <w:r>
+        <w:rPr>
+          <w:rFonts w:ascii="Calibri" w:eastAsia="Calibri" w:hAnsi="Calibri" w:cs="Calibri"/>
+          <w:sz w:val="24"/>
+          <w:szCs w:val="24"/>
+        </w:rPr>
+        <w:t>backends</w:t>
+      </w:r>
+      <w:proofErr w:type="spellEnd"/>
+      <w:r>
+        <w:rPr>
+          <w:rFonts w:ascii="Calibri" w:eastAsia="Calibri" w:hAnsi="Calibri" w:cs="Calibri"/>
+          <w:sz w:val="24"/>
+          <w:szCs w:val="24"/>
+        </w:rPr>
+        <w:t xml:space="preserve"> robustos en Python (</w:t>
+      </w:r>
+      <w:proofErr w:type="spellStart"/>
+      <w:r>
+        <w:rPr>
+          <w:rFonts w:ascii="Calibri" w:eastAsia="Calibri" w:hAnsi="Calibri" w:cs="Calibri"/>
+          <w:sz w:val="24"/>
+          <w:szCs w:val="24"/>
+        </w:rPr>
+        <w:t>FastAPI</w:t>
+      </w:r>
+      <w:proofErr w:type="spellEnd"/>
+      <w:r>
+        <w:rPr>
+          <w:rFonts w:ascii="Calibri" w:eastAsia="Calibri" w:hAnsi="Calibri" w:cs="Calibri"/>
+          <w:sz w:val="24"/>
+          <w:szCs w:val="24"/>
+        </w:rPr>
+        <w:t xml:space="preserve">) y bases de datos relacionales PostgreSQL, obligándome a optimizar llamadas a </w:t>
+      </w:r>
+      <w:proofErr w:type="spellStart"/>
+      <w:r>
+        <w:rPr>
+          <w:rFonts w:ascii="Calibri" w:eastAsia="Calibri" w:hAnsi="Calibri" w:cs="Calibri"/>
+          <w:sz w:val="24"/>
+          <w:szCs w:val="24"/>
+        </w:rPr>
+        <w:t>APIs</w:t>
+      </w:r>
+      <w:proofErr w:type="spellEnd"/>
+      <w:r>
+        <w:rPr>
+          <w:rFonts w:ascii="Calibri" w:eastAsia="Calibri" w:hAnsi="Calibri" w:cs="Calibri"/>
+          <w:sz w:val="24"/>
+          <w:szCs w:val="24"/>
+        </w:rPr>
+        <w:t xml:space="preserve"> y manejar estados complejos.</w:t>
+      </w:r>
+    </w:p>
+    <w:p>
+      <w:pPr>
+        <w:numPr>
+          <w:ilvl w:val="0"/>
+          <w:numId w:val="30"/>
+        </w:numPr>
+        <w:spacing w:line="360" w:lineRule="auto"/>
+        <w:jc w:val="both"/>
+        <w:rPr>
+          <w:rFonts w:ascii="Calibri" w:eastAsia="Calibri" w:hAnsi="Calibri" w:cs="Calibri"/>
+          <w:sz w:val="24"/>
+          <w:szCs w:val="24"/>
+        </w:rPr>
+      </w:pPr>
+      <w:r>
+        <w:rPr>
+          <w:rFonts w:ascii="Calibri" w:eastAsia="Calibri" w:hAnsi="Calibri" w:cs="Calibri"/>
+          <w:sz w:val="24"/>
+          <w:szCs w:val="24"/>
+        </w:rPr>
+        <w:lastRenderedPageBreak/>
+        <w:t xml:space="preserve">Me acerca al uso práctico de servicios en la nube (Azure), configurando </w:t>
+      </w:r>
+      <w:proofErr w:type="spellStart"/>
+      <w:r>
+        <w:rPr>
+          <w:rFonts w:ascii="Calibri" w:eastAsia="Calibri" w:hAnsi="Calibri" w:cs="Calibri"/>
+          <w:sz w:val="24"/>
+          <w:szCs w:val="24"/>
+        </w:rPr>
+        <w:t>observabilidad</w:t>
+      </w:r>
+      <w:proofErr w:type="spellEnd"/>
+      <w:r>
+        <w:rPr>
+          <w:rFonts w:ascii="Calibri" w:eastAsia="Calibri" w:hAnsi="Calibri" w:cs="Calibri"/>
+          <w:sz w:val="24"/>
+          <w:szCs w:val="24"/>
+        </w:rPr>
+        <w:t xml:space="preserve"> y seguridad profesional, competencias clave para desempeñarme como desarrollador de software en el mercado actual.</w:t>
+      </w:r>
+    </w:p>
+    <w:p>
+      <w:pPr>
+        <w:pStyle w:val="Ttulo2"/>
+        <w:spacing w:line="360" w:lineRule="auto"/>
+        <w:jc w:val="both"/>
+        <w:rPr>
+          <w:rFonts w:ascii="Calibri" w:eastAsia="Calibri" w:hAnsi="Calibri" w:cs="Calibri"/>
+          <w:b w:val="0"/>
+          <w:bCs w:val="0"/>
+          <w:sz w:val="24"/>
+          <w:szCs w:val="24"/>
+        </w:rPr>
+      </w:pPr>
+      <w:bookmarkStart w:id="2" w:name="_heading=h.4t6h322n4oy9" w:colFirst="0" w:colLast="0"/>
+      <w:bookmarkEnd w:id="2"/>
+      <w:r>
+        <w:rPr>
+          <w:rFonts w:ascii="Calibri" w:eastAsia="Calibri" w:hAnsi="Calibri" w:cs="Calibri"/>
+          <w:b w:val="0"/>
+          <w:bCs w:val="0"/>
+          <w:sz w:val="24"/>
+          <w:szCs w:val="24"/>
+        </w:rPr>
+        <w:t>4. Factibilidad de Realización en el Marco de la Asignatura</w:t>
+      </w:r>
+    </w:p>
+    <w:p>
+      <w:pPr>
+        <w:spacing w:line="360" w:lineRule="auto"/>
+        <w:jc w:val="both"/>
+        <w:rPr>
+          <w:rFonts w:ascii="Calibri" w:eastAsia="Calibri" w:hAnsi="Calibri" w:cs="Calibri"/>
+          <w:sz w:val="24"/>
+          <w:szCs w:val="24"/>
+        </w:rPr>
+      </w:pPr>
+      <w:r>
+        <w:rPr>
+          <w:rFonts w:ascii="Calibri" w:eastAsia="Calibri" w:hAnsi="Calibri" w:cs="Calibri"/>
+          <w:sz w:val="24"/>
+          <w:szCs w:val="24"/>
+        </w:rPr>
+        <w:t>El proyecto es totalmente factible de completarse durante el periodo académico por las siguientes razones:</w:t>
+      </w:r>
+    </w:p>
+    <w:p>
+      <w:pPr>
+        <w:numPr>
+          <w:ilvl w:val="0"/>
+          <w:numId w:val="34"/>
+        </w:numPr>
+        <w:spacing w:line="360" w:lineRule="auto"/>
+        <w:jc w:val="both"/>
+        <w:rPr>
+          <w:rFonts w:ascii="Calibri" w:eastAsia="Calibri" w:hAnsi="Calibri" w:cs="Calibri"/>
+          <w:sz w:val="24"/>
+          <w:szCs w:val="24"/>
+        </w:rPr>
+      </w:pPr>
+      <w:r>
+        <w:rPr>
+          <w:rFonts w:ascii="Calibri" w:eastAsia="Calibri" w:hAnsi="Calibri" w:cs="Calibri"/>
+          <w:sz w:val="24"/>
+          <w:szCs w:val="24"/>
+        </w:rPr>
+        <w:t xml:space="preserve">Recursos y base existente: Se cuenta con la API principal de </w:t>
+      </w:r>
+      <w:proofErr w:type="spellStart"/>
+      <w:r>
+        <w:rPr>
+          <w:rFonts w:ascii="Calibri" w:eastAsia="Calibri" w:hAnsi="Calibri" w:cs="Calibri"/>
+          <w:sz w:val="24"/>
+          <w:szCs w:val="24"/>
+        </w:rPr>
+        <w:t>AgeCare</w:t>
+      </w:r>
+      <w:proofErr w:type="spellEnd"/>
+      <w:r>
+        <w:rPr>
+          <w:rFonts w:ascii="Calibri" w:eastAsia="Calibri" w:hAnsi="Calibri" w:cs="Calibri"/>
+          <w:sz w:val="24"/>
+          <w:szCs w:val="24"/>
+        </w:rPr>
+        <w:t xml:space="preserve"> previamente documentada, lo que reduce la incertidumbre en la definición de contratos de datos y permite concentrarse en la construcción de la SPA, los </w:t>
+      </w:r>
+      <w:proofErr w:type="spellStart"/>
+      <w:r>
+        <w:rPr>
+          <w:rFonts w:ascii="Calibri" w:eastAsia="Calibri" w:hAnsi="Calibri" w:cs="Calibri"/>
+          <w:sz w:val="24"/>
+          <w:szCs w:val="24"/>
+        </w:rPr>
+        <w:t>endpoints</w:t>
+      </w:r>
+      <w:proofErr w:type="spellEnd"/>
+      <w:r>
+        <w:rPr>
+          <w:rFonts w:ascii="Calibri" w:eastAsia="Calibri" w:hAnsi="Calibri" w:cs="Calibri"/>
+          <w:sz w:val="24"/>
+          <w:szCs w:val="24"/>
+        </w:rPr>
+        <w:t xml:space="preserve"> administrativos específicos y la lógica de negocio del back-office.</w:t>
+      </w:r>
+    </w:p>
+    <w:p>
+      <w:pPr>
+        <w:numPr>
+          <w:ilvl w:val="0"/>
+          <w:numId w:val="34"/>
+        </w:numPr>
+        <w:spacing w:line="360" w:lineRule="auto"/>
+        <w:jc w:val="both"/>
+        <w:rPr>
+          <w:rFonts w:ascii="Calibri" w:eastAsia="Calibri" w:hAnsi="Calibri" w:cs="Calibri"/>
+          <w:sz w:val="24"/>
+          <w:szCs w:val="24"/>
+        </w:rPr>
+      </w:pPr>
+      <w:r>
+        <w:rPr>
+          <w:rFonts w:ascii="Calibri" w:eastAsia="Calibri" w:hAnsi="Calibri" w:cs="Calibri"/>
+          <w:sz w:val="24"/>
+          <w:szCs w:val="24"/>
+        </w:rPr>
+        <w:t>Stack tecnológico accesible: Las tecnologías seleccionadas (</w:t>
+      </w:r>
+      <w:proofErr w:type="spellStart"/>
+      <w:r>
+        <w:rPr>
+          <w:rFonts w:ascii="Calibri" w:eastAsia="Calibri" w:hAnsi="Calibri" w:cs="Calibri"/>
+          <w:sz w:val="24"/>
+          <w:szCs w:val="24"/>
+        </w:rPr>
+        <w:t>React</w:t>
+      </w:r>
+      <w:proofErr w:type="spellEnd"/>
+      <w:r>
+        <w:rPr>
+          <w:rFonts w:ascii="Calibri" w:eastAsia="Calibri" w:hAnsi="Calibri" w:cs="Calibri"/>
+          <w:sz w:val="24"/>
+          <w:szCs w:val="24"/>
+        </w:rPr>
+        <w:t xml:space="preserve">, Vite, </w:t>
+      </w:r>
+      <w:proofErr w:type="spellStart"/>
+      <w:r>
+        <w:rPr>
+          <w:rFonts w:ascii="Calibri" w:eastAsia="Calibri" w:hAnsi="Calibri" w:cs="Calibri"/>
+          <w:sz w:val="24"/>
+          <w:szCs w:val="24"/>
+        </w:rPr>
+        <w:t>FastAPI</w:t>
+      </w:r>
+      <w:proofErr w:type="spellEnd"/>
+      <w:r>
+        <w:rPr>
+          <w:rFonts w:ascii="Calibri" w:eastAsia="Calibri" w:hAnsi="Calibri" w:cs="Calibri"/>
+          <w:sz w:val="24"/>
+          <w:szCs w:val="24"/>
+        </w:rPr>
+        <w:t xml:space="preserve">, PostgreSQL) cuentan con amplias comunidades de soporte y curvas de aprendizaje controladas, además de apoyarse en capas gratuitas/estudiantiles de servicios </w:t>
+      </w:r>
+      <w:proofErr w:type="spellStart"/>
+      <w:r>
+        <w:rPr>
+          <w:rFonts w:ascii="Calibri" w:eastAsia="Calibri" w:hAnsi="Calibri" w:cs="Calibri"/>
+          <w:sz w:val="24"/>
+          <w:szCs w:val="24"/>
+        </w:rPr>
+        <w:t>cloud</w:t>
+      </w:r>
+      <w:proofErr w:type="spellEnd"/>
+      <w:r>
+        <w:rPr>
+          <w:rFonts w:ascii="Calibri" w:eastAsia="Calibri" w:hAnsi="Calibri" w:cs="Calibri"/>
+          <w:sz w:val="24"/>
+          <w:szCs w:val="24"/>
+        </w:rPr>
+        <w:t xml:space="preserve"> en Azure.</w:t>
+      </w:r>
+    </w:p>
+    <w:p>
+      <w:pPr>
+        <w:numPr>
+          <w:ilvl w:val="0"/>
+          <w:numId w:val="34"/>
+        </w:numPr>
+        <w:spacing w:line="360" w:lineRule="auto"/>
+        <w:jc w:val="both"/>
+        <w:rPr>
+          <w:rFonts w:ascii="Calibri" w:eastAsia="Calibri" w:hAnsi="Calibri" w:cs="Calibri"/>
+          <w:sz w:val="24"/>
+          <w:szCs w:val="24"/>
+        </w:rPr>
+      </w:pPr>
+      <w:r>
+        <w:rPr>
+          <w:rFonts w:ascii="Calibri" w:eastAsia="Calibri" w:hAnsi="Calibri" w:cs="Calibri"/>
+          <w:sz w:val="24"/>
+          <w:szCs w:val="24"/>
+        </w:rPr>
+        <w:t xml:space="preserve">Gestión de riesgos y contingencias: En caso de retrasos en la integración de módulos secundarios (como la gestión comercial avanzada o el módulo de ofertas de trabajo), el alcance puede acotarse progresivamente garantizando como entregable mínimo viable (MVP) los módulos críticos: autenticación JWT, gestión de roles de soporte y el </w:t>
+      </w:r>
+      <w:proofErr w:type="spellStart"/>
+      <w:r>
+        <w:rPr>
+          <w:rFonts w:ascii="Calibri" w:eastAsia="Calibri" w:hAnsi="Calibri" w:cs="Calibri"/>
+          <w:sz w:val="24"/>
+          <w:szCs w:val="24"/>
+        </w:rPr>
+        <w:t>dashboard</w:t>
+      </w:r>
+      <w:proofErr w:type="spellEnd"/>
+      <w:r>
+        <w:rPr>
+          <w:rFonts w:ascii="Calibri" w:eastAsia="Calibri" w:hAnsi="Calibri" w:cs="Calibri"/>
+          <w:sz w:val="24"/>
+          <w:szCs w:val="24"/>
+        </w:rPr>
+        <w:t xml:space="preserve"> principal de métricas operativas.</w:t>
+      </w:r>
+    </w:p>
+    <w:p>
+      <w:pPr>
+        <w:pStyle w:val="Ttulo2"/>
+        <w:spacing w:line="360" w:lineRule="auto"/>
+        <w:jc w:val="both"/>
+        <w:rPr>
+          <w:rFonts w:ascii="Calibri" w:eastAsia="Calibri" w:hAnsi="Calibri" w:cs="Calibri"/>
+          <w:b w:val="0"/>
+          <w:bCs w:val="0"/>
+          <w:sz w:val="24"/>
+          <w:szCs w:val="24"/>
+        </w:rPr>
+      </w:pPr>
+      <w:bookmarkStart w:id="3" w:name="_heading=h.m9q290sj8uiu" w:colFirst="0" w:colLast="0"/>
+      <w:bookmarkEnd w:id="3"/>
+    </w:p>
+    <w:p>
+      <w:pPr>
+        <w:pStyle w:val="Ttulo2"/>
+        <w:spacing w:line="360" w:lineRule="auto"/>
+        <w:jc w:val="both"/>
+        <w:rPr>
+          <w:rFonts w:ascii="Calibri" w:eastAsia="Calibri" w:hAnsi="Calibri" w:cs="Calibri"/>
+          <w:b w:val="0"/>
+          <w:bCs w:val="0"/>
+          <w:sz w:val="24"/>
+          <w:szCs w:val="24"/>
+        </w:rPr>
+      </w:pPr>
+      <w:bookmarkStart w:id="4" w:name="_heading=h.6saoowowsask" w:colFirst="0" w:colLast="0"/>
+      <w:bookmarkEnd w:id="4"/>
+    </w:p>
+    <w:p/>
+    <w:p>
+      <w:pPr>
+        <w:pStyle w:val="Ttulo2"/>
+        <w:spacing w:line="360" w:lineRule="auto"/>
+        <w:jc w:val="both"/>
+        <w:rPr>
+          <w:rFonts w:ascii="Calibri" w:eastAsia="Calibri" w:hAnsi="Calibri" w:cs="Calibri"/>
+          <w:b w:val="0"/>
+          <w:bCs w:val="0"/>
+          <w:sz w:val="24"/>
+          <w:szCs w:val="24"/>
+        </w:rPr>
+      </w:pPr>
+      <w:bookmarkStart w:id="5" w:name="_heading=h.qq1rsdaxg19h" w:colFirst="0" w:colLast="0"/>
+      <w:bookmarkEnd w:id="5"/>
+      <w:r>
+        <w:rPr>
+          <w:rFonts w:ascii="Calibri" w:eastAsia="Calibri" w:hAnsi="Calibri" w:cs="Calibri"/>
+          <w:b w:val="0"/>
+          <w:bCs w:val="0"/>
+          <w:sz w:val="24"/>
+          <w:szCs w:val="24"/>
+        </w:rPr>
+        <w:lastRenderedPageBreak/>
+        <w:t>5. Formulación de Objetivos</w:t>
+      </w:r>
+    </w:p>
+    <w:p>
+      <w:pPr>
+        <w:spacing w:line="360" w:lineRule="auto"/>
+        <w:jc w:val="both"/>
+        <w:rPr>
+          <w:rFonts w:ascii="Calibri" w:eastAsia="Calibri" w:hAnsi="Calibri" w:cs="Calibri"/>
+          <w:sz w:val="24"/>
+          <w:szCs w:val="24"/>
+        </w:rPr>
+      </w:pPr>
+      <w:r>
+        <w:rPr>
+          <w:rFonts w:ascii="Calibri" w:eastAsia="Calibri" w:hAnsi="Calibri" w:cs="Calibri"/>
+          <w:sz w:val="24"/>
+          <w:szCs w:val="24"/>
+        </w:rPr>
+        <w:t>Objetivo General:</w:t>
+      </w:r>
+    </w:p>
+    <w:p>
+      <w:pPr>
+        <w:numPr>
+          <w:ilvl w:val="0"/>
+          <w:numId w:val="35"/>
+        </w:numPr>
+        <w:spacing w:line="360" w:lineRule="auto"/>
+        <w:jc w:val="both"/>
+        <w:rPr>
+          <w:rFonts w:ascii="Calibri" w:eastAsia="Calibri" w:hAnsi="Calibri" w:cs="Calibri"/>
+          <w:sz w:val="24"/>
+          <w:szCs w:val="24"/>
+        </w:rPr>
+      </w:pPr>
+      <w:r>
+        <w:rPr>
+          <w:rFonts w:ascii="Calibri" w:eastAsia="Calibri" w:hAnsi="Calibri" w:cs="Calibri"/>
+          <w:sz w:val="24"/>
+          <w:szCs w:val="24"/>
+        </w:rPr>
+        <w:t xml:space="preserve">Construir e implantar el portal web de administración para la plataforma </w:t>
+      </w:r>
+      <w:proofErr w:type="spellStart"/>
+      <w:r>
+        <w:rPr>
+          <w:rFonts w:ascii="Calibri" w:eastAsia="Calibri" w:hAnsi="Calibri" w:cs="Calibri"/>
+          <w:sz w:val="24"/>
+          <w:szCs w:val="24"/>
+        </w:rPr>
+        <w:t>AgeCare</w:t>
+      </w:r>
+      <w:proofErr w:type="spellEnd"/>
+      <w:r>
+        <w:rPr>
+          <w:rFonts w:ascii="Calibri" w:eastAsia="Calibri" w:hAnsi="Calibri" w:cs="Calibri"/>
+          <w:sz w:val="24"/>
+          <w:szCs w:val="24"/>
+        </w:rPr>
+        <w:t xml:space="preserve"> utilizando </w:t>
+      </w:r>
+      <w:proofErr w:type="spellStart"/>
+      <w:r>
+        <w:rPr>
+          <w:rFonts w:ascii="Calibri" w:eastAsia="Calibri" w:hAnsi="Calibri" w:cs="Calibri"/>
+          <w:sz w:val="24"/>
+          <w:szCs w:val="24"/>
+        </w:rPr>
+        <w:t>React</w:t>
+      </w:r>
+      <w:proofErr w:type="spellEnd"/>
+      <w:r>
+        <w:rPr>
+          <w:rFonts w:ascii="Calibri" w:eastAsia="Calibri" w:hAnsi="Calibri" w:cs="Calibri"/>
+          <w:sz w:val="24"/>
+          <w:szCs w:val="24"/>
+        </w:rPr>
+        <w:t xml:space="preserve">, </w:t>
+      </w:r>
+      <w:proofErr w:type="spellStart"/>
+      <w:r>
+        <w:rPr>
+          <w:rFonts w:ascii="Calibri" w:eastAsia="Calibri" w:hAnsi="Calibri" w:cs="Calibri"/>
+          <w:sz w:val="24"/>
+          <w:szCs w:val="24"/>
+        </w:rPr>
+        <w:t>TypeScript</w:t>
+      </w:r>
+      <w:proofErr w:type="spellEnd"/>
+      <w:r>
+        <w:rPr>
+          <w:rFonts w:ascii="Calibri" w:eastAsia="Calibri" w:hAnsi="Calibri" w:cs="Calibri"/>
+          <w:sz w:val="24"/>
+          <w:szCs w:val="24"/>
+        </w:rPr>
+        <w:t xml:space="preserve"> y servicios </w:t>
+      </w:r>
+      <w:proofErr w:type="spellStart"/>
+      <w:r>
+        <w:rPr>
+          <w:rFonts w:ascii="Calibri" w:eastAsia="Calibri" w:hAnsi="Calibri" w:cs="Calibri"/>
+          <w:sz w:val="24"/>
+          <w:szCs w:val="24"/>
+        </w:rPr>
+        <w:t>cloud</w:t>
+      </w:r>
+      <w:proofErr w:type="spellEnd"/>
+      <w:r>
+        <w:rPr>
+          <w:rFonts w:ascii="Calibri" w:eastAsia="Calibri" w:hAnsi="Calibri" w:cs="Calibri"/>
+          <w:sz w:val="24"/>
+          <w:szCs w:val="24"/>
+        </w:rPr>
+        <w:t xml:space="preserve"> de Azure, permitiendo la gestión centralizada de usuarios, la moderación de contenido y la </w:t>
+      </w:r>
+      <w:proofErr w:type="spellStart"/>
+      <w:r>
+        <w:rPr>
+          <w:rFonts w:ascii="Calibri" w:eastAsia="Calibri" w:hAnsi="Calibri" w:cs="Calibri"/>
+          <w:sz w:val="24"/>
+          <w:szCs w:val="24"/>
+        </w:rPr>
+        <w:t>observabilidad</w:t>
+      </w:r>
+      <w:proofErr w:type="spellEnd"/>
+      <w:r>
+        <w:rPr>
+          <w:rFonts w:ascii="Calibri" w:eastAsia="Calibri" w:hAnsi="Calibri" w:cs="Calibri"/>
+          <w:sz w:val="24"/>
+          <w:szCs w:val="24"/>
+        </w:rPr>
+        <w:t xml:space="preserve"> operativa del sistema.</w:t>
+      </w:r>
+    </w:p>
+    <w:p>
+      <w:pPr>
+        <w:spacing w:line="360" w:lineRule="auto"/>
+        <w:jc w:val="both"/>
+        <w:rPr>
+          <w:rFonts w:ascii="Calibri" w:eastAsia="Calibri" w:hAnsi="Calibri" w:cs="Calibri"/>
+          <w:sz w:val="24"/>
+          <w:szCs w:val="24"/>
+        </w:rPr>
+      </w:pPr>
+      <w:r>
+        <w:rPr>
+          <w:rFonts w:ascii="Calibri" w:eastAsia="Calibri" w:hAnsi="Calibri" w:cs="Calibri"/>
+          <w:sz w:val="24"/>
+          <w:szCs w:val="24"/>
+        </w:rPr>
+        <w:t>Objetivos Específicos:</w:t>
+      </w:r>
+    </w:p>
+    <w:p>
+      <w:pPr>
+        <w:numPr>
+          <w:ilvl w:val="0"/>
+          <w:numId w:val="39"/>
+        </w:numPr>
+        <w:spacing w:line="360" w:lineRule="auto"/>
+        <w:jc w:val="both"/>
+        <w:rPr>
+          <w:rFonts w:ascii="Calibri" w:eastAsia="Calibri" w:hAnsi="Calibri" w:cs="Calibri"/>
+          <w:sz w:val="24"/>
+          <w:szCs w:val="24"/>
+        </w:rPr>
+      </w:pPr>
+      <w:r>
+        <w:rPr>
+          <w:rFonts w:ascii="Calibri" w:eastAsia="Calibri" w:hAnsi="Calibri" w:cs="Calibri"/>
+          <w:sz w:val="24"/>
+          <w:szCs w:val="24"/>
+        </w:rPr>
+        <w:t xml:space="preserve">Diseñar e implementar la interfaz SPA interactiva con </w:t>
+      </w:r>
+      <w:proofErr w:type="spellStart"/>
+      <w:r>
+        <w:rPr>
+          <w:rFonts w:ascii="Calibri" w:eastAsia="Calibri" w:hAnsi="Calibri" w:cs="Calibri"/>
+          <w:sz w:val="24"/>
+          <w:szCs w:val="24"/>
+        </w:rPr>
+        <w:t>React</w:t>
+      </w:r>
+      <w:proofErr w:type="spellEnd"/>
+      <w:r>
+        <w:rPr>
+          <w:rFonts w:ascii="Calibri" w:eastAsia="Calibri" w:hAnsi="Calibri" w:cs="Calibri"/>
+          <w:sz w:val="24"/>
+          <w:szCs w:val="24"/>
+        </w:rPr>
+        <w:t xml:space="preserve"> y Vite, estableciendo control de acceso granular por roles (RBAC) y rutas protegidas vía autenticación JWT.</w:t>
+      </w:r>
+    </w:p>
+    <w:p>
+      <w:pPr>
+        <w:numPr>
+          <w:ilvl w:val="0"/>
+          <w:numId w:val="39"/>
+        </w:numPr>
+        <w:spacing w:line="360" w:lineRule="auto"/>
+        <w:jc w:val="both"/>
+        <w:rPr>
+          <w:rFonts w:ascii="Calibri" w:eastAsia="Calibri" w:hAnsi="Calibri" w:cs="Calibri"/>
+          <w:sz w:val="24"/>
+          <w:szCs w:val="24"/>
+        </w:rPr>
+      </w:pPr>
+      <w:r>
+        <w:rPr>
+          <w:rFonts w:ascii="Calibri" w:eastAsia="Calibri" w:hAnsi="Calibri" w:cs="Calibri"/>
+          <w:sz w:val="24"/>
+          <w:szCs w:val="24"/>
+        </w:rPr>
+        <w:t xml:space="preserve">Integrar el </w:t>
+      </w:r>
+      <w:proofErr w:type="spellStart"/>
+      <w:r>
+        <w:rPr>
+          <w:rFonts w:ascii="Calibri" w:eastAsia="Calibri" w:hAnsi="Calibri" w:cs="Calibri"/>
+          <w:sz w:val="24"/>
+          <w:szCs w:val="24"/>
+        </w:rPr>
+        <w:t>frontend</w:t>
+      </w:r>
+      <w:proofErr w:type="spellEnd"/>
+      <w:r>
+        <w:rPr>
+          <w:rFonts w:ascii="Calibri" w:eastAsia="Calibri" w:hAnsi="Calibri" w:cs="Calibri"/>
+          <w:sz w:val="24"/>
+          <w:szCs w:val="24"/>
+        </w:rPr>
+        <w:t xml:space="preserve"> con la API de </w:t>
+      </w:r>
+      <w:proofErr w:type="spellStart"/>
+      <w:r>
+        <w:rPr>
+          <w:rFonts w:ascii="Calibri" w:eastAsia="Calibri" w:hAnsi="Calibri" w:cs="Calibri"/>
+          <w:sz w:val="24"/>
+          <w:szCs w:val="24"/>
+        </w:rPr>
+        <w:t>AgeCare</w:t>
+      </w:r>
+      <w:proofErr w:type="spellEnd"/>
+      <w:r>
+        <w:rPr>
+          <w:rFonts w:ascii="Calibri" w:eastAsia="Calibri" w:hAnsi="Calibri" w:cs="Calibri"/>
+          <w:sz w:val="24"/>
+          <w:szCs w:val="24"/>
+        </w:rPr>
+        <w:t xml:space="preserve"> (</w:t>
+      </w:r>
+      <w:proofErr w:type="spellStart"/>
+      <w:r>
+        <w:rPr>
+          <w:rFonts w:ascii="Calibri" w:eastAsia="Calibri" w:hAnsi="Calibri" w:cs="Calibri"/>
+          <w:sz w:val="24"/>
+          <w:szCs w:val="24"/>
+        </w:rPr>
+        <w:t>FastAPI</w:t>
+      </w:r>
+      <w:proofErr w:type="spellEnd"/>
+      <w:r>
+        <w:rPr>
+          <w:rFonts w:ascii="Calibri" w:eastAsia="Calibri" w:hAnsi="Calibri" w:cs="Calibri"/>
+          <w:sz w:val="24"/>
+          <w:szCs w:val="24"/>
+        </w:rPr>
+        <w:t>) y la base de datos PostgreSQL, asegurando la trazabilidad de operaciones críticas mediante una bitácora de auditoría.</w:t>
+      </w:r>
+    </w:p>
+    <w:p>
+      <w:pPr>
+        <w:numPr>
+          <w:ilvl w:val="0"/>
+          <w:numId w:val="39"/>
+        </w:numPr>
+        <w:spacing w:line="360" w:lineRule="auto"/>
+        <w:jc w:val="both"/>
+        <w:rPr>
+          <w:rFonts w:ascii="Calibri" w:eastAsia="Calibri" w:hAnsi="Calibri" w:cs="Calibri"/>
+          <w:sz w:val="24"/>
+          <w:szCs w:val="24"/>
+        </w:rPr>
+      </w:pPr>
+      <w:r>
+        <w:rPr>
+          <w:rFonts w:ascii="Calibri" w:eastAsia="Calibri" w:hAnsi="Calibri" w:cs="Calibri"/>
+          <w:sz w:val="24"/>
+          <w:szCs w:val="24"/>
+        </w:rPr>
+        <w:t xml:space="preserve">Configurar el pipeline de despliegue continuo (CI/CD) en Azure </w:t>
+      </w:r>
+      <w:proofErr w:type="spellStart"/>
+      <w:r>
+        <w:rPr>
+          <w:rFonts w:ascii="Calibri" w:eastAsia="Calibri" w:hAnsi="Calibri" w:cs="Calibri"/>
+          <w:sz w:val="24"/>
+          <w:szCs w:val="24"/>
+        </w:rPr>
+        <w:t>Static</w:t>
+      </w:r>
+      <w:proofErr w:type="spellEnd"/>
+      <w:r>
+        <w:rPr>
+          <w:rFonts w:ascii="Calibri" w:eastAsia="Calibri" w:hAnsi="Calibri" w:cs="Calibri"/>
+          <w:sz w:val="24"/>
+          <w:szCs w:val="24"/>
+        </w:rPr>
+        <w:t xml:space="preserve"> Web Apps junto con herramientas de </w:t>
+      </w:r>
+      <w:proofErr w:type="spellStart"/>
+      <w:r>
+        <w:rPr>
+          <w:rFonts w:ascii="Calibri" w:eastAsia="Calibri" w:hAnsi="Calibri" w:cs="Calibri"/>
+          <w:sz w:val="24"/>
+          <w:szCs w:val="24"/>
+        </w:rPr>
+        <w:t>observabilidad</w:t>
+      </w:r>
+      <w:proofErr w:type="spellEnd"/>
+      <w:r>
+        <w:rPr>
+          <w:rFonts w:ascii="Calibri" w:eastAsia="Calibri" w:hAnsi="Calibri" w:cs="Calibri"/>
+          <w:sz w:val="24"/>
+          <w:szCs w:val="24"/>
+        </w:rPr>
+        <w:t xml:space="preserve"> (</w:t>
+      </w:r>
+      <w:proofErr w:type="spellStart"/>
+      <w:r>
+        <w:rPr>
+          <w:rFonts w:ascii="Calibri" w:eastAsia="Calibri" w:hAnsi="Calibri" w:cs="Calibri"/>
+          <w:sz w:val="24"/>
+          <w:szCs w:val="24"/>
+        </w:rPr>
+        <w:t>Application</w:t>
+      </w:r>
+      <w:proofErr w:type="spellEnd"/>
+      <w:r>
+        <w:rPr>
+          <w:rFonts w:ascii="Calibri" w:eastAsia="Calibri" w:hAnsi="Calibri" w:cs="Calibri"/>
+          <w:sz w:val="24"/>
+          <w:szCs w:val="24"/>
+        </w:rPr>
+        <w:t xml:space="preserve"> </w:t>
+      </w:r>
+      <w:proofErr w:type="spellStart"/>
+      <w:r>
+        <w:rPr>
+          <w:rFonts w:ascii="Calibri" w:eastAsia="Calibri" w:hAnsi="Calibri" w:cs="Calibri"/>
+          <w:sz w:val="24"/>
+          <w:szCs w:val="24"/>
+        </w:rPr>
+        <w:t>Insights</w:t>
+      </w:r>
+      <w:proofErr w:type="spellEnd"/>
+      <w:r>
+        <w:rPr>
+          <w:rFonts w:ascii="Calibri" w:eastAsia="Calibri" w:hAnsi="Calibri" w:cs="Calibri"/>
+          <w:sz w:val="24"/>
+          <w:szCs w:val="24"/>
+        </w:rPr>
+        <w:t>) y gestión de secretos (Key Vault).</w:t>
+      </w:r>
+    </w:p>
+    <w:p>
+      <w:pPr>
+        <w:numPr>
+          <w:ilvl w:val="0"/>
+          <w:numId w:val="39"/>
+        </w:numPr>
+        <w:spacing w:line="360" w:lineRule="auto"/>
+        <w:jc w:val="both"/>
+        <w:rPr>
+          <w:rFonts w:ascii="Calibri" w:eastAsia="Calibri" w:hAnsi="Calibri" w:cs="Calibri"/>
+          <w:sz w:val="24"/>
+          <w:szCs w:val="24"/>
+        </w:rPr>
+      </w:pPr>
+      <w:r>
+        <w:rPr>
+          <w:rFonts w:ascii="Calibri" w:eastAsia="Calibri" w:hAnsi="Calibri" w:cs="Calibri"/>
+          <w:sz w:val="24"/>
+          <w:szCs w:val="24"/>
+        </w:rPr>
+        <w:t>Diseñar y ejecutar casos de prueba funcionales y de validación con datos de prueba controlados para garantizar la integridad y calidad del software.</w:t>
+      </w:r>
+    </w:p>
+    <w:p>
+      <w:pPr>
+        <w:pStyle w:val="Ttulo2"/>
+        <w:spacing w:line="360" w:lineRule="auto"/>
+        <w:jc w:val="both"/>
+        <w:rPr>
+          <w:rFonts w:ascii="Calibri" w:eastAsia="Calibri" w:hAnsi="Calibri" w:cs="Calibri"/>
+          <w:b w:val="0"/>
+          <w:bCs w:val="0"/>
+          <w:sz w:val="24"/>
+          <w:szCs w:val="24"/>
+        </w:rPr>
+      </w:pPr>
+      <w:bookmarkStart w:id="6" w:name="_heading=h.vs3mpvx0tyon" w:colFirst="0" w:colLast="0"/>
+      <w:bookmarkEnd w:id="6"/>
+      <w:r>
+        <w:rPr>
+          <w:rFonts w:ascii="Calibri" w:eastAsia="Calibri" w:hAnsi="Calibri" w:cs="Calibri"/>
+          <w:b w:val="0"/>
+          <w:bCs w:val="0"/>
+          <w:sz w:val="24"/>
+          <w:szCs w:val="24"/>
+        </w:rPr>
+        <w:t>6. Propuesta Metodológica de Trabajo</w:t>
+      </w:r>
+    </w:p>
+    <w:p>
+      <w:pPr>
+        <w:spacing w:line="360" w:lineRule="auto"/>
+        <w:jc w:val="both"/>
+        <w:rPr>
+          <w:rFonts w:ascii="Calibri" w:eastAsia="Calibri" w:hAnsi="Calibri" w:cs="Calibri"/>
+          <w:sz w:val="24"/>
+          <w:szCs w:val="24"/>
+        </w:rPr>
+      </w:pPr>
+      <w:r>
+        <w:rPr>
+          <w:rFonts w:ascii="Calibri" w:eastAsia="Calibri" w:hAnsi="Calibri" w:cs="Calibri"/>
+          <w:sz w:val="24"/>
+          <w:szCs w:val="24"/>
+        </w:rPr>
+        <w:t xml:space="preserve">Se empleará un marco de trabajo ágil basado en Scrum/Kanban (adaptado al ciclo académico), organizado en </w:t>
+      </w:r>
+      <w:proofErr w:type="spellStart"/>
+      <w:r>
+        <w:rPr>
+          <w:rFonts w:ascii="Calibri" w:eastAsia="Calibri" w:hAnsi="Calibri" w:cs="Calibri"/>
+          <w:sz w:val="24"/>
+          <w:szCs w:val="24"/>
+        </w:rPr>
+        <w:t>sprints</w:t>
+      </w:r>
+      <w:proofErr w:type="spellEnd"/>
+      <w:r>
+        <w:rPr>
+          <w:rFonts w:ascii="Calibri" w:eastAsia="Calibri" w:hAnsi="Calibri" w:cs="Calibri"/>
+          <w:sz w:val="24"/>
+          <w:szCs w:val="24"/>
+        </w:rPr>
+        <w:t xml:space="preserve"> quincenales orientados a entregables incrementales:</w:t>
+      </w:r>
+    </w:p>
+    <w:p>
+      <w:pPr>
+        <w:numPr>
+          <w:ilvl w:val="0"/>
+          <w:numId w:val="31"/>
+        </w:numPr>
+        <w:spacing w:line="360" w:lineRule="auto"/>
+        <w:jc w:val="both"/>
+        <w:rPr>
+          <w:rFonts w:ascii="Calibri" w:eastAsia="Calibri" w:hAnsi="Calibri" w:cs="Calibri"/>
+          <w:sz w:val="24"/>
+          <w:szCs w:val="24"/>
+        </w:rPr>
+      </w:pPr>
+      <w:r>
+        <w:rPr>
+          <w:rFonts w:ascii="Calibri" w:eastAsia="Calibri" w:hAnsi="Calibri" w:cs="Calibri"/>
+          <w:sz w:val="24"/>
+          <w:szCs w:val="24"/>
+        </w:rPr>
+        <w:t xml:space="preserve">Análisis y Arquitectura: Revisión de la documentación de los 82 </w:t>
+      </w:r>
+      <w:proofErr w:type="spellStart"/>
+      <w:r>
+        <w:rPr>
+          <w:rFonts w:ascii="Calibri" w:eastAsia="Calibri" w:hAnsi="Calibri" w:cs="Calibri"/>
+          <w:sz w:val="24"/>
+          <w:szCs w:val="24"/>
+        </w:rPr>
+        <w:t>endpoints</w:t>
+      </w:r>
+      <w:proofErr w:type="spellEnd"/>
+      <w:r>
+        <w:rPr>
+          <w:rFonts w:ascii="Calibri" w:eastAsia="Calibri" w:hAnsi="Calibri" w:cs="Calibri"/>
+          <w:sz w:val="24"/>
+          <w:szCs w:val="24"/>
+        </w:rPr>
+        <w:t xml:space="preserve"> de la API, diseño de </w:t>
+      </w:r>
+      <w:proofErr w:type="spellStart"/>
+      <w:r>
+        <w:rPr>
+          <w:rFonts w:ascii="Calibri" w:eastAsia="Calibri" w:hAnsi="Calibri" w:cs="Calibri"/>
+          <w:sz w:val="24"/>
+          <w:szCs w:val="24"/>
+        </w:rPr>
+        <w:t>wireframes</w:t>
+      </w:r>
+      <w:proofErr w:type="spellEnd"/>
+      <w:r>
+        <w:rPr>
+          <w:rFonts w:ascii="Calibri" w:eastAsia="Calibri" w:hAnsi="Calibri" w:cs="Calibri"/>
+          <w:sz w:val="24"/>
+          <w:szCs w:val="24"/>
+        </w:rPr>
+        <w:t xml:space="preserve"> para la SPA y definición de esquemas de datos complementarios y roles de usuario.</w:t>
+      </w:r>
+    </w:p>
+    <w:p>
+      <w:pPr>
+        <w:numPr>
+          <w:ilvl w:val="0"/>
+          <w:numId w:val="31"/>
+        </w:numPr>
+        <w:spacing w:line="360" w:lineRule="auto"/>
+        <w:jc w:val="both"/>
+        <w:rPr>
+          <w:rFonts w:ascii="Calibri" w:eastAsia="Calibri" w:hAnsi="Calibri" w:cs="Calibri"/>
+          <w:sz w:val="24"/>
+          <w:szCs w:val="24"/>
+        </w:rPr>
+      </w:pPr>
+      <w:r>
+        <w:rPr>
+          <w:rFonts w:ascii="Calibri" w:eastAsia="Calibri" w:hAnsi="Calibri" w:cs="Calibri"/>
+          <w:sz w:val="24"/>
+          <w:szCs w:val="24"/>
+        </w:rPr>
+        <w:lastRenderedPageBreak/>
+        <w:t>Configuración del Entorno y Núcleo de Seguridad: Inicialización del repositorio, configuración del pipeline CI/CD en Azure y desarrollo del módulo de autenticación JWT y enrutamiento protegido.</w:t>
+      </w:r>
+    </w:p>
+    <w:p>
+      <w:pPr>
+        <w:numPr>
+          <w:ilvl w:val="0"/>
+          <w:numId w:val="31"/>
+        </w:numPr>
+        <w:spacing w:line="360" w:lineRule="auto"/>
+        <w:jc w:val="both"/>
+        <w:rPr>
+          <w:rFonts w:ascii="Calibri" w:eastAsia="Calibri" w:hAnsi="Calibri" w:cs="Calibri"/>
+          <w:sz w:val="24"/>
+          <w:szCs w:val="24"/>
+        </w:rPr>
+      </w:pPr>
+      <w:r>
+        <w:rPr>
+          <w:rFonts w:ascii="Calibri" w:eastAsia="Calibri" w:hAnsi="Calibri" w:cs="Calibri"/>
+          <w:sz w:val="24"/>
+          <w:szCs w:val="24"/>
+        </w:rPr>
+        <w:t xml:space="preserve">Desarrollo Modular Funcional: Construcción progresiva de los módulos de soporte, curación de contenido, </w:t>
+      </w:r>
+      <w:proofErr w:type="spellStart"/>
+      <w:r>
+        <w:rPr>
+          <w:rFonts w:ascii="Calibri" w:eastAsia="Calibri" w:hAnsi="Calibri" w:cs="Calibri"/>
+          <w:sz w:val="24"/>
+          <w:szCs w:val="24"/>
+        </w:rPr>
+        <w:t>dashboards</w:t>
+      </w:r>
+      <w:proofErr w:type="spellEnd"/>
+      <w:r>
+        <w:rPr>
+          <w:rFonts w:ascii="Calibri" w:eastAsia="Calibri" w:hAnsi="Calibri" w:cs="Calibri"/>
+          <w:sz w:val="24"/>
+          <w:szCs w:val="24"/>
+        </w:rPr>
+        <w:t xml:space="preserve"> de adopción y configuración de alertas de salud.</w:t>
+      </w:r>
+    </w:p>
+    <w:p>
+      <w:pPr>
+        <w:numPr>
+          <w:ilvl w:val="0"/>
+          <w:numId w:val="31"/>
+        </w:numPr>
+        <w:spacing w:line="360" w:lineRule="auto"/>
+        <w:jc w:val="both"/>
+        <w:rPr>
+          <w:rFonts w:ascii="Calibri" w:eastAsia="Calibri" w:hAnsi="Calibri" w:cs="Calibri"/>
+          <w:sz w:val="24"/>
+          <w:szCs w:val="24"/>
+        </w:rPr>
+      </w:pPr>
+      <w:proofErr w:type="spellStart"/>
+      <w:r>
+        <w:rPr>
+          <w:rFonts w:ascii="Calibri" w:eastAsia="Calibri" w:hAnsi="Calibri" w:cs="Calibri"/>
+          <w:sz w:val="24"/>
+          <w:szCs w:val="24"/>
+        </w:rPr>
+        <w:t>Testing</w:t>
+      </w:r>
+      <w:proofErr w:type="spellEnd"/>
+      <w:r>
+        <w:rPr>
+          <w:rFonts w:ascii="Calibri" w:eastAsia="Calibri" w:hAnsi="Calibri" w:cs="Calibri"/>
+          <w:sz w:val="24"/>
+          <w:szCs w:val="24"/>
+        </w:rPr>
+        <w:t xml:space="preserve">, Despliegue y Cierre: Ejecución de pruebas funcionales con herramientas de datos demo, ajuste de </w:t>
+      </w:r>
+      <w:proofErr w:type="spellStart"/>
+      <w:r>
+        <w:rPr>
+          <w:rFonts w:ascii="Calibri" w:eastAsia="Calibri" w:hAnsi="Calibri" w:cs="Calibri"/>
+          <w:sz w:val="24"/>
+          <w:szCs w:val="24"/>
+        </w:rPr>
+        <w:t>observabilidad</w:t>
+      </w:r>
+      <w:proofErr w:type="spellEnd"/>
+      <w:r>
+        <w:rPr>
+          <w:rFonts w:ascii="Calibri" w:eastAsia="Calibri" w:hAnsi="Calibri" w:cs="Calibri"/>
+          <w:sz w:val="24"/>
+          <w:szCs w:val="24"/>
+        </w:rPr>
+        <w:t xml:space="preserve"> con </w:t>
+      </w:r>
+      <w:proofErr w:type="spellStart"/>
+      <w:r>
+        <w:rPr>
+          <w:rFonts w:ascii="Calibri" w:eastAsia="Calibri" w:hAnsi="Calibri" w:cs="Calibri"/>
+          <w:sz w:val="24"/>
+          <w:szCs w:val="24"/>
+        </w:rPr>
+        <w:t>Application</w:t>
+      </w:r>
+      <w:proofErr w:type="spellEnd"/>
+      <w:r>
+        <w:rPr>
+          <w:rFonts w:ascii="Calibri" w:eastAsia="Calibri" w:hAnsi="Calibri" w:cs="Calibri"/>
+          <w:sz w:val="24"/>
+          <w:szCs w:val="24"/>
+        </w:rPr>
+        <w:t xml:space="preserve"> </w:t>
+      </w:r>
+      <w:proofErr w:type="spellStart"/>
+      <w:r>
+        <w:rPr>
+          <w:rFonts w:ascii="Calibri" w:eastAsia="Calibri" w:hAnsi="Calibri" w:cs="Calibri"/>
+          <w:sz w:val="24"/>
+          <w:szCs w:val="24"/>
+        </w:rPr>
+        <w:t>Insights</w:t>
+      </w:r>
+      <w:proofErr w:type="spellEnd"/>
+      <w:r>
+        <w:rPr>
+          <w:rFonts w:ascii="Calibri" w:eastAsia="Calibri" w:hAnsi="Calibri" w:cs="Calibri"/>
+          <w:sz w:val="24"/>
+          <w:szCs w:val="24"/>
+        </w:rPr>
+        <w:t xml:space="preserve"> y documentación final del sistema.</w:t>
+      </w:r>
+    </w:p>
+    <w:p>
+      <w:pPr>
+        <w:rPr>
+          <w:rFonts w:ascii="Calibri" w:eastAsia="Calibri" w:hAnsi="Calibri" w:cs="Calibri"/>
+          <w:sz w:val="24"/>
+          <w:szCs w:val="24"/>
+        </w:rPr>
+      </w:pPr>
+    </w:p>
+    <w:p>
+      <w:pPr>
+        <w:rPr>
+          <w:rFonts w:ascii="Calibri" w:eastAsia="Calibri" w:hAnsi="Calibri" w:cs="Calibri"/>
+          <w:sz w:val="24"/>
+          <w:szCs w:val="24"/>
+        </w:rPr>
+      </w:pPr>
+    </w:p>
+    <w:p>
+      <w:pPr>
+        <w:rPr>
+          <w:rFonts w:ascii="Calibri" w:eastAsia="Calibri" w:hAnsi="Calibri" w:cs="Calibri"/>
+          <w:sz w:val="24"/>
+          <w:szCs w:val="24"/>
+        </w:rPr>
+      </w:pPr>
+    </w:p>
+    <w:p>
+      <w:pPr>
+        <w:rPr>
+          <w:rFonts w:ascii="Calibri" w:eastAsia="Calibri" w:hAnsi="Calibri" w:cs="Calibri"/>
+          <w:sz w:val="24"/>
+          <w:szCs w:val="24"/>
+        </w:rPr>
+      </w:pPr>
+    </w:p>
+    <w:p>
+      <w:pPr>
+        <w:rPr>
+          <w:rFonts w:ascii="Calibri" w:eastAsia="Calibri" w:hAnsi="Calibri" w:cs="Calibri"/>
+          <w:sz w:val="24"/>
+          <w:szCs w:val="24"/>
+        </w:rPr>
+      </w:pPr>
+    </w:p>
+    <w:p>
+      <w:pPr>
+        <w:rPr>
+          <w:rFonts w:ascii="Calibri" w:eastAsia="Calibri" w:hAnsi="Calibri" w:cs="Calibri"/>
+          <w:sz w:val="24"/>
+          <w:szCs w:val="24"/>
+        </w:rPr>
+      </w:pPr>
+    </w:p>
+    <w:p>
+      <w:pPr>
+        <w:rPr>
+          <w:rFonts w:ascii="Calibri" w:eastAsia="Calibri" w:hAnsi="Calibri" w:cs="Calibri"/>
+          <w:sz w:val="24"/>
+          <w:szCs w:val="24"/>
+        </w:rPr>
+      </w:pPr>
+    </w:p>
+    <w:p>
+      <w:pPr>
+        <w:rPr>
+          <w:rFonts w:ascii="Calibri" w:eastAsia="Calibri" w:hAnsi="Calibri" w:cs="Calibri"/>
+          <w:sz w:val="24"/>
+          <w:szCs w:val="24"/>
+        </w:rPr>
+      </w:pPr>
+    </w:p>
+    <w:p>
+      <w:pPr>
+        <w:rPr>
+          <w:rFonts w:ascii="Calibri" w:eastAsia="Calibri" w:hAnsi="Calibri" w:cs="Calibri"/>
+          <w:sz w:val="24"/>
+          <w:szCs w:val="24"/>
+        </w:rPr>
+      </w:pPr>
+    </w:p>
+    <w:p>
+      <w:pPr>
+        <w:rPr>
+          <w:rFonts w:ascii="Calibri" w:eastAsia="Calibri" w:hAnsi="Calibri" w:cs="Calibri"/>
+          <w:sz w:val="24"/>
+          <w:szCs w:val="24"/>
+        </w:rPr>
+      </w:pPr>
+    </w:p>
+    <w:p>
+      <w:pPr>
+        <w:rPr>
+          <w:rFonts w:ascii="Calibri" w:eastAsia="Calibri" w:hAnsi="Calibri" w:cs="Calibri"/>
+          <w:sz w:val="24"/>
+          <w:szCs w:val="24"/>
+        </w:rPr>
+      </w:pPr>
+    </w:p>
+    <w:p>
+      <w:pPr>
+        <w:rPr>
+          <w:rFonts w:ascii="Calibri" w:eastAsia="Calibri" w:hAnsi="Calibri" w:cs="Calibri"/>
+          <w:sz w:val="24"/>
+          <w:szCs w:val="24"/>
+        </w:rPr>
+      </w:pPr>
+    </w:p>
+    <w:p>
+      <w:pPr>
+        <w:rPr>
+          <w:rFonts w:ascii="Calibri" w:eastAsia="Calibri" w:hAnsi="Calibri" w:cs="Calibri"/>
+          <w:sz w:val="24"/>
+          <w:szCs w:val="24"/>
+        </w:rPr>
+      </w:pPr>
+    </w:p>
+    <w:p>
+      <w:pPr>
+        <w:rPr>
+          <w:rFonts w:ascii="Calibri" w:eastAsia="Calibri" w:hAnsi="Calibri" w:cs="Calibri"/>
+          <w:sz w:val="24"/>
+          <w:szCs w:val="24"/>
+        </w:rPr>
+      </w:pPr>
+    </w:p>
+    <w:p>
+      <w:pPr>
+        <w:rPr>
+          <w:rFonts w:ascii="Calibri" w:eastAsia="Calibri" w:hAnsi="Calibri" w:cs="Calibri"/>
+          <w:sz w:val="24"/>
+          <w:szCs w:val="24"/>
+        </w:rPr>
+      </w:pPr>
+    </w:p>
+    <w:p>
+      <w:pPr>
+        <w:rPr>
+          <w:rFonts w:ascii="Calibri" w:eastAsia="Calibri" w:hAnsi="Calibri" w:cs="Calibri"/>
+          <w:sz w:val="24"/>
+          <w:szCs w:val="24"/>
+        </w:rPr>
+      </w:pPr>
+    </w:p>
+    <w:p>
+      <w:pPr>
+        <w:rPr>
+          <w:rFonts w:ascii="Calibri" w:eastAsia="Calibri" w:hAnsi="Calibri" w:cs="Calibri"/>
+          <w:sz w:val="24"/>
+          <w:szCs w:val="24"/>
+        </w:rPr>
+      </w:pPr>
+    </w:p>
+    <w:p>
+      <w:pPr>
+        <w:rPr>
+          <w:rFonts w:ascii="Calibri" w:eastAsia="Calibri" w:hAnsi="Calibri" w:cs="Calibri"/>
+          <w:sz w:val="24"/>
+          <w:szCs w:val="24"/>
+        </w:rPr>
+      </w:pPr>
+    </w:p>
+    <w:p>
+      <w:pPr>
+        <w:rPr>
+          <w:rFonts w:ascii="Calibri" w:eastAsia="Calibri" w:hAnsi="Calibri" w:cs="Calibri"/>
+          <w:sz w:val="24"/>
+          <w:szCs w:val="24"/>
+        </w:rPr>
+      </w:pPr>
+    </w:p>
+    <w:p>
+      <w:pPr>
+        <w:rPr>
+          <w:rFonts w:ascii="Calibri" w:eastAsia="Calibri" w:hAnsi="Calibri" w:cs="Calibri"/>
+          <w:sz w:val="24"/>
+          <w:szCs w:val="24"/>
+        </w:rPr>
+      </w:pPr>
+    </w:p>
+    <w:p>
+      <w:pPr>
+        <w:rPr>
+          <w:rFonts w:ascii="Calibri" w:eastAsia="Calibri" w:hAnsi="Calibri" w:cs="Calibri"/>
+          <w:sz w:val="24"/>
+          <w:szCs w:val="24"/>
+        </w:rPr>
+      </w:pPr>
+    </w:p>
+    <w:p>
+      <w:pPr>
+        <w:rPr>
+          <w:rFonts w:ascii="Calibri" w:eastAsia="Calibri" w:hAnsi="Calibri" w:cs="Calibri"/>
+          <w:sz w:val="24"/>
+          <w:szCs w:val="24"/>
+        </w:rPr>
+      </w:pPr>
+    </w:p>
+    <w:p>
+      <w:pPr>
+        <w:rPr>
+          <w:rFonts w:ascii="Calibri" w:eastAsia="Calibri" w:hAnsi="Calibri" w:cs="Calibri"/>
+          <w:sz w:val="24"/>
+          <w:szCs w:val="24"/>
+        </w:rPr>
+      </w:pPr>
+    </w:p>
+    <w:p>
+      <w:pPr>
+        <w:pStyle w:val="Ttulo2"/>
+        <w:rPr>
+          <w:rFonts w:ascii="Calibri" w:eastAsia="Calibri" w:hAnsi="Calibri" w:cs="Calibri"/>
+          <w:b w:val="0"/>
+          <w:bCs w:val="0"/>
+          <w:sz w:val="24"/>
+          <w:szCs w:val="24"/>
+        </w:rPr>
+      </w:pPr>
+      <w:bookmarkStart w:id="7" w:name="_heading=h.vtcghzusjqzk" w:colFirst="0" w:colLast="0"/>
+      <w:bookmarkEnd w:id="7"/>
+      <w:r>
+        <w:rPr>
+          <w:rFonts w:ascii="Calibri" w:eastAsia="Calibri" w:hAnsi="Calibri" w:cs="Calibri"/>
+          <w:b w:val="0"/>
+          <w:bCs w:val="0"/>
+          <w:sz w:val="24"/>
+          <w:szCs w:val="24"/>
+        </w:rPr>
+        <w:lastRenderedPageBreak/>
+        <w:t>7. Plan de Trabajo: Recursos, Duración, Facilitadores y Obstaculizadores</w:t>
+      </w:r>
+    </w:p>
+    <w:p>
+      <w:pPr>
+        <w:rPr>
+          <w:rFonts w:ascii="Calibri" w:eastAsia="Calibri" w:hAnsi="Calibri" w:cs="Calibri"/>
+          <w:sz w:val="24"/>
+          <w:szCs w:val="24"/>
+        </w:rPr>
+      </w:pPr>
+    </w:p>
+    <w:tbl>
+      <w:tblPr>
+        <w:tblW w:w="10095" w:type="dxa"/>
+        <w:tblBorders>
+          <w:top w:val="nil"/>
+          <w:left w:val="nil"/>
+          <w:bottom w:val="nil"/>
+          <w:right w:val="nil"/>
+          <w:insideH w:val="nil"/>
+          <w:insideV w:val="nil"/>
+        </w:tblBorders>
+        <w:tblLayout w:type="fixed"/>
+        <w:tblLook w:val="0600" w:firstRow="0" w:lastRow="0" w:firstColumn="0" w:lastColumn="0" w:noHBand="1" w:noVBand="1"/>
+      </w:tblPr>
+      <w:tblGrid>
+        <w:gridCol w:w="1890"/>
+        <w:gridCol w:w="1455"/>
+        <w:gridCol w:w="2310"/>
+        <w:gridCol w:w="2055"/>
+        <w:gridCol w:w="2385"/>
+      </w:tblGrid>
+      <w:tr>
+        <w:trPr>
+          <w:trHeight w:val="825"/>
+        </w:trPr>
+        <w:tc>
+          <w:tcPr>
+            <w:tcW w:w="1890" w:type="dxa"/>
+            <w:tcBorders>
+              <w:top w:val="single" w:sz="6" w:space="0" w:color="C4C7C5"/>
+              <w:left w:val="single" w:sz="6" w:space="0" w:color="C4C7C5"/>
+              <w:bottom w:val="single" w:sz="6" w:space="0" w:color="C4C7C5"/>
+              <w:right w:val="single" w:sz="6" w:space="0" w:color="C4C7C5"/>
+            </w:tcBorders>
+            <w:tcMar>
+              <w:top w:w="120" w:type="dxa"/>
+              <w:left w:w="180" w:type="dxa"/>
+              <w:bottom w:w="120" w:type="dxa"/>
+              <w:right w:w="180" w:type="dxa"/>
+            </w:tcMar>
+          </w:tcPr>
+          <w:p>
+            <w:pPr>
+              <w:spacing w:after="480"/>
+              <w:jc w:val="both"/>
+              <w:rPr>
+                <w:rFonts w:ascii="Calibri" w:eastAsia="Calibri" w:hAnsi="Calibri" w:cs="Calibri"/>
+                <w:color w:val="1F1F1F"/>
+                <w:sz w:val="24"/>
+                <w:szCs w:val="24"/>
+              </w:rPr>
+            </w:pPr>
+            <w:r>
+              <w:rPr>
+                <w:rFonts w:ascii="Calibri" w:eastAsia="Calibri" w:hAnsi="Calibri" w:cs="Calibri"/>
+                <w:b/>
+                <w:bCs/>
+                <w:color w:val="1F1F1F"/>
+                <w:sz w:val="24"/>
+                <w:szCs w:val="24"/>
+              </w:rPr>
+              <w:t>Actividad / Hito</w:t>
+            </w:r>
+          </w:p>
+        </w:tc>
+        <w:tc>
+          <w:tcPr>
+            <w:tcW w:w="1455" w:type="dxa"/>
+            <w:tcBorders>
+              <w:top w:val="single" w:sz="6" w:space="0" w:color="C4C7C5"/>
+              <w:left w:val="single" w:sz="6" w:space="0" w:color="C4C7C5"/>
+              <w:bottom w:val="single" w:sz="6" w:space="0" w:color="C4C7C5"/>
+              <w:right w:val="single" w:sz="6" w:space="0" w:color="C4C7C5"/>
+            </w:tcBorders>
+            <w:tcMar>
+              <w:top w:w="120" w:type="dxa"/>
+              <w:left w:w="180" w:type="dxa"/>
+              <w:bottom w:w="120" w:type="dxa"/>
+              <w:right w:w="180" w:type="dxa"/>
+            </w:tcMar>
+          </w:tcPr>
+          <w:p>
+            <w:pPr>
+              <w:spacing w:after="480"/>
+              <w:jc w:val="both"/>
+              <w:rPr>
+                <w:rFonts w:ascii="Calibri" w:eastAsia="Calibri" w:hAnsi="Calibri" w:cs="Calibri"/>
+                <w:color w:val="1F1F1F"/>
+                <w:sz w:val="24"/>
+                <w:szCs w:val="24"/>
+              </w:rPr>
+            </w:pPr>
+            <w:r>
+              <w:rPr>
+                <w:rFonts w:ascii="Calibri" w:eastAsia="Calibri" w:hAnsi="Calibri" w:cs="Calibri"/>
+                <w:b/>
+                <w:bCs/>
+                <w:color w:val="1F1F1F"/>
+                <w:sz w:val="24"/>
+                <w:szCs w:val="24"/>
+              </w:rPr>
+              <w:t>Duración Estimada</w:t>
+            </w:r>
+          </w:p>
+        </w:tc>
+        <w:tc>
+          <w:tcPr>
+            <w:tcW w:w="2310" w:type="dxa"/>
+            <w:tcBorders>
+              <w:top w:val="single" w:sz="6" w:space="0" w:color="C4C7C5"/>
+              <w:left w:val="single" w:sz="6" w:space="0" w:color="C4C7C5"/>
+              <w:bottom w:val="single" w:sz="6" w:space="0" w:color="C4C7C5"/>
+              <w:right w:val="single" w:sz="6" w:space="0" w:color="C4C7C5"/>
+            </w:tcBorders>
+            <w:tcMar>
+              <w:top w:w="120" w:type="dxa"/>
+              <w:left w:w="180" w:type="dxa"/>
+              <w:bottom w:w="120" w:type="dxa"/>
+              <w:right w:w="180" w:type="dxa"/>
+            </w:tcMar>
+          </w:tcPr>
+          <w:p>
+            <w:pPr>
+              <w:spacing w:after="480"/>
+              <w:jc w:val="both"/>
+              <w:rPr>
+                <w:rFonts w:ascii="Calibri" w:eastAsia="Calibri" w:hAnsi="Calibri" w:cs="Calibri"/>
+                <w:color w:val="1F1F1F"/>
+                <w:sz w:val="24"/>
+                <w:szCs w:val="24"/>
+              </w:rPr>
+            </w:pPr>
+            <w:r>
+              <w:rPr>
+                <w:rFonts w:ascii="Calibri" w:eastAsia="Calibri" w:hAnsi="Calibri" w:cs="Calibri"/>
+                <w:b/>
+                <w:bCs/>
+                <w:color w:val="1F1F1F"/>
+                <w:sz w:val="24"/>
+                <w:szCs w:val="24"/>
+              </w:rPr>
+              <w:t>Recursos Necesarios</w:t>
+            </w:r>
+          </w:p>
+        </w:tc>
+        <w:tc>
+          <w:tcPr>
+            <w:tcW w:w="2055" w:type="dxa"/>
+            <w:tcBorders>
+              <w:top w:val="single" w:sz="6" w:space="0" w:color="C4C7C5"/>
+              <w:left w:val="single" w:sz="6" w:space="0" w:color="C4C7C5"/>
+              <w:bottom w:val="single" w:sz="6" w:space="0" w:color="C4C7C5"/>
+              <w:right w:val="single" w:sz="6" w:space="0" w:color="C4C7C5"/>
+            </w:tcBorders>
+            <w:tcMar>
+              <w:top w:w="120" w:type="dxa"/>
+              <w:left w:w="180" w:type="dxa"/>
+              <w:bottom w:w="120" w:type="dxa"/>
+              <w:right w:w="180" w:type="dxa"/>
+            </w:tcMar>
+          </w:tcPr>
+          <w:p>
+            <w:pPr>
+              <w:spacing w:after="480"/>
+              <w:jc w:val="both"/>
+              <w:rPr>
+                <w:rFonts w:ascii="Calibri" w:eastAsia="Calibri" w:hAnsi="Calibri" w:cs="Calibri"/>
+                <w:color w:val="1F1F1F"/>
+                <w:sz w:val="24"/>
+                <w:szCs w:val="24"/>
+              </w:rPr>
+            </w:pPr>
+            <w:r>
+              <w:rPr>
+                <w:rFonts w:ascii="Calibri" w:eastAsia="Calibri" w:hAnsi="Calibri" w:cs="Calibri"/>
+                <w:b/>
+                <w:bCs/>
+                <w:color w:val="1F1F1F"/>
+                <w:sz w:val="24"/>
+                <w:szCs w:val="24"/>
+              </w:rPr>
+              <w:t>Facilitadores</w:t>
+            </w:r>
+          </w:p>
+        </w:tc>
+        <w:tc>
+          <w:tcPr>
+            <w:tcW w:w="2385" w:type="dxa"/>
+            <w:tcBorders>
+              <w:top w:val="single" w:sz="6" w:space="0" w:color="C4C7C5"/>
+              <w:left w:val="single" w:sz="6" w:space="0" w:color="C4C7C5"/>
+              <w:bottom w:val="single" w:sz="6" w:space="0" w:color="C4C7C5"/>
+              <w:right w:val="single" w:sz="6" w:space="0" w:color="C4C7C5"/>
+            </w:tcBorders>
+            <w:tcMar>
+              <w:top w:w="120" w:type="dxa"/>
+              <w:left w:w="180" w:type="dxa"/>
+              <w:bottom w:w="120" w:type="dxa"/>
+              <w:right w:w="180" w:type="dxa"/>
+            </w:tcMar>
+          </w:tcPr>
+          <w:p>
+            <w:pPr>
+              <w:spacing w:after="480"/>
+              <w:jc w:val="both"/>
+              <w:rPr>
+                <w:rFonts w:ascii="Calibri" w:eastAsia="Calibri" w:hAnsi="Calibri" w:cs="Calibri"/>
+                <w:color w:val="1F1F1F"/>
+                <w:sz w:val="24"/>
+                <w:szCs w:val="24"/>
+              </w:rPr>
+            </w:pPr>
+            <w:r>
+              <w:rPr>
+                <w:rFonts w:ascii="Calibri" w:eastAsia="Calibri" w:hAnsi="Calibri" w:cs="Calibri"/>
+                <w:b/>
+                <w:bCs/>
+                <w:color w:val="1F1F1F"/>
+                <w:sz w:val="24"/>
+                <w:szCs w:val="24"/>
+              </w:rPr>
+              <w:t>Obstaculizadores Potenciales</w:t>
+            </w:r>
+          </w:p>
+        </w:tc>
+      </w:tr>
+      <w:tr>
+        <w:trPr>
+          <w:trHeight w:val="1650"/>
+        </w:trPr>
+        <w:tc>
+          <w:tcPr>
+            <w:tcW w:w="1890" w:type="dxa"/>
+            <w:tcBorders>
+              <w:top w:val="single" w:sz="6" w:space="0" w:color="C4C7C5"/>
+              <w:left w:val="single" w:sz="6" w:space="0" w:color="C4C7C5"/>
+              <w:bottom w:val="single" w:sz="6" w:space="0" w:color="C4C7C5"/>
+              <w:right w:val="single" w:sz="6" w:space="0" w:color="C4C7C5"/>
+            </w:tcBorders>
+            <w:tcMar>
+              <w:top w:w="120" w:type="dxa"/>
+              <w:left w:w="180" w:type="dxa"/>
+              <w:bottom w:w="120" w:type="dxa"/>
+              <w:right w:w="180" w:type="dxa"/>
+            </w:tcMar>
+          </w:tcPr>
+          <w:p>
+            <w:pPr>
+              <w:spacing w:after="480"/>
+              <w:jc w:val="both"/>
+              <w:rPr>
+                <w:rFonts w:ascii="Calibri" w:eastAsia="Calibri" w:hAnsi="Calibri" w:cs="Calibri"/>
+                <w:color w:val="1F1F1F"/>
+                <w:sz w:val="24"/>
+                <w:szCs w:val="24"/>
+              </w:rPr>
+            </w:pPr>
+            <w:r>
+              <w:rPr>
+                <w:rFonts w:ascii="Calibri" w:eastAsia="Calibri" w:hAnsi="Calibri" w:cs="Calibri"/>
+                <w:b/>
+                <w:bCs/>
+                <w:color w:val="1F1F1F"/>
+                <w:sz w:val="24"/>
+                <w:szCs w:val="24"/>
+              </w:rPr>
+              <w:t>Hito 1:</w:t>
+            </w:r>
+            <w:r>
+              <w:rPr>
+                <w:rFonts w:ascii="Calibri" w:eastAsia="Calibri" w:hAnsi="Calibri" w:cs="Calibri"/>
+                <w:color w:val="1F1F1F"/>
+                <w:sz w:val="24"/>
+                <w:szCs w:val="24"/>
+              </w:rPr>
+              <w:t xml:space="preserve"> Definición arquitectónica y mockups de UI</w:t>
+            </w:r>
+          </w:p>
+        </w:tc>
+        <w:tc>
+          <w:tcPr>
+            <w:tcW w:w="1455" w:type="dxa"/>
+            <w:tcBorders>
+              <w:top w:val="single" w:sz="6" w:space="0" w:color="C4C7C5"/>
+              <w:left w:val="single" w:sz="6" w:space="0" w:color="C4C7C5"/>
+              <w:bottom w:val="single" w:sz="6" w:space="0" w:color="C4C7C5"/>
+              <w:right w:val="single" w:sz="6" w:space="0" w:color="C4C7C5"/>
+            </w:tcBorders>
+            <w:tcMar>
+              <w:top w:w="120" w:type="dxa"/>
+              <w:left w:w="180" w:type="dxa"/>
+              <w:bottom w:w="120" w:type="dxa"/>
+              <w:right w:w="180" w:type="dxa"/>
+            </w:tcMar>
+          </w:tcPr>
+          <w:p>
+            <w:pPr>
+              <w:spacing w:after="480"/>
+              <w:jc w:val="both"/>
+              <w:rPr>
+                <w:rFonts w:ascii="Calibri" w:eastAsia="Calibri" w:hAnsi="Calibri" w:cs="Calibri"/>
+                <w:color w:val="1F1F1F"/>
+                <w:sz w:val="24"/>
+                <w:szCs w:val="24"/>
+              </w:rPr>
+            </w:pPr>
+            <w:r>
+              <w:rPr>
+                <w:rFonts w:ascii="Calibri" w:eastAsia="Calibri" w:hAnsi="Calibri" w:cs="Calibri"/>
+                <w:color w:val="1F1F1F"/>
+                <w:sz w:val="24"/>
+                <w:szCs w:val="24"/>
+              </w:rPr>
+              <w:t>Semanas 1 - 2</w:t>
+            </w:r>
+          </w:p>
+        </w:tc>
+        <w:tc>
+          <w:tcPr>
+            <w:tcW w:w="2310" w:type="dxa"/>
+            <w:tcBorders>
+              <w:top w:val="single" w:sz="6" w:space="0" w:color="C4C7C5"/>
+              <w:left w:val="single" w:sz="6" w:space="0" w:color="C4C7C5"/>
+              <w:bottom w:val="single" w:sz="6" w:space="0" w:color="C4C7C5"/>
+              <w:right w:val="single" w:sz="6" w:space="0" w:color="C4C7C5"/>
+            </w:tcBorders>
+            <w:tcMar>
+              <w:top w:w="120" w:type="dxa"/>
+              <w:left w:w="180" w:type="dxa"/>
+              <w:bottom w:w="120" w:type="dxa"/>
+              <w:right w:w="180" w:type="dxa"/>
+            </w:tcMar>
+          </w:tcPr>
+          <w:p>
+            <w:pPr>
+              <w:spacing w:after="480"/>
+              <w:jc w:val="both"/>
+              <w:rPr>
+                <w:rFonts w:ascii="Calibri" w:eastAsia="Calibri" w:hAnsi="Calibri" w:cs="Calibri"/>
+                <w:color w:val="1F1F1F"/>
+                <w:sz w:val="24"/>
+                <w:szCs w:val="24"/>
+              </w:rPr>
+            </w:pPr>
+            <w:r>
+              <w:rPr>
+                <w:rFonts w:ascii="Calibri" w:eastAsia="Calibri" w:hAnsi="Calibri" w:cs="Calibri"/>
+                <w:color w:val="1F1F1F"/>
+                <w:sz w:val="24"/>
+                <w:szCs w:val="24"/>
+              </w:rPr>
+              <w:t>Herramientas de diagramado (</w:t>
+            </w:r>
+            <w:proofErr w:type="spellStart"/>
+            <w:r>
+              <w:rPr>
+                <w:rFonts w:ascii="Calibri" w:eastAsia="Calibri" w:hAnsi="Calibri" w:cs="Calibri"/>
+                <w:color w:val="1F1F1F"/>
+                <w:sz w:val="24"/>
+                <w:szCs w:val="24"/>
+              </w:rPr>
+              <w:t>Figma</w:t>
+            </w:r>
+            <w:proofErr w:type="spellEnd"/>
+            <w:r>
+              <w:rPr>
+                <w:rFonts w:ascii="Calibri" w:eastAsia="Calibri" w:hAnsi="Calibri" w:cs="Calibri"/>
+                <w:color w:val="1F1F1F"/>
+                <w:sz w:val="24"/>
+                <w:szCs w:val="24"/>
+              </w:rPr>
+              <w:t xml:space="preserve">), especificación </w:t>
+            </w:r>
+            <w:proofErr w:type="spellStart"/>
+            <w:r>
+              <w:rPr>
+                <w:rFonts w:ascii="Calibri" w:eastAsia="Calibri" w:hAnsi="Calibri" w:cs="Calibri"/>
+                <w:color w:val="1F1F1F"/>
+                <w:sz w:val="24"/>
+                <w:szCs w:val="24"/>
+              </w:rPr>
+              <w:t>OpenAPI</w:t>
+            </w:r>
+            <w:proofErr w:type="spellEnd"/>
+          </w:p>
+        </w:tc>
+        <w:tc>
+          <w:tcPr>
+            <w:tcW w:w="2055" w:type="dxa"/>
+            <w:tcBorders>
+              <w:top w:val="single" w:sz="6" w:space="0" w:color="C4C7C5"/>
+              <w:left w:val="single" w:sz="6" w:space="0" w:color="C4C7C5"/>
+              <w:bottom w:val="single" w:sz="6" w:space="0" w:color="C4C7C5"/>
+              <w:right w:val="single" w:sz="6" w:space="0" w:color="C4C7C5"/>
+            </w:tcBorders>
+            <w:tcMar>
+              <w:top w:w="120" w:type="dxa"/>
+              <w:left w:w="180" w:type="dxa"/>
+              <w:bottom w:w="120" w:type="dxa"/>
+              <w:right w:w="180" w:type="dxa"/>
+            </w:tcMar>
+          </w:tcPr>
+          <w:p>
+            <w:pPr>
+              <w:spacing w:after="480"/>
+              <w:jc w:val="both"/>
+              <w:rPr>
+                <w:rFonts w:ascii="Calibri" w:eastAsia="Calibri" w:hAnsi="Calibri" w:cs="Calibri"/>
+                <w:color w:val="1F1F1F"/>
+                <w:sz w:val="24"/>
+                <w:szCs w:val="24"/>
+              </w:rPr>
+            </w:pPr>
+            <w:proofErr w:type="spellStart"/>
+            <w:r>
+              <w:rPr>
+                <w:rFonts w:ascii="Calibri" w:eastAsia="Calibri" w:hAnsi="Calibri" w:cs="Calibri"/>
+                <w:color w:val="1F1F1F"/>
+                <w:sz w:val="24"/>
+                <w:szCs w:val="24"/>
+              </w:rPr>
+              <w:t>Endpoints</w:t>
+            </w:r>
+            <w:proofErr w:type="spellEnd"/>
+            <w:r>
+              <w:rPr>
+                <w:rFonts w:ascii="Calibri" w:eastAsia="Calibri" w:hAnsi="Calibri" w:cs="Calibri"/>
+                <w:color w:val="1F1F1F"/>
+                <w:sz w:val="24"/>
+                <w:szCs w:val="24"/>
+              </w:rPr>
+              <w:t xml:space="preserve"> de la API ya documentados</w:t>
+            </w:r>
+          </w:p>
+        </w:tc>
+        <w:tc>
+          <w:tcPr>
+            <w:tcW w:w="2385" w:type="dxa"/>
+            <w:tcBorders>
+              <w:top w:val="single" w:sz="6" w:space="0" w:color="C4C7C5"/>
+              <w:left w:val="single" w:sz="6" w:space="0" w:color="C4C7C5"/>
+              <w:bottom w:val="single" w:sz="6" w:space="0" w:color="C4C7C5"/>
+              <w:right w:val="single" w:sz="6" w:space="0" w:color="C4C7C5"/>
+            </w:tcBorders>
+            <w:tcMar>
+              <w:top w:w="120" w:type="dxa"/>
+              <w:left w:w="180" w:type="dxa"/>
+              <w:bottom w:w="120" w:type="dxa"/>
+              <w:right w:w="180" w:type="dxa"/>
+            </w:tcMar>
+          </w:tcPr>
+          <w:p>
+            <w:pPr>
+              <w:spacing w:after="480"/>
+              <w:jc w:val="both"/>
+              <w:rPr>
+                <w:rFonts w:ascii="Calibri" w:eastAsia="Calibri" w:hAnsi="Calibri" w:cs="Calibri"/>
+                <w:color w:val="1F1F1F"/>
+                <w:sz w:val="24"/>
+                <w:szCs w:val="24"/>
+              </w:rPr>
+            </w:pPr>
+            <w:r>
+              <w:rPr>
+                <w:rFonts w:ascii="Calibri" w:eastAsia="Calibri" w:hAnsi="Calibri" w:cs="Calibri"/>
+                <w:color w:val="1F1F1F"/>
+                <w:sz w:val="24"/>
+                <w:szCs w:val="24"/>
+              </w:rPr>
+              <w:t>Requerimientos comerciales abiertos o ambiguos</w:t>
+            </w:r>
+          </w:p>
+        </w:tc>
+      </w:tr>
+      <w:tr>
+        <w:trPr>
+          <w:trHeight w:val="1650"/>
+        </w:trPr>
+        <w:tc>
+          <w:tcPr>
+            <w:tcW w:w="1890" w:type="dxa"/>
+            <w:tcBorders>
+              <w:top w:val="single" w:sz="6" w:space="0" w:color="C4C7C5"/>
+              <w:left w:val="single" w:sz="6" w:space="0" w:color="C4C7C5"/>
+              <w:bottom w:val="single" w:sz="6" w:space="0" w:color="C4C7C5"/>
+              <w:right w:val="single" w:sz="6" w:space="0" w:color="C4C7C5"/>
+            </w:tcBorders>
+            <w:tcMar>
+              <w:top w:w="120" w:type="dxa"/>
+              <w:left w:w="180" w:type="dxa"/>
+              <w:bottom w:w="120" w:type="dxa"/>
+              <w:right w:w="180" w:type="dxa"/>
+            </w:tcMar>
+          </w:tcPr>
+          <w:p>
+            <w:pPr>
+              <w:spacing w:after="480"/>
+              <w:jc w:val="both"/>
+              <w:rPr>
+                <w:rFonts w:ascii="Calibri" w:eastAsia="Calibri" w:hAnsi="Calibri" w:cs="Calibri"/>
+                <w:color w:val="1F1F1F"/>
+                <w:sz w:val="24"/>
+                <w:szCs w:val="24"/>
+              </w:rPr>
+            </w:pPr>
+            <w:r>
+              <w:rPr>
+                <w:rFonts w:ascii="Calibri" w:eastAsia="Calibri" w:hAnsi="Calibri" w:cs="Calibri"/>
+                <w:b/>
+                <w:bCs/>
+                <w:color w:val="1F1F1F"/>
+                <w:sz w:val="24"/>
+                <w:szCs w:val="24"/>
+              </w:rPr>
+              <w:t>Hito 2:</w:t>
+            </w:r>
+            <w:r>
+              <w:rPr>
+                <w:rFonts w:ascii="Calibri" w:eastAsia="Calibri" w:hAnsi="Calibri" w:cs="Calibri"/>
+                <w:color w:val="1F1F1F"/>
+                <w:sz w:val="24"/>
+                <w:szCs w:val="24"/>
+              </w:rPr>
+              <w:t xml:space="preserve"> Configuración de entorno y módulo Auth (JWT)</w:t>
+            </w:r>
+          </w:p>
+        </w:tc>
+        <w:tc>
+          <w:tcPr>
+            <w:tcW w:w="1455" w:type="dxa"/>
+            <w:tcBorders>
+              <w:top w:val="single" w:sz="6" w:space="0" w:color="C4C7C5"/>
+              <w:left w:val="single" w:sz="6" w:space="0" w:color="C4C7C5"/>
+              <w:bottom w:val="single" w:sz="6" w:space="0" w:color="C4C7C5"/>
+              <w:right w:val="single" w:sz="6" w:space="0" w:color="C4C7C5"/>
+            </w:tcBorders>
+            <w:tcMar>
+              <w:top w:w="120" w:type="dxa"/>
+              <w:left w:w="180" w:type="dxa"/>
+              <w:bottom w:w="120" w:type="dxa"/>
+              <w:right w:w="180" w:type="dxa"/>
+            </w:tcMar>
+          </w:tcPr>
+          <w:p>
+            <w:pPr>
+              <w:spacing w:after="480"/>
+              <w:jc w:val="both"/>
+              <w:rPr>
+                <w:rFonts w:ascii="Calibri" w:eastAsia="Calibri" w:hAnsi="Calibri" w:cs="Calibri"/>
+                <w:color w:val="1F1F1F"/>
+                <w:sz w:val="24"/>
+                <w:szCs w:val="24"/>
+              </w:rPr>
+            </w:pPr>
+            <w:r>
+              <w:rPr>
+                <w:rFonts w:ascii="Calibri" w:eastAsia="Calibri" w:hAnsi="Calibri" w:cs="Calibri"/>
+                <w:color w:val="1F1F1F"/>
+                <w:sz w:val="24"/>
+                <w:szCs w:val="24"/>
+              </w:rPr>
+              <w:t>Semanas 3 - 4</w:t>
+            </w:r>
+          </w:p>
+        </w:tc>
+        <w:tc>
+          <w:tcPr>
+            <w:tcW w:w="2310" w:type="dxa"/>
+            <w:tcBorders>
+              <w:top w:val="single" w:sz="6" w:space="0" w:color="C4C7C5"/>
+              <w:left w:val="single" w:sz="6" w:space="0" w:color="C4C7C5"/>
+              <w:bottom w:val="single" w:sz="6" w:space="0" w:color="C4C7C5"/>
+              <w:right w:val="single" w:sz="6" w:space="0" w:color="C4C7C5"/>
+            </w:tcBorders>
+            <w:tcMar>
+              <w:top w:w="120" w:type="dxa"/>
+              <w:left w:w="180" w:type="dxa"/>
+              <w:bottom w:w="120" w:type="dxa"/>
+              <w:right w:w="180" w:type="dxa"/>
+            </w:tcMar>
+          </w:tcPr>
+          <w:p>
+            <w:pPr>
+              <w:spacing w:after="480"/>
+              <w:jc w:val="both"/>
+              <w:rPr>
+                <w:rFonts w:ascii="Calibri" w:eastAsia="Calibri" w:hAnsi="Calibri" w:cs="Calibri"/>
+                <w:color w:val="1F1F1F"/>
+                <w:sz w:val="24"/>
+                <w:szCs w:val="24"/>
+              </w:rPr>
+            </w:pPr>
+            <w:r>
+              <w:rPr>
+                <w:rFonts w:ascii="Calibri" w:eastAsia="Calibri" w:hAnsi="Calibri" w:cs="Calibri"/>
+                <w:color w:val="1F1F1F"/>
+                <w:sz w:val="24"/>
+                <w:szCs w:val="24"/>
+              </w:rPr>
+              <w:t>VS Code, Node.js, Azure Portal, GitHub</w:t>
+            </w:r>
+          </w:p>
+        </w:tc>
+        <w:tc>
+          <w:tcPr>
+            <w:tcW w:w="2055" w:type="dxa"/>
+            <w:tcBorders>
+              <w:top w:val="single" w:sz="6" w:space="0" w:color="C4C7C5"/>
+              <w:left w:val="single" w:sz="6" w:space="0" w:color="C4C7C5"/>
+              <w:bottom w:val="single" w:sz="6" w:space="0" w:color="C4C7C5"/>
+              <w:right w:val="single" w:sz="6" w:space="0" w:color="C4C7C5"/>
+            </w:tcBorders>
+            <w:tcMar>
+              <w:top w:w="120" w:type="dxa"/>
+              <w:left w:w="180" w:type="dxa"/>
+              <w:bottom w:w="120" w:type="dxa"/>
+              <w:right w:w="180" w:type="dxa"/>
+            </w:tcMar>
+          </w:tcPr>
+          <w:p>
+            <w:pPr>
+              <w:spacing w:after="480"/>
+              <w:jc w:val="both"/>
+              <w:rPr>
+                <w:rFonts w:ascii="Calibri" w:eastAsia="Calibri" w:hAnsi="Calibri" w:cs="Calibri"/>
+                <w:color w:val="1F1F1F"/>
+                <w:sz w:val="24"/>
+                <w:szCs w:val="24"/>
+              </w:rPr>
+            </w:pPr>
+            <w:r>
+              <w:rPr>
+                <w:rFonts w:ascii="Calibri" w:eastAsia="Calibri" w:hAnsi="Calibri" w:cs="Calibri"/>
+                <w:color w:val="1F1F1F"/>
+                <w:sz w:val="24"/>
+                <w:szCs w:val="24"/>
+              </w:rPr>
+              <w:t xml:space="preserve">Documentación clara de </w:t>
+            </w:r>
+            <w:proofErr w:type="spellStart"/>
+            <w:r>
+              <w:rPr>
+                <w:rFonts w:ascii="Calibri" w:eastAsia="Calibri" w:hAnsi="Calibri" w:cs="Calibri"/>
+                <w:color w:val="1F1F1F"/>
+                <w:sz w:val="24"/>
+                <w:szCs w:val="24"/>
+              </w:rPr>
+              <w:t>FastApi</w:t>
+            </w:r>
+            <w:proofErr w:type="spellEnd"/>
+            <w:r>
+              <w:rPr>
+                <w:rFonts w:ascii="Calibri" w:eastAsia="Calibri" w:hAnsi="Calibri" w:cs="Calibri"/>
+                <w:color w:val="1F1F1F"/>
+                <w:sz w:val="24"/>
+                <w:szCs w:val="24"/>
+              </w:rPr>
+              <w:t xml:space="preserve"> y JWT</w:t>
+            </w:r>
+          </w:p>
+        </w:tc>
+        <w:tc>
+          <w:tcPr>
+            <w:tcW w:w="2385" w:type="dxa"/>
+            <w:tcBorders>
+              <w:top w:val="single" w:sz="6" w:space="0" w:color="C4C7C5"/>
+              <w:left w:val="single" w:sz="6" w:space="0" w:color="C4C7C5"/>
+              <w:bottom w:val="single" w:sz="6" w:space="0" w:color="C4C7C5"/>
+              <w:right w:val="single" w:sz="6" w:space="0" w:color="C4C7C5"/>
+            </w:tcBorders>
+            <w:tcMar>
+              <w:top w:w="120" w:type="dxa"/>
+              <w:left w:w="180" w:type="dxa"/>
+              <w:bottom w:w="120" w:type="dxa"/>
+              <w:right w:w="180" w:type="dxa"/>
+            </w:tcMar>
+          </w:tcPr>
+          <w:p>
+            <w:pPr>
+              <w:spacing w:after="480"/>
+              <w:jc w:val="both"/>
+              <w:rPr>
+                <w:rFonts w:ascii="Calibri" w:eastAsia="Calibri" w:hAnsi="Calibri" w:cs="Calibri"/>
+                <w:color w:val="1F1F1F"/>
+                <w:sz w:val="24"/>
+                <w:szCs w:val="24"/>
+              </w:rPr>
+            </w:pPr>
+            <w:r>
+              <w:rPr>
+                <w:rFonts w:ascii="Calibri" w:eastAsia="Calibri" w:hAnsi="Calibri" w:cs="Calibri"/>
+                <w:color w:val="1F1F1F"/>
+                <w:sz w:val="24"/>
+                <w:szCs w:val="24"/>
+              </w:rPr>
+              <w:t xml:space="preserve">Problemas de configuración en CORS o variables de entorno </w:t>
+            </w:r>
+            <w:proofErr w:type="spellStart"/>
+            <w:r>
+              <w:rPr>
+                <w:rFonts w:ascii="Calibri" w:eastAsia="Calibri" w:hAnsi="Calibri" w:cs="Calibri"/>
+                <w:color w:val="1F1F1F"/>
+                <w:sz w:val="24"/>
+                <w:szCs w:val="24"/>
+              </w:rPr>
+              <w:t>cloud</w:t>
+            </w:r>
+            <w:proofErr w:type="spellEnd"/>
+          </w:p>
+        </w:tc>
+      </w:tr>
+      <w:tr>
+        <w:trPr>
+          <w:trHeight w:val="2205"/>
+        </w:trPr>
+        <w:tc>
+          <w:tcPr>
+            <w:tcW w:w="1890" w:type="dxa"/>
+            <w:tcBorders>
+              <w:top w:val="single" w:sz="6" w:space="0" w:color="C4C7C5"/>
+              <w:left w:val="single" w:sz="6" w:space="0" w:color="C4C7C5"/>
+              <w:bottom w:val="single" w:sz="6" w:space="0" w:color="C4C7C5"/>
+              <w:right w:val="single" w:sz="6" w:space="0" w:color="C4C7C5"/>
+            </w:tcBorders>
+            <w:tcMar>
+              <w:top w:w="120" w:type="dxa"/>
+              <w:left w:w="180" w:type="dxa"/>
+              <w:bottom w:w="120" w:type="dxa"/>
+              <w:right w:w="180" w:type="dxa"/>
+            </w:tcMar>
+          </w:tcPr>
+          <w:p>
+            <w:pPr>
+              <w:spacing w:after="480"/>
+              <w:jc w:val="both"/>
+              <w:rPr>
+                <w:rFonts w:ascii="Calibri" w:eastAsia="Calibri" w:hAnsi="Calibri" w:cs="Calibri"/>
+                <w:color w:val="1F1F1F"/>
+                <w:sz w:val="24"/>
+                <w:szCs w:val="24"/>
+              </w:rPr>
+            </w:pPr>
+            <w:r>
+              <w:rPr>
+                <w:rFonts w:ascii="Calibri" w:eastAsia="Calibri" w:hAnsi="Calibri" w:cs="Calibri"/>
+                <w:b/>
+                <w:bCs/>
+                <w:color w:val="1F1F1F"/>
+                <w:sz w:val="24"/>
+                <w:szCs w:val="24"/>
+              </w:rPr>
+              <w:t>Hito 3:</w:t>
+            </w:r>
+            <w:r>
+              <w:rPr>
+                <w:rFonts w:ascii="Calibri" w:eastAsia="Calibri" w:hAnsi="Calibri" w:cs="Calibri"/>
+                <w:color w:val="1F1F1F"/>
+                <w:sz w:val="24"/>
+                <w:szCs w:val="24"/>
+              </w:rPr>
+              <w:t xml:space="preserve"> Desarrollo de módulos operativos (Usuarios, Alertas, Soporte)</w:t>
+            </w:r>
+          </w:p>
+        </w:tc>
+        <w:tc>
+          <w:tcPr>
+            <w:tcW w:w="1455" w:type="dxa"/>
+            <w:tcBorders>
+              <w:top w:val="single" w:sz="6" w:space="0" w:color="C4C7C5"/>
+              <w:left w:val="single" w:sz="6" w:space="0" w:color="C4C7C5"/>
+              <w:bottom w:val="single" w:sz="6" w:space="0" w:color="C4C7C5"/>
+              <w:right w:val="single" w:sz="6" w:space="0" w:color="C4C7C5"/>
+            </w:tcBorders>
+            <w:tcMar>
+              <w:top w:w="120" w:type="dxa"/>
+              <w:left w:w="180" w:type="dxa"/>
+              <w:bottom w:w="120" w:type="dxa"/>
+              <w:right w:w="180" w:type="dxa"/>
+            </w:tcMar>
+          </w:tcPr>
+          <w:p>
+            <w:pPr>
+              <w:spacing w:after="480"/>
+              <w:jc w:val="both"/>
+              <w:rPr>
+                <w:rFonts w:ascii="Calibri" w:eastAsia="Calibri" w:hAnsi="Calibri" w:cs="Calibri"/>
+                <w:color w:val="1F1F1F"/>
+                <w:sz w:val="24"/>
+                <w:szCs w:val="24"/>
+              </w:rPr>
+            </w:pPr>
+            <w:r>
+              <w:rPr>
+                <w:rFonts w:ascii="Calibri" w:eastAsia="Calibri" w:hAnsi="Calibri" w:cs="Calibri"/>
+                <w:color w:val="1F1F1F"/>
+                <w:sz w:val="24"/>
+                <w:szCs w:val="24"/>
+              </w:rPr>
+              <w:t>Semanas 5 - 8</w:t>
+            </w:r>
+          </w:p>
+        </w:tc>
+        <w:tc>
+          <w:tcPr>
+            <w:tcW w:w="2310" w:type="dxa"/>
+            <w:tcBorders>
+              <w:top w:val="single" w:sz="6" w:space="0" w:color="C4C7C5"/>
+              <w:left w:val="single" w:sz="6" w:space="0" w:color="C4C7C5"/>
+              <w:bottom w:val="single" w:sz="6" w:space="0" w:color="C4C7C5"/>
+              <w:right w:val="single" w:sz="6" w:space="0" w:color="C4C7C5"/>
+            </w:tcBorders>
+            <w:tcMar>
+              <w:top w:w="120" w:type="dxa"/>
+              <w:left w:w="180" w:type="dxa"/>
+              <w:bottom w:w="120" w:type="dxa"/>
+              <w:right w:w="180" w:type="dxa"/>
+            </w:tcMar>
+          </w:tcPr>
+          <w:p>
+            <w:pPr>
+              <w:spacing w:after="480"/>
+              <w:jc w:val="both"/>
+              <w:rPr>
+                <w:rFonts w:ascii="Calibri" w:eastAsia="Calibri" w:hAnsi="Calibri" w:cs="Calibri"/>
+                <w:color w:val="1F1F1F"/>
+                <w:sz w:val="24"/>
+                <w:szCs w:val="24"/>
+                <w:lang w:val="en-US"/>
+              </w:rPr>
+            </w:pPr>
+            <w:r>
+              <w:rPr>
+                <w:rFonts w:ascii="Calibri" w:eastAsia="Calibri" w:hAnsi="Calibri" w:cs="Calibri"/>
+                <w:color w:val="1F1F1F"/>
+                <w:sz w:val="24"/>
+                <w:szCs w:val="24"/>
+                <w:lang w:val="en-US"/>
+              </w:rPr>
+              <w:t xml:space="preserve">React, TypeScript, </w:t>
+            </w:r>
+            <w:proofErr w:type="spellStart"/>
+            <w:r>
+              <w:rPr>
+                <w:rFonts w:ascii="Calibri" w:eastAsia="Calibri" w:hAnsi="Calibri" w:cs="Calibri"/>
+                <w:color w:val="1F1F1F"/>
+                <w:sz w:val="24"/>
+                <w:szCs w:val="24"/>
+                <w:lang w:val="en-US"/>
+              </w:rPr>
+              <w:t>TailwindCSS</w:t>
+            </w:r>
+            <w:proofErr w:type="spellEnd"/>
+            <w:r>
+              <w:rPr>
+                <w:rFonts w:ascii="Calibri" w:eastAsia="Calibri" w:hAnsi="Calibri" w:cs="Calibri"/>
+                <w:color w:val="1F1F1F"/>
+                <w:sz w:val="24"/>
+                <w:szCs w:val="24"/>
+                <w:lang w:val="en-US"/>
+              </w:rPr>
+              <w:t>/UI Library</w:t>
+            </w:r>
+          </w:p>
+        </w:tc>
+        <w:tc>
+          <w:tcPr>
+            <w:tcW w:w="2055" w:type="dxa"/>
+            <w:tcBorders>
+              <w:top w:val="single" w:sz="6" w:space="0" w:color="C4C7C5"/>
+              <w:left w:val="single" w:sz="6" w:space="0" w:color="C4C7C5"/>
+              <w:bottom w:val="single" w:sz="6" w:space="0" w:color="C4C7C5"/>
+              <w:right w:val="single" w:sz="6" w:space="0" w:color="C4C7C5"/>
+            </w:tcBorders>
+            <w:tcMar>
+              <w:top w:w="120" w:type="dxa"/>
+              <w:left w:w="180" w:type="dxa"/>
+              <w:bottom w:w="120" w:type="dxa"/>
+              <w:right w:w="180" w:type="dxa"/>
+            </w:tcMar>
+          </w:tcPr>
+          <w:p>
+            <w:pPr>
+              <w:spacing w:after="480"/>
+              <w:jc w:val="both"/>
+              <w:rPr>
+                <w:rFonts w:ascii="Calibri" w:eastAsia="Calibri" w:hAnsi="Calibri" w:cs="Calibri"/>
+                <w:color w:val="1F1F1F"/>
+                <w:sz w:val="24"/>
+                <w:szCs w:val="24"/>
+              </w:rPr>
+            </w:pPr>
+            <w:r>
+              <w:rPr>
+                <w:rFonts w:ascii="Calibri" w:eastAsia="Calibri" w:hAnsi="Calibri" w:cs="Calibri"/>
+                <w:color w:val="1F1F1F"/>
+                <w:sz w:val="24"/>
+                <w:szCs w:val="24"/>
+              </w:rPr>
+              <w:t>Reutilización de contratos API preexistentes</w:t>
+            </w:r>
+          </w:p>
+        </w:tc>
+        <w:tc>
+          <w:tcPr>
+            <w:tcW w:w="2385" w:type="dxa"/>
+            <w:tcBorders>
+              <w:top w:val="single" w:sz="6" w:space="0" w:color="C4C7C5"/>
+              <w:left w:val="single" w:sz="6" w:space="0" w:color="C4C7C5"/>
+              <w:bottom w:val="single" w:sz="6" w:space="0" w:color="C4C7C5"/>
+              <w:right w:val="single" w:sz="6" w:space="0" w:color="C4C7C5"/>
+            </w:tcBorders>
+            <w:tcMar>
+              <w:top w:w="120" w:type="dxa"/>
+              <w:left w:w="180" w:type="dxa"/>
+              <w:bottom w:w="120" w:type="dxa"/>
+              <w:right w:w="180" w:type="dxa"/>
+            </w:tcMar>
+          </w:tcPr>
+          <w:p>
+            <w:pPr>
+              <w:spacing w:after="480"/>
+              <w:jc w:val="both"/>
+              <w:rPr>
+                <w:rFonts w:ascii="Calibri" w:eastAsia="Calibri" w:hAnsi="Calibri" w:cs="Calibri"/>
+                <w:color w:val="1F1F1F"/>
+                <w:sz w:val="24"/>
+                <w:szCs w:val="24"/>
+              </w:rPr>
+            </w:pPr>
+            <w:r>
+              <w:rPr>
+                <w:rFonts w:ascii="Calibri" w:eastAsia="Calibri" w:hAnsi="Calibri" w:cs="Calibri"/>
+                <w:color w:val="1F1F1F"/>
+                <w:sz w:val="24"/>
+                <w:szCs w:val="24"/>
+              </w:rPr>
+              <w:t>Complejidad en la manipulación y estado global de datos</w:t>
+            </w:r>
+          </w:p>
+        </w:tc>
+      </w:tr>
+      <w:tr>
+        <w:trPr>
+          <w:trHeight w:val="1920"/>
+        </w:trPr>
+        <w:tc>
+          <w:tcPr>
+            <w:tcW w:w="1890" w:type="dxa"/>
+            <w:tcBorders>
+              <w:top w:val="single" w:sz="6" w:space="0" w:color="C4C7C5"/>
+              <w:left w:val="single" w:sz="6" w:space="0" w:color="C4C7C5"/>
+              <w:bottom w:val="single" w:sz="6" w:space="0" w:color="C4C7C5"/>
+              <w:right w:val="single" w:sz="6" w:space="0" w:color="C4C7C5"/>
+            </w:tcBorders>
+            <w:tcMar>
+              <w:top w:w="120" w:type="dxa"/>
+              <w:left w:w="180" w:type="dxa"/>
+              <w:bottom w:w="120" w:type="dxa"/>
+              <w:right w:w="180" w:type="dxa"/>
+            </w:tcMar>
+          </w:tcPr>
+          <w:p>
+            <w:pPr>
+              <w:spacing w:after="480"/>
+              <w:jc w:val="both"/>
+              <w:rPr>
+                <w:rFonts w:ascii="Calibri" w:eastAsia="Calibri" w:hAnsi="Calibri" w:cs="Calibri"/>
+                <w:color w:val="1F1F1F"/>
+                <w:sz w:val="24"/>
+                <w:szCs w:val="24"/>
+              </w:rPr>
+            </w:pPr>
+            <w:r>
+              <w:rPr>
+                <w:rFonts w:ascii="Calibri" w:eastAsia="Calibri" w:hAnsi="Calibri" w:cs="Calibri"/>
+                <w:b/>
+                <w:bCs/>
+                <w:color w:val="1F1F1F"/>
+                <w:sz w:val="24"/>
+                <w:szCs w:val="24"/>
+              </w:rPr>
+              <w:lastRenderedPageBreak/>
+              <w:t>Hito 4:</w:t>
+            </w:r>
+            <w:r>
+              <w:rPr>
+                <w:rFonts w:ascii="Calibri" w:eastAsia="Calibri" w:hAnsi="Calibri" w:cs="Calibri"/>
+                <w:color w:val="1F1F1F"/>
+                <w:sz w:val="24"/>
+                <w:szCs w:val="24"/>
+              </w:rPr>
+              <w:t xml:space="preserve"> Integración de </w:t>
+            </w:r>
+            <w:proofErr w:type="spellStart"/>
+            <w:r>
+              <w:rPr>
+                <w:rFonts w:ascii="Calibri" w:eastAsia="Calibri" w:hAnsi="Calibri" w:cs="Calibri"/>
+                <w:color w:val="1F1F1F"/>
+                <w:sz w:val="24"/>
+                <w:szCs w:val="24"/>
+              </w:rPr>
+              <w:t>Dashboards</w:t>
+            </w:r>
+            <w:proofErr w:type="spellEnd"/>
+            <w:r>
+              <w:rPr>
+                <w:rFonts w:ascii="Calibri" w:eastAsia="Calibri" w:hAnsi="Calibri" w:cs="Calibri"/>
+                <w:color w:val="1F1F1F"/>
+                <w:sz w:val="24"/>
+                <w:szCs w:val="24"/>
+              </w:rPr>
+              <w:t>, Auditoría y Reportes</w:t>
+            </w:r>
+          </w:p>
+        </w:tc>
+        <w:tc>
+          <w:tcPr>
+            <w:tcW w:w="1455" w:type="dxa"/>
+            <w:tcBorders>
+              <w:top w:val="single" w:sz="6" w:space="0" w:color="C4C7C5"/>
+              <w:left w:val="single" w:sz="6" w:space="0" w:color="C4C7C5"/>
+              <w:bottom w:val="single" w:sz="6" w:space="0" w:color="C4C7C5"/>
+              <w:right w:val="single" w:sz="6" w:space="0" w:color="C4C7C5"/>
+            </w:tcBorders>
+            <w:tcMar>
+              <w:top w:w="120" w:type="dxa"/>
+              <w:left w:w="180" w:type="dxa"/>
+              <w:bottom w:w="120" w:type="dxa"/>
+              <w:right w:w="180" w:type="dxa"/>
+            </w:tcMar>
+          </w:tcPr>
+          <w:p>
+            <w:pPr>
+              <w:spacing w:after="480"/>
+              <w:jc w:val="both"/>
+              <w:rPr>
+                <w:rFonts w:ascii="Calibri" w:eastAsia="Calibri" w:hAnsi="Calibri" w:cs="Calibri"/>
+                <w:color w:val="1F1F1F"/>
+                <w:sz w:val="24"/>
+                <w:szCs w:val="24"/>
+              </w:rPr>
+            </w:pPr>
+            <w:r>
+              <w:rPr>
+                <w:rFonts w:ascii="Calibri" w:eastAsia="Calibri" w:hAnsi="Calibri" w:cs="Calibri"/>
+                <w:color w:val="1F1F1F"/>
+                <w:sz w:val="24"/>
+                <w:szCs w:val="24"/>
+              </w:rPr>
+              <w:t>Semanas 9 - 11</w:t>
+            </w:r>
+          </w:p>
+        </w:tc>
+        <w:tc>
+          <w:tcPr>
+            <w:tcW w:w="2310" w:type="dxa"/>
+            <w:tcBorders>
+              <w:top w:val="single" w:sz="6" w:space="0" w:color="C4C7C5"/>
+              <w:left w:val="single" w:sz="6" w:space="0" w:color="C4C7C5"/>
+              <w:bottom w:val="single" w:sz="6" w:space="0" w:color="C4C7C5"/>
+              <w:right w:val="single" w:sz="6" w:space="0" w:color="C4C7C5"/>
+            </w:tcBorders>
+            <w:tcMar>
+              <w:top w:w="120" w:type="dxa"/>
+              <w:left w:w="180" w:type="dxa"/>
+              <w:bottom w:w="120" w:type="dxa"/>
+              <w:right w:w="180" w:type="dxa"/>
+            </w:tcMar>
+          </w:tcPr>
+          <w:p>
+            <w:pPr>
+              <w:spacing w:after="480"/>
+              <w:jc w:val="both"/>
+              <w:rPr>
+                <w:rFonts w:ascii="Calibri" w:eastAsia="Calibri" w:hAnsi="Calibri" w:cs="Calibri"/>
+                <w:color w:val="1F1F1F"/>
+                <w:sz w:val="24"/>
+                <w:szCs w:val="24"/>
+              </w:rPr>
+            </w:pPr>
+            <w:r>
+              <w:rPr>
+                <w:rFonts w:ascii="Calibri" w:eastAsia="Calibri" w:hAnsi="Calibri" w:cs="Calibri"/>
+                <w:color w:val="1F1F1F"/>
+                <w:sz w:val="24"/>
+                <w:szCs w:val="24"/>
+              </w:rPr>
+              <w:t>Chart.js/</w:t>
+            </w:r>
+            <w:proofErr w:type="spellStart"/>
+            <w:r>
+              <w:rPr>
+                <w:rFonts w:ascii="Calibri" w:eastAsia="Calibri" w:hAnsi="Calibri" w:cs="Calibri"/>
+                <w:color w:val="1F1F1F"/>
+                <w:sz w:val="24"/>
+                <w:szCs w:val="24"/>
+              </w:rPr>
+              <w:t>Recharts</w:t>
+            </w:r>
+            <w:proofErr w:type="spellEnd"/>
+            <w:r>
+              <w:rPr>
+                <w:rFonts w:ascii="Calibri" w:eastAsia="Calibri" w:hAnsi="Calibri" w:cs="Calibri"/>
+                <w:color w:val="1F1F1F"/>
+                <w:sz w:val="24"/>
+                <w:szCs w:val="24"/>
+              </w:rPr>
+              <w:t>, PostgreSQL en Azure</w:t>
+            </w:r>
+          </w:p>
+        </w:tc>
+        <w:tc>
+          <w:tcPr>
+            <w:tcW w:w="2055" w:type="dxa"/>
+            <w:tcBorders>
+              <w:top w:val="single" w:sz="6" w:space="0" w:color="C4C7C5"/>
+              <w:left w:val="single" w:sz="6" w:space="0" w:color="C4C7C5"/>
+              <w:bottom w:val="single" w:sz="6" w:space="0" w:color="C4C7C5"/>
+              <w:right w:val="single" w:sz="6" w:space="0" w:color="C4C7C5"/>
+            </w:tcBorders>
+            <w:tcMar>
+              <w:top w:w="120" w:type="dxa"/>
+              <w:left w:w="180" w:type="dxa"/>
+              <w:bottom w:w="120" w:type="dxa"/>
+              <w:right w:w="180" w:type="dxa"/>
+            </w:tcMar>
+          </w:tcPr>
+          <w:p>
+            <w:pPr>
+              <w:spacing w:after="480"/>
+              <w:jc w:val="both"/>
+              <w:rPr>
+                <w:rFonts w:ascii="Calibri" w:eastAsia="Calibri" w:hAnsi="Calibri" w:cs="Calibri"/>
+                <w:color w:val="1F1F1F"/>
+                <w:sz w:val="24"/>
+                <w:szCs w:val="24"/>
+              </w:rPr>
+            </w:pPr>
+            <w:r>
+              <w:rPr>
+                <w:rFonts w:ascii="Calibri" w:eastAsia="Calibri" w:hAnsi="Calibri" w:cs="Calibri"/>
+                <w:color w:val="1F1F1F"/>
+                <w:sz w:val="24"/>
+                <w:szCs w:val="24"/>
+              </w:rPr>
+              <w:t>Disponibilidad de datos estructurados para métricas</w:t>
+            </w:r>
+          </w:p>
+        </w:tc>
+        <w:tc>
+          <w:tcPr>
+            <w:tcW w:w="2385" w:type="dxa"/>
+            <w:tcBorders>
+              <w:top w:val="single" w:sz="6" w:space="0" w:color="C4C7C5"/>
+              <w:left w:val="single" w:sz="6" w:space="0" w:color="C4C7C5"/>
+              <w:bottom w:val="single" w:sz="6" w:space="0" w:color="C4C7C5"/>
+              <w:right w:val="single" w:sz="6" w:space="0" w:color="C4C7C5"/>
+            </w:tcBorders>
+            <w:tcMar>
+              <w:top w:w="120" w:type="dxa"/>
+              <w:left w:w="180" w:type="dxa"/>
+              <w:bottom w:w="120" w:type="dxa"/>
+              <w:right w:w="180" w:type="dxa"/>
+            </w:tcMar>
+          </w:tcPr>
+          <w:p>
+            <w:pPr>
+              <w:spacing w:after="480"/>
+              <w:jc w:val="both"/>
+              <w:rPr>
+                <w:rFonts w:ascii="Calibri" w:eastAsia="Calibri" w:hAnsi="Calibri" w:cs="Calibri"/>
+                <w:color w:val="1F1F1F"/>
+                <w:sz w:val="24"/>
+                <w:szCs w:val="24"/>
+              </w:rPr>
+            </w:pPr>
+            <w:r>
+              <w:rPr>
+                <w:rFonts w:ascii="Calibri" w:eastAsia="Calibri" w:hAnsi="Calibri" w:cs="Calibri"/>
+                <w:color w:val="1F1F1F"/>
+                <w:sz w:val="24"/>
+                <w:szCs w:val="24"/>
+              </w:rPr>
+              <w:t>Latencia en consultas analíticas pesadas</w:t>
+            </w:r>
+          </w:p>
+        </w:tc>
+      </w:tr>
+      <w:tr>
+        <w:trPr>
+          <w:trHeight w:val="1650"/>
+        </w:trPr>
+        <w:tc>
+          <w:tcPr>
+            <w:tcW w:w="1890" w:type="dxa"/>
+            <w:tcBorders>
+              <w:top w:val="single" w:sz="6" w:space="0" w:color="C4C7C5"/>
+              <w:left w:val="single" w:sz="6" w:space="0" w:color="C4C7C5"/>
+              <w:bottom w:val="single" w:sz="6" w:space="0" w:color="C4C7C5"/>
+              <w:right w:val="single" w:sz="6" w:space="0" w:color="C4C7C5"/>
+            </w:tcBorders>
+            <w:tcMar>
+              <w:top w:w="120" w:type="dxa"/>
+              <w:left w:w="180" w:type="dxa"/>
+              <w:bottom w:w="120" w:type="dxa"/>
+              <w:right w:w="180" w:type="dxa"/>
+            </w:tcMar>
+          </w:tcPr>
+          <w:p>
+            <w:pPr>
+              <w:spacing w:after="480"/>
+              <w:jc w:val="both"/>
+              <w:rPr>
+                <w:rFonts w:ascii="Calibri" w:eastAsia="Calibri" w:hAnsi="Calibri" w:cs="Calibri"/>
+                <w:color w:val="1F1F1F"/>
+                <w:sz w:val="24"/>
+                <w:szCs w:val="24"/>
+              </w:rPr>
+            </w:pPr>
+            <w:r>
+              <w:rPr>
+                <w:rFonts w:ascii="Calibri" w:eastAsia="Calibri" w:hAnsi="Calibri" w:cs="Calibri"/>
+                <w:b/>
+                <w:bCs/>
+                <w:color w:val="1F1F1F"/>
+                <w:sz w:val="24"/>
+                <w:szCs w:val="24"/>
+              </w:rPr>
+              <w:t>Hito 5:</w:t>
+            </w:r>
+            <w:r>
+              <w:rPr>
+                <w:rFonts w:ascii="Calibri" w:eastAsia="Calibri" w:hAnsi="Calibri" w:cs="Calibri"/>
+                <w:color w:val="1F1F1F"/>
+                <w:sz w:val="24"/>
+                <w:szCs w:val="24"/>
+              </w:rPr>
+              <w:t xml:space="preserve"> </w:t>
+            </w:r>
+            <w:proofErr w:type="spellStart"/>
+            <w:r>
+              <w:rPr>
+                <w:rFonts w:ascii="Calibri" w:eastAsia="Calibri" w:hAnsi="Calibri" w:cs="Calibri"/>
+                <w:color w:val="1F1F1F"/>
+                <w:sz w:val="24"/>
+                <w:szCs w:val="24"/>
+              </w:rPr>
+              <w:t>Testing</w:t>
+            </w:r>
+            <w:proofErr w:type="spellEnd"/>
+            <w:r>
+              <w:rPr>
+                <w:rFonts w:ascii="Calibri" w:eastAsia="Calibri" w:hAnsi="Calibri" w:cs="Calibri"/>
+                <w:color w:val="1F1F1F"/>
+                <w:sz w:val="24"/>
+                <w:szCs w:val="24"/>
+              </w:rPr>
+              <w:t>, refinamiento y puesta en marcha</w:t>
+            </w:r>
+          </w:p>
+        </w:tc>
+        <w:tc>
+          <w:tcPr>
+            <w:tcW w:w="1455" w:type="dxa"/>
+            <w:tcBorders>
+              <w:top w:val="single" w:sz="6" w:space="0" w:color="C4C7C5"/>
+              <w:left w:val="single" w:sz="6" w:space="0" w:color="C4C7C5"/>
+              <w:bottom w:val="single" w:sz="6" w:space="0" w:color="C4C7C5"/>
+              <w:right w:val="single" w:sz="6" w:space="0" w:color="C4C7C5"/>
+            </w:tcBorders>
+            <w:tcMar>
+              <w:top w:w="120" w:type="dxa"/>
+              <w:left w:w="180" w:type="dxa"/>
+              <w:bottom w:w="120" w:type="dxa"/>
+              <w:right w:w="180" w:type="dxa"/>
+            </w:tcMar>
+          </w:tcPr>
+          <w:p>
+            <w:pPr>
+              <w:spacing w:after="480"/>
+              <w:jc w:val="both"/>
+              <w:rPr>
+                <w:rFonts w:ascii="Calibri" w:eastAsia="Calibri" w:hAnsi="Calibri" w:cs="Calibri"/>
+                <w:color w:val="1F1F1F"/>
+                <w:sz w:val="24"/>
+                <w:szCs w:val="24"/>
+              </w:rPr>
+            </w:pPr>
+            <w:r>
+              <w:rPr>
+                <w:rFonts w:ascii="Calibri" w:eastAsia="Calibri" w:hAnsi="Calibri" w:cs="Calibri"/>
+                <w:color w:val="1F1F1F"/>
+                <w:sz w:val="24"/>
+                <w:szCs w:val="24"/>
+              </w:rPr>
+              <w:t>Semanas 12 - 14</w:t>
+            </w:r>
+          </w:p>
+        </w:tc>
+        <w:tc>
+          <w:tcPr>
+            <w:tcW w:w="2310" w:type="dxa"/>
+            <w:tcBorders>
+              <w:top w:val="single" w:sz="6" w:space="0" w:color="C4C7C5"/>
+              <w:left w:val="single" w:sz="6" w:space="0" w:color="C4C7C5"/>
+              <w:bottom w:val="single" w:sz="6" w:space="0" w:color="C4C7C5"/>
+              <w:right w:val="single" w:sz="6" w:space="0" w:color="C4C7C5"/>
+            </w:tcBorders>
+            <w:tcMar>
+              <w:top w:w="120" w:type="dxa"/>
+              <w:left w:w="180" w:type="dxa"/>
+              <w:bottom w:w="120" w:type="dxa"/>
+              <w:right w:w="180" w:type="dxa"/>
+            </w:tcMar>
+          </w:tcPr>
+          <w:p>
+            <w:pPr>
+              <w:spacing w:after="480"/>
+              <w:jc w:val="both"/>
+              <w:rPr>
+                <w:rFonts w:ascii="Calibri" w:eastAsia="Calibri" w:hAnsi="Calibri" w:cs="Calibri"/>
+                <w:color w:val="1F1F1F"/>
+                <w:sz w:val="24"/>
+                <w:szCs w:val="24"/>
+                <w:lang w:val="en-US"/>
+              </w:rPr>
+            </w:pPr>
+            <w:r>
+              <w:rPr>
+                <w:rFonts w:ascii="Calibri" w:eastAsia="Calibri" w:hAnsi="Calibri" w:cs="Calibri"/>
+                <w:color w:val="1F1F1F"/>
+                <w:sz w:val="24"/>
+                <w:szCs w:val="24"/>
+                <w:lang w:val="en-US"/>
+              </w:rPr>
+              <w:t>Azure Static Web Apps, Application Insights</w:t>
+            </w:r>
+          </w:p>
+        </w:tc>
+        <w:tc>
+          <w:tcPr>
+            <w:tcW w:w="2055" w:type="dxa"/>
+            <w:tcBorders>
+              <w:top w:val="single" w:sz="6" w:space="0" w:color="C4C7C5"/>
+              <w:left w:val="single" w:sz="6" w:space="0" w:color="C4C7C5"/>
+              <w:bottom w:val="single" w:sz="6" w:space="0" w:color="C4C7C5"/>
+              <w:right w:val="single" w:sz="6" w:space="0" w:color="C4C7C5"/>
+            </w:tcBorders>
+            <w:tcMar>
+              <w:top w:w="120" w:type="dxa"/>
+              <w:left w:w="180" w:type="dxa"/>
+              <w:bottom w:w="120" w:type="dxa"/>
+              <w:right w:w="180" w:type="dxa"/>
+            </w:tcMar>
+          </w:tcPr>
+          <w:p>
+            <w:pPr>
+              <w:spacing w:after="480"/>
+              <w:jc w:val="both"/>
+              <w:rPr>
+                <w:rFonts w:ascii="Calibri" w:eastAsia="Calibri" w:hAnsi="Calibri" w:cs="Calibri"/>
+                <w:color w:val="1F1F1F"/>
+                <w:sz w:val="24"/>
+                <w:szCs w:val="24"/>
+              </w:rPr>
+            </w:pPr>
+            <w:r>
+              <w:rPr>
+                <w:rFonts w:ascii="Calibri" w:eastAsia="Calibri" w:hAnsi="Calibri" w:cs="Calibri"/>
+                <w:color w:val="1F1F1F"/>
+                <w:sz w:val="24"/>
+                <w:szCs w:val="24"/>
+              </w:rPr>
+              <w:t>Entorno de CI/CD automatizado desde fases iniciales</w:t>
+            </w:r>
+          </w:p>
+        </w:tc>
+        <w:tc>
+          <w:tcPr>
+            <w:tcW w:w="2385" w:type="dxa"/>
+            <w:tcBorders>
+              <w:top w:val="single" w:sz="6" w:space="0" w:color="C4C7C5"/>
+              <w:left w:val="single" w:sz="6" w:space="0" w:color="C4C7C5"/>
+              <w:bottom w:val="single" w:sz="6" w:space="0" w:color="C4C7C5"/>
+              <w:right w:val="single" w:sz="6" w:space="0" w:color="C4C7C5"/>
+            </w:tcBorders>
+            <w:tcMar>
+              <w:top w:w="120" w:type="dxa"/>
+              <w:left w:w="180" w:type="dxa"/>
+              <w:bottom w:w="120" w:type="dxa"/>
+              <w:right w:w="180" w:type="dxa"/>
+            </w:tcMar>
+          </w:tcPr>
+          <w:p>
+            <w:pPr>
+              <w:spacing w:after="480"/>
+              <w:jc w:val="both"/>
+              <w:rPr>
+                <w:rFonts w:ascii="Calibri" w:eastAsia="Calibri" w:hAnsi="Calibri" w:cs="Calibri"/>
+                <w:color w:val="1F1F1F"/>
+                <w:sz w:val="24"/>
+                <w:szCs w:val="24"/>
+              </w:rPr>
+            </w:pPr>
+            <w:r>
+              <w:rPr>
+                <w:rFonts w:ascii="Calibri" w:eastAsia="Calibri" w:hAnsi="Calibri" w:cs="Calibri"/>
+                <w:color w:val="1F1F1F"/>
+                <w:sz w:val="24"/>
+                <w:szCs w:val="24"/>
+              </w:rPr>
+              <w:t>Errores no detectados en roles y permisos de escritura</w:t>
+            </w:r>
+          </w:p>
+        </w:tc>
+      </w:tr>
+    </w:tbl>
+    <w:p>
+      <w:pPr>
+        <w:rPr>
+          <w:rFonts w:ascii="Calibri" w:eastAsia="Calibri" w:hAnsi="Calibri" w:cs="Calibri"/>
+          <w:sz w:val="24"/>
+          <w:szCs w:val="24"/>
+        </w:rPr>
+      </w:pPr>
+    </w:p>
+    <w:p>
+      <w:pPr>
+        <w:pStyle w:val="Ttulo2"/>
+        <w:spacing w:line="360" w:lineRule="auto"/>
+        <w:jc w:val="both"/>
+        <w:rPr>
+          <w:rFonts w:ascii="Calibri" w:eastAsia="Calibri" w:hAnsi="Calibri" w:cs="Calibri"/>
+          <w:b w:val="0"/>
+          <w:bCs w:val="0"/>
+          <w:sz w:val="24"/>
+          <w:szCs w:val="24"/>
+        </w:rPr>
+      </w:pPr>
+      <w:bookmarkStart w:id="8" w:name="_heading=h.978tg8w42xip" w:colFirst="0" w:colLast="0"/>
+      <w:bookmarkEnd w:id="8"/>
+      <w:r>
+        <w:rPr>
+          <w:rFonts w:ascii="Calibri" w:eastAsia="Calibri" w:hAnsi="Calibri" w:cs="Calibri"/>
+          <w:b w:val="0"/>
+          <w:bCs w:val="0"/>
+          <w:sz w:val="24"/>
+          <w:szCs w:val="24"/>
+        </w:rPr>
+        <w:t>8. Propuesta de Evidencias de Logro</w:t>
+      </w:r>
+    </w:p>
+    <w:p>
+      <w:pPr>
+        <w:numPr>
+          <w:ilvl w:val="0"/>
+          <w:numId w:val="40"/>
+        </w:numPr>
+        <w:spacing w:line="360" w:lineRule="auto"/>
+        <w:jc w:val="both"/>
+        <w:rPr>
+          <w:rFonts w:ascii="Calibri" w:eastAsia="Calibri" w:hAnsi="Calibri" w:cs="Calibri"/>
+          <w:sz w:val="24"/>
+          <w:szCs w:val="24"/>
+        </w:rPr>
+      </w:pPr>
+      <w:r>
+        <w:rPr>
+          <w:rFonts w:ascii="Calibri" w:eastAsia="Calibri" w:hAnsi="Calibri" w:cs="Calibri"/>
+          <w:sz w:val="24"/>
+          <w:szCs w:val="24"/>
+        </w:rPr>
+        <w:t xml:space="preserve">Repositorio Git con pipeline CI/CD activo: Historial de </w:t>
+      </w:r>
+      <w:proofErr w:type="spellStart"/>
+      <w:r>
+        <w:rPr>
+          <w:rFonts w:ascii="Calibri" w:eastAsia="Calibri" w:hAnsi="Calibri" w:cs="Calibri"/>
+          <w:sz w:val="24"/>
+          <w:szCs w:val="24"/>
+        </w:rPr>
+        <w:t>commits</w:t>
+      </w:r>
+      <w:proofErr w:type="spellEnd"/>
+      <w:r>
+        <w:rPr>
+          <w:rFonts w:ascii="Calibri" w:eastAsia="Calibri" w:hAnsi="Calibri" w:cs="Calibri"/>
+          <w:sz w:val="24"/>
+          <w:szCs w:val="24"/>
+        </w:rPr>
+        <w:t xml:space="preserve"> ordenados, </w:t>
+      </w:r>
+      <w:proofErr w:type="spellStart"/>
+      <w:r>
+        <w:rPr>
+          <w:rFonts w:ascii="Calibri" w:eastAsia="Calibri" w:hAnsi="Calibri" w:cs="Calibri"/>
+          <w:sz w:val="24"/>
+          <w:szCs w:val="24"/>
+        </w:rPr>
+        <w:t>pull</w:t>
+      </w:r>
+      <w:proofErr w:type="spellEnd"/>
+      <w:r>
+        <w:rPr>
+          <w:rFonts w:ascii="Calibri" w:eastAsia="Calibri" w:hAnsi="Calibri" w:cs="Calibri"/>
+          <w:sz w:val="24"/>
+          <w:szCs w:val="24"/>
+        </w:rPr>
+        <w:t xml:space="preserve"> </w:t>
+      </w:r>
+      <w:proofErr w:type="spellStart"/>
+      <w:r>
+        <w:rPr>
+          <w:rFonts w:ascii="Calibri" w:eastAsia="Calibri" w:hAnsi="Calibri" w:cs="Calibri"/>
+          <w:sz w:val="24"/>
+          <w:szCs w:val="24"/>
+        </w:rPr>
+        <w:t>requests</w:t>
+      </w:r>
+      <w:proofErr w:type="spellEnd"/>
+      <w:r>
+        <w:rPr>
+          <w:rFonts w:ascii="Calibri" w:eastAsia="Calibri" w:hAnsi="Calibri" w:cs="Calibri"/>
+          <w:sz w:val="24"/>
+          <w:szCs w:val="24"/>
+        </w:rPr>
+        <w:t xml:space="preserve"> y flujo automatizado que evidencia despliegues continuos en Azure </w:t>
+      </w:r>
+      <w:proofErr w:type="spellStart"/>
+      <w:r>
+        <w:rPr>
+          <w:rFonts w:ascii="Calibri" w:eastAsia="Calibri" w:hAnsi="Calibri" w:cs="Calibri"/>
+          <w:sz w:val="24"/>
+          <w:szCs w:val="24"/>
+        </w:rPr>
+        <w:t>Static</w:t>
+      </w:r>
+      <w:proofErr w:type="spellEnd"/>
+      <w:r>
+        <w:rPr>
+          <w:rFonts w:ascii="Calibri" w:eastAsia="Calibri" w:hAnsi="Calibri" w:cs="Calibri"/>
+          <w:sz w:val="24"/>
+          <w:szCs w:val="24"/>
+        </w:rPr>
+        <w:t xml:space="preserve"> Web Apps.</w:t>
+      </w:r>
+    </w:p>
+    <w:p>
+      <w:pPr>
+        <w:numPr>
+          <w:ilvl w:val="0"/>
+          <w:numId w:val="40"/>
+        </w:numPr>
+        <w:spacing w:line="360" w:lineRule="auto"/>
+        <w:jc w:val="both"/>
+        <w:rPr>
+          <w:rFonts w:ascii="Calibri" w:eastAsia="Calibri" w:hAnsi="Calibri" w:cs="Calibri"/>
+          <w:sz w:val="24"/>
+          <w:szCs w:val="24"/>
+        </w:rPr>
+      </w:pPr>
+      <w:r>
+        <w:rPr>
+          <w:rFonts w:ascii="Calibri" w:eastAsia="Calibri" w:hAnsi="Calibri" w:cs="Calibri"/>
+          <w:sz w:val="24"/>
+          <w:szCs w:val="24"/>
+        </w:rPr>
+        <w:t>Prototipo funcional desplegado: URL pública del portal administrativo donde se evidencie el inicio de sesión con JWT, la restricción visual de menús por roles y la interacción con datos reales.</w:t>
+      </w:r>
+    </w:p>
+    <w:p>
+      <w:pPr>
+        <w:numPr>
+          <w:ilvl w:val="0"/>
+          <w:numId w:val="40"/>
+        </w:numPr>
+        <w:spacing w:line="360" w:lineRule="auto"/>
+        <w:jc w:val="both"/>
+        <w:rPr>
+          <w:rFonts w:ascii="Calibri" w:eastAsia="Calibri" w:hAnsi="Calibri" w:cs="Calibri"/>
+          <w:sz w:val="24"/>
+          <w:szCs w:val="24"/>
+        </w:rPr>
+      </w:pPr>
+      <w:r>
+        <w:rPr>
+          <w:rFonts w:ascii="Calibri" w:eastAsia="Calibri" w:hAnsi="Calibri" w:cs="Calibri"/>
+          <w:sz w:val="24"/>
+          <w:szCs w:val="24"/>
+        </w:rPr>
+        <w:t xml:space="preserve">Bitácora de auditoría y registros de </w:t>
+      </w:r>
+      <w:proofErr w:type="spellStart"/>
+      <w:r>
+        <w:rPr>
+          <w:rFonts w:ascii="Calibri" w:eastAsia="Calibri" w:hAnsi="Calibri" w:cs="Calibri"/>
+          <w:sz w:val="24"/>
+          <w:szCs w:val="24"/>
+        </w:rPr>
+        <w:t>observabilidad</w:t>
+      </w:r>
+      <w:proofErr w:type="spellEnd"/>
+      <w:r>
+        <w:rPr>
+          <w:rFonts w:ascii="Calibri" w:eastAsia="Calibri" w:hAnsi="Calibri" w:cs="Calibri"/>
+          <w:sz w:val="24"/>
+          <w:szCs w:val="24"/>
+        </w:rPr>
+        <w:t xml:space="preserve">: Capturas de logs generados en base de datos tras acciones de escritura y métricas de rendimiento extraídas desde Azure </w:t>
+      </w:r>
+      <w:proofErr w:type="spellStart"/>
+      <w:r>
+        <w:rPr>
+          <w:rFonts w:ascii="Calibri" w:eastAsia="Calibri" w:hAnsi="Calibri" w:cs="Calibri"/>
+          <w:sz w:val="24"/>
+          <w:szCs w:val="24"/>
+        </w:rPr>
+        <w:t>Application</w:t>
+      </w:r>
+      <w:proofErr w:type="spellEnd"/>
+      <w:r>
+        <w:rPr>
+          <w:rFonts w:ascii="Calibri" w:eastAsia="Calibri" w:hAnsi="Calibri" w:cs="Calibri"/>
+          <w:sz w:val="24"/>
+          <w:szCs w:val="24"/>
+        </w:rPr>
+        <w:t xml:space="preserve"> </w:t>
+      </w:r>
+      <w:proofErr w:type="spellStart"/>
+      <w:r>
+        <w:rPr>
+          <w:rFonts w:ascii="Calibri" w:eastAsia="Calibri" w:hAnsi="Calibri" w:cs="Calibri"/>
+          <w:sz w:val="24"/>
+          <w:szCs w:val="24"/>
+        </w:rPr>
+        <w:t>Insights</w:t>
+      </w:r>
+      <w:proofErr w:type="spellEnd"/>
+      <w:r>
+        <w:rPr>
+          <w:rFonts w:ascii="Calibri" w:eastAsia="Calibri" w:hAnsi="Calibri" w:cs="Calibri"/>
+          <w:sz w:val="24"/>
+          <w:szCs w:val="24"/>
+        </w:rPr>
+        <w:t>.</w:t>
+      </w:r>
+    </w:p>
+    <w:p>
+      <w:pPr>
+        <w:numPr>
+          <w:ilvl w:val="0"/>
+          <w:numId w:val="40"/>
+        </w:numPr>
+        <w:spacing w:line="360" w:lineRule="auto"/>
+        <w:jc w:val="both"/>
+        <w:rPr>
+          <w:rFonts w:ascii="Calibri" w:eastAsia="Calibri" w:hAnsi="Calibri" w:cs="Calibri"/>
+          <w:sz w:val="24"/>
+          <w:szCs w:val="24"/>
+        </w:rPr>
+      </w:pPr>
+      <w:r>
+        <w:rPr>
+          <w:rFonts w:ascii="Calibri" w:eastAsia="Calibri" w:hAnsi="Calibri" w:cs="Calibri"/>
+          <w:sz w:val="24"/>
+          <w:szCs w:val="24"/>
+        </w:rPr>
+        <w:t xml:space="preserve">Matriz y reporte de pruebas de certificación: Documento con la ejecución de casos de prueba sobre </w:t>
+      </w:r>
+      <w:proofErr w:type="spellStart"/>
+      <w:r>
+        <w:rPr>
+          <w:rFonts w:ascii="Calibri" w:eastAsia="Calibri" w:hAnsi="Calibri" w:cs="Calibri"/>
+          <w:sz w:val="24"/>
+          <w:szCs w:val="24"/>
+        </w:rPr>
+        <w:t>endpoints</w:t>
+      </w:r>
+      <w:proofErr w:type="spellEnd"/>
+      <w:r>
+        <w:rPr>
+          <w:rFonts w:ascii="Calibri" w:eastAsia="Calibri" w:hAnsi="Calibri" w:cs="Calibri"/>
+          <w:sz w:val="24"/>
+          <w:szCs w:val="24"/>
+        </w:rPr>
+        <w:t xml:space="preserve"> críticos, validación de formularios y generación de datos demo para </w:t>
+      </w:r>
+      <w:proofErr w:type="spellStart"/>
+      <w:r>
+        <w:rPr>
+          <w:rFonts w:ascii="Calibri" w:eastAsia="Calibri" w:hAnsi="Calibri" w:cs="Calibri"/>
+          <w:sz w:val="24"/>
+          <w:szCs w:val="24"/>
+        </w:rPr>
+        <w:t>testing</w:t>
+      </w:r>
+      <w:proofErr w:type="spellEnd"/>
+      <w:r>
+        <w:rPr>
+          <w:rFonts w:ascii="Calibri" w:eastAsia="Calibri" w:hAnsi="Calibri" w:cs="Calibri"/>
+          <w:sz w:val="24"/>
+          <w:szCs w:val="24"/>
+        </w:rPr>
+        <w:t xml:space="preserve">. </w:t>
+      </w:r>
+    </w:p>
+    <w:p>
+      <w:pPr>
+        <w:rPr>
+          <w:rFonts w:ascii="Calibri" w:eastAsia="Calibri" w:hAnsi="Calibri" w:cs="Calibri"/>
+          <w:sz w:val="24"/>
+          <w:szCs w:val="24"/>
+        </w:rPr>
+      </w:pPr>
+    </w:p>
+    <w:p>
+      <w:pPr>
+        <w:rPr>
+          <w:rFonts w:ascii="Calibri" w:eastAsia="Calibri" w:hAnsi="Calibri" w:cs="Calibri"/>
+          <w:sz w:val="24"/>
+          <w:szCs w:val="24"/>
+        </w:rPr>
+      </w:pPr>
+    </w:p>
+    <w:p>
+      <w:pPr>
+        <w:rPr>
+          <w:rFonts w:ascii="Calibri" w:eastAsia="Calibri" w:hAnsi="Calibri" w:cs="Calibri"/>
+          <w:sz w:val="24"/>
+          <w:szCs w:val="24"/>
+        </w:rPr>
+      </w:pPr>
+    </w:p>
+    <w:p>
+      <w:pPr>
+        <w:rPr>
+          <w:rFonts w:ascii="Calibri" w:eastAsia="Calibri" w:hAnsi="Calibri" w:cs="Calibri"/>
+          <w:sz w:val="24"/>
+          <w:szCs w:val="24"/>
+        </w:rPr>
+      </w:pPr>
+    </w:p>
+    <w:p>
+      <w:pPr>
+        <w:pStyle w:val="Ttulo2"/>
+        <w:spacing w:line="360" w:lineRule="auto"/>
+        <w:jc w:val="both"/>
+        <w:rPr>
+          <w:rFonts w:ascii="Calibri" w:eastAsia="Calibri" w:hAnsi="Calibri" w:cs="Calibri"/>
+          <w:b w:val="0"/>
+          <w:bCs w:val="0"/>
+          <w:sz w:val="24"/>
+          <w:szCs w:val="24"/>
+        </w:rPr>
+      </w:pPr>
+      <w:bookmarkStart w:id="9" w:name="_heading=h.5gkebk4fam85" w:colFirst="0" w:colLast="0"/>
+      <w:bookmarkEnd w:id="9"/>
+      <w:r>
+        <w:rPr>
+          <w:rFonts w:ascii="Calibri" w:eastAsia="Calibri" w:hAnsi="Calibri" w:cs="Calibri"/>
+          <w:b w:val="0"/>
+          <w:bCs w:val="0"/>
+          <w:sz w:val="24"/>
+          <w:szCs w:val="24"/>
+        </w:rPr>
+        <w:t>9. Indicadores de Calidad Disciplinarios Seleccionados</w:t>
+      </w:r>
+    </w:p>
+    <w:p>
+      <w:pPr>
+        <w:spacing w:line="360" w:lineRule="auto"/>
+        <w:jc w:val="both"/>
+        <w:rPr>
+          <w:rFonts w:ascii="Calibri" w:eastAsia="Calibri" w:hAnsi="Calibri" w:cs="Calibri"/>
+          <w:sz w:val="24"/>
+          <w:szCs w:val="24"/>
+        </w:rPr>
+      </w:pPr>
+      <w:r>
+        <w:rPr>
+          <w:rFonts w:ascii="Calibri" w:eastAsia="Calibri" w:hAnsi="Calibri" w:cs="Calibri"/>
+          <w:sz w:val="24"/>
+          <w:szCs w:val="24"/>
+        </w:rPr>
+        <w:t xml:space="preserve">De acuerdo con las competencias del perfil de egreso involucradas en el desarrollo de la web de administración de </w:t>
+      </w:r>
+      <w:proofErr w:type="spellStart"/>
+      <w:r>
+        <w:rPr>
+          <w:rFonts w:ascii="Calibri" w:eastAsia="Calibri" w:hAnsi="Calibri" w:cs="Calibri"/>
+          <w:sz w:val="24"/>
+          <w:szCs w:val="24"/>
+        </w:rPr>
+        <w:t>AgeCare</w:t>
+      </w:r>
+      <w:proofErr w:type="spellEnd"/>
+      <w:r>
+        <w:rPr>
+          <w:rFonts w:ascii="Calibri" w:eastAsia="Calibri" w:hAnsi="Calibri" w:cs="Calibri"/>
+          <w:sz w:val="24"/>
+          <w:szCs w:val="24"/>
+        </w:rPr>
+        <w:t>, se integran los siguientes indicadores de calidad disciplinarios:</w:t>
+      </w:r>
+    </w:p>
+    <w:p>
+      <w:pPr>
+        <w:spacing w:line="360" w:lineRule="auto"/>
+        <w:jc w:val="both"/>
+        <w:rPr>
+          <w:rFonts w:ascii="Calibri" w:eastAsia="Calibri" w:hAnsi="Calibri" w:cs="Calibri"/>
+          <w:sz w:val="24"/>
+          <w:szCs w:val="24"/>
+        </w:rPr>
+      </w:pPr>
+      <w:r>
+        <w:rPr>
+          <w:rFonts w:ascii="Calibri" w:eastAsia="Calibri" w:hAnsi="Calibri" w:cs="Calibri"/>
+          <w:sz w:val="24"/>
+          <w:szCs w:val="24"/>
+        </w:rPr>
+        <w:t>Construcción de software sistematizado:</w:t>
+      </w:r>
+    </w:p>
+    <w:p>
+      <w:pPr>
+        <w:numPr>
+          <w:ilvl w:val="0"/>
+          <w:numId w:val="37"/>
+        </w:numPr>
+        <w:spacing w:line="360" w:lineRule="auto"/>
+        <w:jc w:val="both"/>
+        <w:rPr>
+          <w:rFonts w:ascii="Calibri" w:eastAsia="Calibri" w:hAnsi="Calibri" w:cs="Calibri"/>
+          <w:sz w:val="24"/>
+          <w:szCs w:val="24"/>
+        </w:rPr>
+      </w:pPr>
+      <w:r>
+        <w:rPr>
+          <w:rFonts w:ascii="Calibri" w:eastAsia="Calibri" w:hAnsi="Calibri" w:cs="Calibri"/>
+          <w:sz w:val="24"/>
+          <w:szCs w:val="24"/>
+        </w:rPr>
+        <w:t xml:space="preserve">4.1: Construye la SPA administrativa aplicando buenas prácticas de desarrollo en </w:t>
+      </w:r>
+      <w:proofErr w:type="spellStart"/>
+      <w:r>
+        <w:rPr>
+          <w:rFonts w:ascii="Calibri" w:eastAsia="Calibri" w:hAnsi="Calibri" w:cs="Calibri"/>
+          <w:sz w:val="24"/>
+          <w:szCs w:val="24"/>
+        </w:rPr>
+        <w:t>React</w:t>
+      </w:r>
+      <w:proofErr w:type="spellEnd"/>
+      <w:r>
+        <w:rPr>
+          <w:rFonts w:ascii="Calibri" w:eastAsia="Calibri" w:hAnsi="Calibri" w:cs="Calibri"/>
+          <w:sz w:val="24"/>
+          <w:szCs w:val="24"/>
+        </w:rPr>
+        <w:t xml:space="preserve"> con </w:t>
+      </w:r>
+      <w:proofErr w:type="spellStart"/>
+      <w:r>
+        <w:rPr>
+          <w:rFonts w:ascii="Calibri" w:eastAsia="Calibri" w:hAnsi="Calibri" w:cs="Calibri"/>
+          <w:sz w:val="24"/>
+          <w:szCs w:val="24"/>
+        </w:rPr>
+        <w:t>TypeScript</w:t>
+      </w:r>
+      <w:proofErr w:type="spellEnd"/>
+      <w:r>
+        <w:rPr>
+          <w:rFonts w:ascii="Calibri" w:eastAsia="Calibri" w:hAnsi="Calibri" w:cs="Calibri"/>
+          <w:sz w:val="24"/>
+          <w:szCs w:val="24"/>
+        </w:rPr>
+        <w:t xml:space="preserve"> y estructura modular de componentes.</w:t>
+      </w:r>
+    </w:p>
+    <w:p>
+      <w:pPr>
+        <w:numPr>
+          <w:ilvl w:val="0"/>
+          <w:numId w:val="37"/>
+        </w:numPr>
+        <w:spacing w:line="360" w:lineRule="auto"/>
+        <w:jc w:val="both"/>
+        <w:rPr>
+          <w:rFonts w:ascii="Calibri" w:eastAsia="Calibri" w:hAnsi="Calibri" w:cs="Calibri"/>
+          <w:sz w:val="24"/>
+          <w:szCs w:val="24"/>
+        </w:rPr>
+      </w:pPr>
+      <w:r>
+        <w:rPr>
+          <w:rFonts w:ascii="Calibri" w:eastAsia="Calibri" w:hAnsi="Calibri" w:cs="Calibri"/>
+          <w:sz w:val="24"/>
+          <w:szCs w:val="24"/>
+        </w:rPr>
+        <w:t xml:space="preserve">4.2: Integra los componentes de la interfaz con la API de </w:t>
+      </w:r>
+      <w:proofErr w:type="spellStart"/>
+      <w:r>
+        <w:rPr>
+          <w:rFonts w:ascii="Calibri" w:eastAsia="Calibri" w:hAnsi="Calibri" w:cs="Calibri"/>
+          <w:sz w:val="24"/>
+          <w:szCs w:val="24"/>
+        </w:rPr>
+        <w:t>FastAPI</w:t>
+      </w:r>
+      <w:proofErr w:type="spellEnd"/>
+      <w:r>
+        <w:rPr>
+          <w:rFonts w:ascii="Calibri" w:eastAsia="Calibri" w:hAnsi="Calibri" w:cs="Calibri"/>
+          <w:sz w:val="24"/>
+          <w:szCs w:val="24"/>
+        </w:rPr>
+        <w:t xml:space="preserve"> y la base de datos PostgreSQL mediante llamadas asíncronas seguras.</w:t>
+      </w:r>
+    </w:p>
+    <w:p>
+      <w:pPr>
+        <w:numPr>
+          <w:ilvl w:val="0"/>
+          <w:numId w:val="37"/>
+        </w:numPr>
+        <w:spacing w:line="360" w:lineRule="auto"/>
+        <w:jc w:val="both"/>
+        <w:rPr>
+          <w:rFonts w:ascii="Calibri" w:eastAsia="Calibri" w:hAnsi="Calibri" w:cs="Calibri"/>
+          <w:sz w:val="24"/>
+          <w:szCs w:val="24"/>
+        </w:rPr>
+      </w:pPr>
+      <w:r>
+        <w:rPr>
+          <w:rFonts w:ascii="Calibri" w:eastAsia="Calibri" w:hAnsi="Calibri" w:cs="Calibri"/>
+          <w:sz w:val="24"/>
+          <w:szCs w:val="24"/>
+        </w:rPr>
+        <w:t xml:space="preserve">4.3: Implanta la solución web en la nube mediante Azure </w:t>
+      </w:r>
+      <w:proofErr w:type="spellStart"/>
+      <w:r>
+        <w:rPr>
+          <w:rFonts w:ascii="Calibri" w:eastAsia="Calibri" w:hAnsi="Calibri" w:cs="Calibri"/>
+          <w:sz w:val="24"/>
+          <w:szCs w:val="24"/>
+        </w:rPr>
+        <w:t>Static</w:t>
+      </w:r>
+      <w:proofErr w:type="spellEnd"/>
+      <w:r>
+        <w:rPr>
+          <w:rFonts w:ascii="Calibri" w:eastAsia="Calibri" w:hAnsi="Calibri" w:cs="Calibri"/>
+          <w:sz w:val="24"/>
+          <w:szCs w:val="24"/>
+        </w:rPr>
+        <w:t xml:space="preserve"> Web Apps con despliegue automatizado.</w:t>
+      </w:r>
+    </w:p>
+    <w:p>
+      <w:pPr>
+        <w:spacing w:line="360" w:lineRule="auto"/>
+        <w:jc w:val="both"/>
+        <w:rPr>
+          <w:rFonts w:ascii="Calibri" w:eastAsia="Calibri" w:hAnsi="Calibri" w:cs="Calibri"/>
+          <w:sz w:val="24"/>
+          <w:szCs w:val="24"/>
+        </w:rPr>
+      </w:pPr>
+      <w:r>
+        <w:rPr>
+          <w:rFonts w:ascii="Calibri" w:eastAsia="Calibri" w:hAnsi="Calibri" w:cs="Calibri"/>
+          <w:sz w:val="24"/>
+          <w:szCs w:val="24"/>
+        </w:rPr>
+        <w:t xml:space="preserve">Modelos de datos y </w:t>
+      </w:r>
+      <w:proofErr w:type="spellStart"/>
+      <w:r>
+        <w:rPr>
+          <w:rFonts w:ascii="Calibri" w:eastAsia="Calibri" w:hAnsi="Calibri" w:cs="Calibri"/>
+          <w:sz w:val="24"/>
+          <w:szCs w:val="24"/>
+        </w:rPr>
+        <w:t>backend</w:t>
+      </w:r>
+      <w:proofErr w:type="spellEnd"/>
+      <w:r>
+        <w:rPr>
+          <w:rFonts w:ascii="Calibri" w:eastAsia="Calibri" w:hAnsi="Calibri" w:cs="Calibri"/>
+          <w:sz w:val="24"/>
+          <w:szCs w:val="24"/>
+        </w:rPr>
+        <w:t>:</w:t>
+      </w:r>
+    </w:p>
+    <w:p>
+      <w:pPr>
+        <w:numPr>
+          <w:ilvl w:val="0"/>
+          <w:numId w:val="36"/>
+        </w:numPr>
+        <w:spacing w:line="360" w:lineRule="auto"/>
+        <w:jc w:val="both"/>
+        <w:rPr>
+          <w:rFonts w:ascii="Calibri" w:eastAsia="Calibri" w:hAnsi="Calibri" w:cs="Calibri"/>
+          <w:sz w:val="24"/>
+          <w:szCs w:val="24"/>
+        </w:rPr>
+      </w:pPr>
+      <w:r>
+        <w:rPr>
+          <w:rFonts w:ascii="Calibri" w:eastAsia="Calibri" w:hAnsi="Calibri" w:cs="Calibri"/>
+          <w:sz w:val="24"/>
+          <w:szCs w:val="24"/>
+        </w:rPr>
+        <w:t>3.1 / 3.2: Diseña e implementa extensiones al modelo de datos para soportar la bitácora de auditoría y los registros de suscripciones comerciales.</w:t>
+      </w:r>
+    </w:p>
+    <w:p>
+      <w:pPr>
+        <w:spacing w:line="360" w:lineRule="auto"/>
+        <w:jc w:val="both"/>
+        <w:rPr>
+          <w:rFonts w:ascii="Calibri" w:eastAsia="Calibri" w:hAnsi="Calibri" w:cs="Calibri"/>
+          <w:sz w:val="24"/>
+          <w:szCs w:val="24"/>
+        </w:rPr>
+      </w:pPr>
+      <w:r>
+        <w:rPr>
+          <w:rFonts w:ascii="Calibri" w:eastAsia="Calibri" w:hAnsi="Calibri" w:cs="Calibri"/>
+          <w:sz w:val="24"/>
+          <w:szCs w:val="24"/>
+        </w:rPr>
+        <w:t>Gestión de proyectos informáticos:</w:t>
+      </w:r>
+    </w:p>
+    <w:p>
+      <w:pPr>
+        <w:numPr>
+          <w:ilvl w:val="0"/>
+          <w:numId w:val="33"/>
+        </w:numPr>
+        <w:spacing w:line="360" w:lineRule="auto"/>
+        <w:jc w:val="both"/>
+        <w:rPr>
+          <w:rFonts w:ascii="Calibri" w:eastAsia="Calibri" w:hAnsi="Calibri" w:cs="Calibri"/>
+          <w:sz w:val="24"/>
+          <w:szCs w:val="24"/>
+        </w:rPr>
+      </w:pPr>
+      <w:r>
+        <w:rPr>
+          <w:rFonts w:ascii="Calibri" w:eastAsia="Calibri" w:hAnsi="Calibri" w:cs="Calibri"/>
+          <w:sz w:val="24"/>
+          <w:szCs w:val="24"/>
+        </w:rPr>
+        <w:t xml:space="preserve">2.1 / 2.2: Planifica las fases de desarrollo en </w:t>
+      </w:r>
+      <w:proofErr w:type="spellStart"/>
+      <w:r>
+        <w:rPr>
+          <w:rFonts w:ascii="Calibri" w:eastAsia="Calibri" w:hAnsi="Calibri" w:cs="Calibri"/>
+          <w:sz w:val="24"/>
+          <w:szCs w:val="24"/>
+        </w:rPr>
+        <w:t>sprints</w:t>
+      </w:r>
+      <w:proofErr w:type="spellEnd"/>
+      <w:r>
+        <w:rPr>
+          <w:rFonts w:ascii="Calibri" w:eastAsia="Calibri" w:hAnsi="Calibri" w:cs="Calibri"/>
+          <w:sz w:val="24"/>
+          <w:szCs w:val="24"/>
+        </w:rPr>
+        <w:t xml:space="preserve"> priorizando los módulos operativos ("Must") y monitorea el avance mediante un tablero de tareas.</w:t>
+      </w:r>
+    </w:p>
+    <w:p>
+      <w:pPr>
+        <w:spacing w:line="360" w:lineRule="auto"/>
+        <w:jc w:val="both"/>
+        <w:rPr>
+          <w:rFonts w:ascii="Calibri" w:eastAsia="Calibri" w:hAnsi="Calibri" w:cs="Calibri"/>
+          <w:sz w:val="24"/>
+          <w:szCs w:val="24"/>
+        </w:rPr>
+      </w:pPr>
+      <w:r>
+        <w:rPr>
+          <w:rFonts w:ascii="Calibri" w:eastAsia="Calibri" w:hAnsi="Calibri" w:cs="Calibri"/>
+          <w:sz w:val="24"/>
+          <w:szCs w:val="24"/>
+        </w:rPr>
+        <w:t>Pruebas de validación:</w:t>
+      </w:r>
+    </w:p>
+    <w:p>
+      <w:pPr>
+        <w:numPr>
+          <w:ilvl w:val="0"/>
+          <w:numId w:val="32"/>
+        </w:numPr>
+        <w:spacing w:line="360" w:lineRule="auto"/>
+        <w:jc w:val="both"/>
+        <w:rPr>
+          <w:rFonts w:ascii="Calibri" w:eastAsia="Calibri" w:hAnsi="Calibri" w:cs="Calibri"/>
+          <w:sz w:val="24"/>
+          <w:szCs w:val="24"/>
+        </w:rPr>
+      </w:pPr>
+      <w:r>
+        <w:rPr>
+          <w:rFonts w:ascii="Calibri" w:eastAsia="Calibri" w:hAnsi="Calibri" w:cs="Calibri"/>
+          <w:sz w:val="24"/>
+          <w:szCs w:val="24"/>
+        </w:rPr>
+        <w:t>1.1 / 1.2: Diseña y aplica pruebas funcionales para validar la correcta restricción de permisos por rol y el flujo de curación/moderación de datos.</w:t>
+      </w:r>
+    </w:p>
     <w:p>
       <w:pPr>
         <w:rPr>
@@ -9334,7 +14198,7 @@
 </file>
 
 <file path=word/endnotes.xml><?xml version="1.0" encoding="utf-8"?>
-<w:endnotes xmlns:wpc="http://schemas.microsoft.com/office/word/2010/wordprocessingCanvas" xmlns:cx="http://schemas.microsoft.com/office/drawing/2014/chartex" xmlns:cx1="http://schemas.microsoft.com/office/drawing/2015/9/8/chartex" xmlns:cx2="http://schemas.microsoft.com/office/drawing/2015/10/21/chartex" xmlns:cx3="http://schemas.microsoft.com/office/drawing/2016/5/9/chartex" xmlns:cx4="http://schemas.microsoft.com/office/drawing/2016/5/10/chartex" xmlns:cx5="http://schemas.microsoft.com/office/drawing/2016/5/11/chartex" xmlns:cx6="http://schemas.microsoft.com/office/drawing/2016/5/12/chartex" xmlns:cx7="http://schemas.microsoft.com/office/drawing/2016/5/13/chartex" xmlns:cx8="http://schemas.microsoft.com/office/drawing/2016/5/14/chartex" xmlns:mc="http://schemas.openxmlformats.org/markup-compatibility/2006" xmlns:aink="http://schemas.microsoft.com/office/drawing/2016/ink" xmlns:am3d="http://schemas.microsoft.com/office/drawing/2017/model3d" xmlns:o="urn:schemas-microsoft-com:office:office" xmlns:oel="http://schemas.microsoft.com/office/2019/extlst" xmlns:r="http://schemas.openxmlformats.org/officeDocument/2006/relationships" xmlns:m="http://schemas.openxmlformats.org/officeDocument/2006/math" xmlns:v="urn:schemas-microsoft-com:vml" xmlns:wp14="http://schemas.microsoft.com/office/word/2010/wordprocessingDrawing" xmlns:wp="http://schemas.openxmlformats.org/drawingml/2006/wordprocessingDrawing" xmlns:w10="urn:schemas-microsoft-com:office:word" xmlns:w="http://schemas.openxmlformats.org/wordprocessingml/2006/main" xmlns:w14="http://schemas.microsoft.com/office/word/2010/wordml" xmlns:w15="http://schemas.microsoft.com/office/word/2012/wordml" xmlns:w16cex="http://schemas.microsoft.com/office/word/2018/wordml/cex" xmlns:w16cid="http://schemas.microsoft.com/office/word/2016/wordml/cid" xmlns:w16="http://schemas.microsoft.com/office/word/2018/wordml" xmlns:w16sdtdh="http://schemas.microsoft.com/office/word/2020/wordml/sdtdatahash" xmlns:w16se="http://schemas.microsoft.com/office/word/2015/wordml/symex" xmlns:wpg="http://schemas.microsoft.com/office/word/2010/wordprocessingGroup" xmlns:wpi="http://schemas.microsoft.com/office/word/2010/wordprocessingInk" xmlns:wne="http://schemas.microsoft.com/office/word/2006/wordml" xmlns:wps="http://schemas.microsoft.com/office/word/2010/wordprocessingShape" mc:Ignorable="w14 w15 w16se w16cid w16 w16cex w16sdtdh wp14">
+<w:endnotes xmlns:wpc="http://schemas.microsoft.com/office/word/2010/wordprocessingCanvas" xmlns:cx="http://schemas.microsoft.com/office/drawing/2014/chartex" xmlns:cx1="http://schemas.microsoft.com/office/drawing/2015/9/8/chartex" xmlns:cx2="http://schemas.microsoft.com/office/drawing/2015/10/21/chartex" xmlns:cx3="http://schemas.microsoft.com/office/drawing/2016/5/9/chartex" xmlns:cx4="http://schemas.microsoft.com/office/drawing/2016/5/10/chartex" xmlns:cx5="http://schemas.microsoft.com/office/drawing/2016/5/11/chartex" xmlns:cx6="http://schemas.microsoft.com/office/drawing/2016/5/12/chartex" xmlns:cx7="http://schemas.microsoft.com/office/drawing/2016/5/13/chartex" xmlns:cx8="http://schemas.microsoft.com/office/drawing/2016/5/14/chartex" xmlns:mc="http://schemas.openxmlformats.org/markup-compatibility/2006" xmlns:aink="http://schemas.microsoft.com/office/drawing/2016/ink" xmlns:am3d="http://schemas.microsoft.com/office/drawing/2017/model3d" xmlns:o="urn:schemas-microsoft-com:office:office" xmlns:oel="http://schemas.microsoft.com/office/2019/extlst" xmlns:r="http://schemas.openxmlformats.org/officeDocument/2006/relationships" xmlns:m="http://schemas.openxmlformats.org/officeDocument/2006/math" xmlns:v="urn:schemas-microsoft-com:vml" xmlns:wp14="http://schemas.microsoft.com/office/word/2010/wordprocessingDrawing" xmlns:wp="http://schemas.openxmlformats.org/drawingml/2006/wordprocessingDrawing" xmlns:w10="urn:schemas-microsoft-com:office:word" xmlns:w="http://schemas.openxmlformats.org/wordprocessingml/2006/main" xmlns:w14="http://schemas.microsoft.com/office/word/2010/wordml" xmlns:w15="http://schemas.microsoft.com/office/word/2012/wordml" xmlns:w16cex="http://schemas.microsoft.com/office/word/2018/wordml/cex" xmlns:w16cid="http://schemas.microsoft.com/office/word/2016/wordml/cid" xmlns:w16="http://schemas.microsoft.com/office/word/2018/wordml" xmlns:w16du="http://schemas.microsoft.com/office/word/2023/wordml/word16du" xmlns:w16sdtdh="http://schemas.microsoft.com/office/word/2020/wordml/sdtdatahash" xmlns:w16sdtfl="http://schemas.microsoft.com/office/word/2024/wordml/sdtformatlock" xmlns:w16se="http://schemas.microsoft.com/office/word/2015/wordml/symex" xmlns:wpg="http://schemas.microsoft.com/office/word/2010/wordprocessingGroup" xmlns:wpi="http://schemas.microsoft.com/office/word/2010/wordprocessingInk" xmlns:wne="http://schemas.microsoft.com/office/word/2006/wordml" xmlns:wps="http://schemas.microsoft.com/office/word/2010/wordprocessingShape" mc:Ignorable="w14 w15 w16se w16cid w16 w16cex w16sdtdh w16sdtfl w16du wp14">
   <w:endnote w:type="separator" w:id="-1">
     <w:p>
       <w:r>
@@ -9353,7 +14217,7 @@
 </file>
 
 <file path=word/footer1.xml><?xml version="1.0" encoding="utf-8"?>
-<w:ftr xmlns:wpc="http://schemas.microsoft.com/office/word/2010/wordprocessingCanvas" xmlns:cx="http://schemas.microsoft.com/office/drawing/2014/chartex" xmlns:cx1="http://schemas.microsoft.com/office/drawing/2015/9/8/chartex" xmlns:cx2="http://schemas.microsoft.com/office/drawing/2015/10/21/chartex" xmlns:cx3="http://schemas.microsoft.com/office/drawing/2016/5/9/chartex" xmlns:cx4="http://schemas.microsoft.com/office/drawing/2016/5/10/chartex" xmlns:cx5="http://schemas.microsoft.com/office/drawing/2016/5/11/chartex" xmlns:cx6="http://schemas.microsoft.com/office/drawing/2016/5/12/chartex" xmlns:cx7="http://schemas.microsoft.com/office/drawing/2016/5/13/chartex" xmlns:cx8="http://schemas.microsoft.com/office/drawing/2016/5/14/chartex" xmlns:mc="http://schemas.openxmlformats.org/markup-compatibility/2006" xmlns:aink="http://schemas.microsoft.com/office/drawing/2016/ink" xmlns:am3d="http://schemas.microsoft.com/office/drawing/2017/model3d" xmlns:o="urn:schemas-microsoft-com:office:office" xmlns:oel="http://schemas.microsoft.com/office/2019/extlst" xmlns:r="http://schemas.openxmlformats.org/officeDocument/2006/relationships" xmlns:m="http://schemas.openxmlformats.org/officeDocument/2006/math" xmlns:v="urn:schemas-microsoft-com:vml" xmlns:wp14="http://schemas.microsoft.com/office/word/2010/wordprocessingDrawing" xmlns:wp="http://schemas.openxmlformats.org/drawingml/2006/wordprocessingDrawing" xmlns:w10="urn:schemas-microsoft-com:office:word" xmlns:w="http://schemas.openxmlformats.org/wordprocessingml/2006/main" xmlns:w14="http://schemas.microsoft.com/office/word/2010/wordml" xmlns:w15="http://schemas.microsoft.com/office/word/2012/wordml" xmlns:w16cex="http://schemas.microsoft.com/office/word/2018/wordml/cex" xmlns:w16cid="http://schemas.microsoft.com/office/word/2016/wordml/cid" xmlns:w16="http://schemas.microsoft.com/office/word/2018/wordml" xmlns:w16sdtdh="http://schemas.microsoft.com/office/word/2020/wordml/sdtdatahash" xmlns:w16se="http://schemas.microsoft.com/office/word/2015/wordml/symex" xmlns:wpg="http://schemas.microsoft.com/office/word/2010/wordprocessingGroup" xmlns:wpi="http://schemas.microsoft.com/office/word/2010/wordprocessingInk" xmlns:wne="http://schemas.microsoft.com/office/word/2006/wordml" xmlns:wps="http://schemas.microsoft.com/office/word/2010/wordprocessingShape" mc:Ignorable="w14 w15 w16se w16cid w16 w16cex w16sdtdh wp14">
+<w:ftr xmlns:wpc="http://schemas.microsoft.com/office/word/2010/wordprocessingCanvas" xmlns:cx="http://schemas.microsoft.com/office/drawing/2014/chartex" xmlns:cx1="http://schemas.microsoft.com/office/drawing/2015/9/8/chartex" xmlns:cx2="http://schemas.microsoft.com/office/drawing/2015/10/21/chartex" xmlns:cx3="http://schemas.microsoft.com/office/drawing/2016/5/9/chartex" xmlns:cx4="http://schemas.microsoft.com/office/drawing/2016/5/10/chartex" xmlns:cx5="http://schemas.microsoft.com/office/drawing/2016/5/11/chartex" xmlns:cx6="http://schemas.microsoft.com/office/drawing/2016/5/12/chartex" xmlns:cx7="http://schemas.microsoft.com/office/drawing/2016/5/13/chartex" xmlns:cx8="http://schemas.microsoft.com/office/drawing/2016/5/14/chartex" xmlns:mc="http://schemas.openxmlformats.org/markup-compatibility/2006" xmlns:aink="http://schemas.microsoft.com/office/drawing/2016/ink" xmlns:am3d="http://schemas.microsoft.com/office/drawing/2017/model3d" xmlns:o="urn:schemas-microsoft-com:office:office" xmlns:oel="http://schemas.microsoft.com/office/2019/extlst" xmlns:r="http://schemas.openxmlformats.org/officeDocument/2006/relationships" xmlns:m="http://schemas.openxmlformats.org/officeDocument/2006/math" xmlns:v="urn:schemas-microsoft-com:vml" xmlns:wp14="http://schemas.microsoft.com/office/word/2010/wordprocessingDrawing" xmlns:wp="http://schemas.openxmlformats.org/drawingml/2006/wordprocessingDrawing" xmlns:w10="urn:schemas-microsoft-com:office:word" xmlns:w="http://schemas.openxmlformats.org/wordprocessingml/2006/main" xmlns:w14="http://schemas.microsoft.com/office/word/2010/wordml" xmlns:w15="http://schemas.microsoft.com/office/word/2012/wordml" xmlns:w16cex="http://schemas.microsoft.com/office/word/2018/wordml/cex" xmlns:w16cid="http://schemas.microsoft.com/office/word/2016/wordml/cid" xmlns:w16="http://schemas.microsoft.com/office/word/2018/wordml" xmlns:w16du="http://schemas.microsoft.com/office/word/2023/wordml/word16du" xmlns:w16sdtdh="http://schemas.microsoft.com/office/word/2020/wordml/sdtdatahash" xmlns:w16sdtfl="http://schemas.microsoft.com/office/word/2024/wordml/sdtformatlock" xmlns:w16se="http://schemas.microsoft.com/office/word/2015/wordml/symex" xmlns:wpg="http://schemas.microsoft.com/office/word/2010/wordprocessingGroup" xmlns:wpi="http://schemas.microsoft.com/office/word/2010/wordprocessingInk" xmlns:wne="http://schemas.microsoft.com/office/word/2006/wordml" xmlns:wps="http://schemas.microsoft.com/office/word/2010/wordprocessingShape" mc:Ignorable="w14 w15 w16se w16cid w16 w16cex w16sdtdh w16sdtfl w16du wp14">
   <w:p>
     <w:pPr>
       <w:pStyle w:val="Piedepgina"/>
@@ -9548,15 +14412,15 @@
             </wp:anchor>
           </w:drawing>
         </mc:Choice>
-        <mc:Fallback xmlns:a="http://schemas.openxmlformats.org/drawingml/2006/main">
+        <mc:Fallback>
           <w:pict>
-            <v:group id="Grupo 37" style="position:absolute;left:0;text-align:left;margin-left:416.8pt;margin-top:0;width:468pt;height:25.2pt;z-index:251662336;mso-width-percent:1000;mso-top-percent:200;mso-wrap-distance-left:0;mso-wrap-distance-right:0;mso-position-horizontal:right;mso-position-horizontal-relative:margin;mso-position-vertical-relative:bottom-margin-area;mso-width-percent:1000;mso-top-percent:200;mso-width-relative:margin;mso-height-relative:margin" coordsize="59626,3238" o:spid="_x0000_s1026" w14:anchorId="0F25DB77" o:gfxdata="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">
-              <v:rect id="Rectángulo 38" style="position:absolute;left:190;width:59436;height:188;visibility:visible;mso-wrap-style:square;v-text-anchor:middle" o:spid="_x0000_s1027" fillcolor="black [3213]" stroked="f" strokeweight="1pt" o:gfxdata="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"/>
+            <v:group w14:anchorId="0F25DB77" id="Grupo 37" o:spid="_x0000_s1026" style="position:absolute;left:0;text-align:left;margin-left:416.8pt;margin-top:0;width:468pt;height:25.2pt;z-index:251662336;mso-width-percent:1000;mso-top-percent:200;mso-wrap-distance-left:0;mso-wrap-distance-right:0;mso-position-horizontal:right;mso-position-horizontal-relative:margin;mso-position-vertical-relative:bottom-margin-area;mso-width-percent:1000;mso-top-percent:200;mso-width-relative:margin;mso-height-relative:margin" coordsize="59626,3238" o:gfxdata="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">
+              <v:rect id="Rectángulo 38" o:spid="_x0000_s1027" style="position:absolute;left:190;width:59436;height:188;visibility:visible;mso-wrap-style:square;v-text-anchor:middle" o:gfxdata="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" fillcolor="black [3213]" stroked="f" strokeweight="1pt"/>
               <v:shapetype id="_x0000_t202" coordsize="21600,21600" o:spt="202" path="m,l,21600r21600,l21600,xe">
                 <v:stroke joinstyle="miter"/>
                 <v:path gradientshapeok="t" o:connecttype="rect"/>
               </v:shapetype>
-              <v:shape id="Cuadro de texto 39" style="position:absolute;top:666;width:59436;height:2572;visibility:visible;mso-wrap-style:square;v-text-anchor:bottom" o:spid="_x0000_s1028" filled="f" stroked="f" strokeweight=".5pt" type="#_x0000_t202" o:gfxdata="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">
+              <v:shape id="Cuadro de texto 39" o:spid="_x0000_s1028" type="#_x0000_t202" style="position:absolute;top:666;width:59436;height:2572;visibility:visible;mso-wrap-style:square;v-text-anchor:bottom" o:gfxdata="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" filled="f" stroked="f" strokeweight=".5pt">
                 <v:textbox inset=",,,0">
                   <w:txbxContent>
                     <w:sdt>
@@ -9577,7 +14441,6 @@
                           <w:calendar w:val="gregorian"/>
                         </w:date>
                       </w:sdtPr>
-                      <w:sdtEndPr/>
                       <w:sdtContent>
                         <w:p>
                           <w:pPr>
@@ -9760,9 +14623,9 @@
             </wp:anchor>
           </w:drawing>
         </mc:Choice>
-        <mc:Fallback xmlns:a="http://schemas.openxmlformats.org/drawingml/2006/main">
+        <mc:Fallback>
           <w:pict>
-            <v:rect id="Rectángulo 40" style="position:absolute;left:0;text-align:left;margin-left:0;margin-top:0;width:36pt;height:25.2pt;z-index:251661312;visibility:visible;mso-wrap-style:square;mso-width-percent:0;mso-height-percent:0;mso-top-percent:200;mso-wrap-distance-left:0;mso-wrap-distance-top:0;mso-wrap-distance-right:0;mso-wrap-distance-bottom:0;mso-position-horizontal:left;mso-position-horizontal-relative:right-margin-area;mso-position-vertical-relative:bottom-margin-area;mso-width-percent:0;mso-height-percent:0;mso-top-percent:200;mso-width-relative:margin;mso-height-relative:margin;v-text-anchor:bottom" o:spid="_x0000_s1029" fillcolor="black [3213]" stroked="f" strokeweight="3pt" w14:anchorId="3CF0A8BB" o:gfxdata="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">
+            <v:rect w14:anchorId="3CF0A8BB" id="Rectángulo 40" o:spid="_x0000_s1029" style="position:absolute;left:0;text-align:left;margin-left:0;margin-top:0;width:36pt;height:25.2pt;z-index:251661312;visibility:visible;mso-wrap-style:square;mso-width-percent:0;mso-height-percent:0;mso-top-percent:200;mso-wrap-distance-left:0;mso-wrap-distance-top:0;mso-wrap-distance-right:0;mso-wrap-distance-bottom:0;mso-position-horizontal:left;mso-position-horizontal-relative:right-margin-area;mso-position-vertical-relative:bottom-margin-area;mso-width-percent:0;mso-height-percent:0;mso-top-percent:200;mso-width-relative:margin;mso-height-relative:margin;v-text-anchor:bottom" o:gfxdata="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" fillcolor="black [3213]" stroked="f" strokeweight="3pt">
               <v:textbox>
                 <w:txbxContent>
                   <w:p>
@@ -9835,7 +14698,7 @@
 </file>
 
 <file path=word/footnotes.xml><?xml version="1.0" encoding="utf-8"?>
-<w:footnotes xmlns:wpc="http://schemas.microsoft.com/office/word/2010/wordprocessingCanvas" xmlns:cx="http://schemas.microsoft.com/office/drawing/2014/chartex" xmlns:cx1="http://schemas.microsoft.com/office/drawing/2015/9/8/chartex" xmlns:cx2="http://schemas.microsoft.com/office/drawing/2015/10/21/chartex" xmlns:cx3="http://schemas.microsoft.com/office/drawing/2016/5/9/chartex" xmlns:cx4="http://schemas.microsoft.com/office/drawing/2016/5/10/chartex" xmlns:cx5="http://schemas.microsoft.com/office/drawing/2016/5/11/chartex" xmlns:cx6="http://schemas.microsoft.com/office/drawing/2016/5/12/chartex" xmlns:cx7="http://schemas.microsoft.com/office/drawing/2016/5/13/chartex" xmlns:cx8="http://schemas.microsoft.com/office/drawing/2016/5/14/chartex" xmlns:mc="http://schemas.openxmlformats.org/markup-compatibility/2006" xmlns:aink="http://schemas.microsoft.com/office/drawing/2016/ink" xmlns:am3d="http://schemas.microsoft.com/office/drawing/2017/model3d" xmlns:o="urn:schemas-microsoft-com:office:office" xmlns:oel="http://schemas.microsoft.com/office/2019/extlst" xmlns:r="http://schemas.openxmlformats.org/officeDocument/2006/relationships" xmlns:m="http://schemas.openxmlformats.org/officeDocument/2006/math" xmlns:v="urn:schemas-microsoft-com:vml" xmlns:wp14="http://schemas.microsoft.com/office/word/2010/wordprocessingDrawing" xmlns:wp="http://schemas.openxmlformats.org/drawingml/2006/wordprocessingDrawing" xmlns:w10="urn:schemas-microsoft-com:office:word" xmlns:w="http://schemas.openxmlformats.org/wordprocessingml/2006/main" xmlns:w14="http://schemas.microsoft.com/office/word/2010/wordml" xmlns:w15="http://schemas.microsoft.com/office/word/2012/wordml" xmlns:w16cex="http://schemas.microsoft.com/office/word/2018/wordml/cex" xmlns:w16cid="http://schemas.microsoft.com/office/word/2016/wordml/cid" xmlns:w16="http://schemas.microsoft.com/office/word/2018/wordml" xmlns:w16sdtdh="http://schemas.microsoft.com/office/word/2020/wordml/sdtdatahash" xmlns:w16se="http://schemas.microsoft.com/office/word/2015/wordml/symex" xmlns:wpg="http://schemas.microsoft.com/office/word/2010/wordprocessingGroup" xmlns:wpi="http://schemas.microsoft.com/office/word/2010/wordprocessingInk" xmlns:wne="http://schemas.microsoft.com/office/word/2006/wordml" xmlns:wps="http://schemas.microsoft.com/office/word/2010/wordprocessingShape" mc:Ignorable="w14 w15 w16se w16cid w16 w16cex w16sdtdh wp14">
+<w:footnotes xmlns:wpc="http://schemas.microsoft.com/office/word/2010/wordprocessingCanvas" xmlns:cx="http://schemas.microsoft.com/office/drawing/2014/chartex" xmlns:cx1="http://schemas.microsoft.com/office/drawing/2015/9/8/chartex" xmlns:cx2="http://schemas.microsoft.com/office/drawing/2015/10/21/chartex" xmlns:cx3="http://schemas.microsoft.com/office/drawing/2016/5/9/chartex" xmlns:cx4="http://schemas.microsoft.com/office/drawing/2016/5/10/chartex" xmlns:cx5="http://schemas.microsoft.com/office/drawing/2016/5/11/chartex" xmlns:cx6="http://schemas.microsoft.com/office/drawing/2016/5/12/chartex" xmlns:cx7="http://schemas.microsoft.com/office/drawing/2016/5/13/chartex" xmlns:cx8="http://schemas.microsoft.com/office/drawing/2016/5/14/chartex" xmlns:mc="http://schemas.openxmlformats.org/markup-compatibility/2006" xmlns:aink="http://schemas.microsoft.com/office/drawing/2016/ink" xmlns:am3d="http://schemas.microsoft.com/office/drawing/2017/model3d" xmlns:o="urn:schemas-microsoft-com:office:office" xmlns:oel="http://schemas.microsoft.com/office/2019/extlst" xmlns:r="http://schemas.openxmlformats.org/officeDocument/2006/relationships" xmlns:m="http://schemas.openxmlformats.org/officeDocument/2006/math" xmlns:v="urn:schemas-microsoft-com:vml" xmlns:wp14="http://schemas.microsoft.com/office/word/2010/wordprocessingDrawing" xmlns:wp="http://schemas.openxmlformats.org/drawingml/2006/wordprocessingDrawing" xmlns:w10="urn:schemas-microsoft-com:office:word" xmlns:w="http://schemas.openxmlformats.org/wordprocessingml/2006/main" xmlns:w14="http://schemas.microsoft.com/office/word/2010/wordml" xmlns:w15="http://schemas.microsoft.com/office/word/2012/wordml" xmlns:w16cex="http://schemas.microsoft.com/office/word/2018/wordml/cex" xmlns:w16cid="http://schemas.microsoft.com/office/word/2016/wordml/cid" xmlns:w16="http://schemas.microsoft.com/office/word/2018/wordml" xmlns:w16du="http://schemas.microsoft.com/office/word/2023/wordml/word16du" xmlns:w16sdtdh="http://schemas.microsoft.com/office/word/2020/wordml/sdtdatahash" xmlns:w16sdtfl="http://schemas.microsoft.com/office/word/2024/wordml/sdtformatlock" xmlns:w16se="http://schemas.microsoft.com/office/word/2015/wordml/symex" xmlns:wpg="http://schemas.microsoft.com/office/word/2010/wordprocessingGroup" xmlns:wpi="http://schemas.microsoft.com/office/word/2010/wordprocessingInk" xmlns:wne="http://schemas.microsoft.com/office/word/2006/wordml" xmlns:wps="http://schemas.microsoft.com/office/word/2010/wordprocessingShape" mc:Ignorable="w14 w15 w16se w16cid w16 w16cex w16sdtdh w16sdtfl w16du wp14">
   <w:footnote w:type="separator" w:id="-1">
     <w:p>
       <w:r>
@@ -9854,7 +14717,7 @@
 </file>
 
 <file path=word/header1.xml><?xml version="1.0" encoding="utf-8"?>
-<w:hdr xmlns:wpc="http://schemas.microsoft.com/office/word/2010/wordprocessingCanvas" xmlns:cx="http://schemas.microsoft.com/office/drawing/2014/chartex" xmlns:cx1="http://schemas.microsoft.com/office/drawing/2015/9/8/chartex" xmlns:cx2="http://schemas.microsoft.com/office/drawing/2015/10/21/chartex" xmlns:cx3="http://schemas.microsoft.com/office/drawing/2016/5/9/chartex" xmlns:cx4="http://schemas.microsoft.com/office/drawing/2016/5/10/chartex" xmlns:cx5="http://schemas.microsoft.com/office/drawing/2016/5/11/chartex" xmlns:cx6="http://schemas.microsoft.com/office/drawing/2016/5/12/chartex" xmlns:cx7="http://schemas.microsoft.com/office/drawing/2016/5/13/chartex" xmlns:cx8="http://schemas.microsoft.com/office/drawing/2016/5/14/chartex" xmlns:mc="http://schemas.openxmlformats.org/markup-compatibility/2006" xmlns:aink="http://schemas.microsoft.com/office/drawing/2016/ink" xmlns:am3d="http://schemas.microsoft.com/office/drawing/2017/model3d" xmlns:o="urn:schemas-microsoft-com:office:office" xmlns:oel="http://schemas.microsoft.com/office/2019/extlst" xmlns:r="http://schemas.openxmlformats.org/officeDocument/2006/relationships" xmlns:m="http://schemas.openxmlformats.org/officeDocument/2006/math" xmlns:v="urn:schemas-microsoft-com:vml" xmlns:wp14="http://schemas.microsoft.com/office/word/2010/wordprocessingDrawing" xmlns:wp="http://schemas.openxmlformats.org/drawingml/2006/wordprocessingDrawing" xmlns:w10="urn:schemas-microsoft-com:office:word" xmlns:w="http://schemas.openxmlformats.org/wordprocessingml/2006/main" xmlns:w14="http://schemas.microsoft.com/office/word/2010/wordml" xmlns:w15="http://schemas.microsoft.com/office/word/2012/wordml" xmlns:w16cex="http://schemas.microsoft.com/office/word/2018/wordml/cex" xmlns:w16cid="http://schemas.microsoft.com/office/word/2016/wordml/cid" xmlns:w16="http://schemas.microsoft.com/office/word/2018/wordml" xmlns:w16sdtdh="http://schemas.microsoft.com/office/word/2020/wordml/sdtdatahash" xmlns:w16se="http://schemas.microsoft.com/office/word/2015/wordml/symex" xmlns:wpg="http://schemas.microsoft.com/office/word/2010/wordprocessingGroup" xmlns:wpi="http://schemas.microsoft.com/office/word/2010/wordprocessingInk" xmlns:wne="http://schemas.microsoft.com/office/word/2006/wordml" xmlns:wps="http://schemas.microsoft.com/office/word/2010/wordprocessingShape" mc:Ignorable="w14 w15 w16se w16cid w16 w16cex w16sdtdh wp14">
+<w:hdr xmlns:wpc="http://schemas.microsoft.com/office/word/2010/wordprocessingCanvas" xmlns:cx="http://schemas.microsoft.com/office/drawing/2014/chartex" xmlns:cx1="http://schemas.microsoft.com/office/drawing/2015/9/8/chartex" xmlns:cx2="http://schemas.microsoft.com/office/drawing/2015/10/21/chartex" xmlns:cx3="http://schemas.microsoft.com/office/drawing/2016/5/9/chartex" xmlns:cx4="http://schemas.microsoft.com/office/drawing/2016/5/10/chartex" xmlns:cx5="http://schemas.microsoft.com/office/drawing/2016/5/11/chartex" xmlns:cx6="http://schemas.microsoft.com/office/drawing/2016/5/12/chartex" xmlns:cx7="http://schemas.microsoft.com/office/drawing/2016/5/13/chartex" xmlns:cx8="http://schemas.microsoft.com/office/drawing/2016/5/14/chartex" xmlns:mc="http://schemas.openxmlformats.org/markup-compatibility/2006" xmlns:aink="http://schemas.microsoft.com/office/drawing/2016/ink" xmlns:am3d="http://schemas.microsoft.com/office/drawing/2017/model3d" xmlns:o="urn:schemas-microsoft-com:office:office" xmlns:oel="http://schemas.microsoft.com/office/2019/extlst" xmlns:r="http://schemas.openxmlformats.org/officeDocument/2006/relationships" xmlns:m="http://schemas.openxmlformats.org/officeDocument/2006/math" xmlns:v="urn:schemas-microsoft-com:vml" xmlns:wp14="http://schemas.microsoft.com/office/word/2010/wordprocessingDrawing" xmlns:wp="http://schemas.openxmlformats.org/drawingml/2006/wordprocessingDrawing" xmlns:w10="urn:schemas-microsoft-com:office:word" xmlns:w="http://schemas.openxmlformats.org/wordprocessingml/2006/main" xmlns:w14="http://schemas.microsoft.com/office/word/2010/wordml" xmlns:w15="http://schemas.microsoft.com/office/word/2012/wordml" xmlns:w16cex="http://schemas.microsoft.com/office/word/2018/wordml/cex" xmlns:w16cid="http://schemas.microsoft.com/office/word/2016/wordml/cid" xmlns:w16="http://schemas.microsoft.com/office/word/2018/wordml" xmlns:w16du="http://schemas.microsoft.com/office/word/2023/wordml/word16du" xmlns:w16sdtdh="http://schemas.microsoft.com/office/word/2020/wordml/sdtdatahash" xmlns:w16sdtfl="http://schemas.microsoft.com/office/word/2024/wordml/sdtformatlock" xmlns:w16se="http://schemas.microsoft.com/office/word/2015/wordml/symex" xmlns:wpg="http://schemas.microsoft.com/office/word/2010/wordprocessingGroup" xmlns:wpi="http://schemas.microsoft.com/office/word/2010/wordprocessingInk" xmlns:wne="http://schemas.microsoft.com/office/word/2006/wordml" xmlns:wps="http://schemas.microsoft.com/office/word/2010/wordprocessingShape" mc:Ignorable="w14 w15 w16se w16cid w16 w16cex w16sdtdh w16sdtfl w16du wp14">
   <w:p>
     <w:pPr>
       <w:pStyle w:val="Encabezado"/>
@@ -9952,8 +14815,234 @@
 </file>
 
 <file path=word/numbering.xml><?xml version="1.0" encoding="utf-8"?>
-<w:numbering xmlns:wpc="http://schemas.microsoft.com/office/word/2010/wordprocessingCanvas" xmlns:cx="http://schemas.microsoft.com/office/drawing/2014/chartex" xmlns:cx1="http://schemas.microsoft.com/office/drawing/2015/9/8/chartex" xmlns:cx2="http://schemas.microsoft.com/office/drawing/2015/10/21/chartex" xmlns:cx3="http://schemas.microsoft.com/office/drawing/2016/5/9/chartex" xmlns:cx4="http://schemas.microsoft.com/office/drawing/2016/5/10/chartex" xmlns:cx5="http://schemas.microsoft.com/office/drawing/2016/5/11/chartex" xmlns:cx6="http://schemas.microsoft.com/office/drawing/2016/5/12/chartex" xmlns:cx7="http://schemas.microsoft.com/office/drawing/2016/5/13/chartex" xmlns:cx8="http://schemas.microsoft.com/office/drawing/2016/5/14/chartex" xmlns:mc="http://schemas.openxmlformats.org/markup-compatibility/2006" xmlns:aink="http://schemas.microsoft.com/office/drawing/2016/ink" xmlns:am3d="http://schemas.microsoft.com/office/drawing/2017/model3d" xmlns:o="urn:schemas-microsoft-com:office:office" xmlns:oel="http://schemas.microsoft.com/office/2019/extlst" xmlns:r="http://schemas.openxmlformats.org/officeDocument/2006/relationships" xmlns:m="http://schemas.openxmlformats.org/officeDocument/2006/math" xmlns:v="urn:schemas-microsoft-com:vml" xmlns:wp14="http://schemas.microsoft.com/office/word/2010/wordprocessingDrawing" xmlns:wp="http://schemas.openxmlformats.org/drawingml/2006/wordprocessingDrawing" xmlns:w10="urn:schemas-microsoft-com:office:word" xmlns:w="http://schemas.openxmlformats.org/wordprocessingml/2006/main" xmlns:w14="http://schemas.microsoft.com/office/word/2010/wordml" xmlns:w15="http://schemas.microsoft.com/office/word/2012/wordml" xmlns:w16cex="http://schemas.microsoft.com/office/word/2018/wordml/cex" xmlns:w16cid="http://schemas.microsoft.com/office/word/2016/wordml/cid" xmlns:w16="http://schemas.microsoft.com/office/word/2018/wordml" xmlns:w16sdtdh="http://schemas.microsoft.com/office/word/2020/wordml/sdtdatahash" xmlns:w16se="http://schemas.microsoft.com/office/word/2015/wordml/symex" xmlns:wpg="http://schemas.microsoft.com/office/word/2010/wordprocessingGroup" xmlns:wpi="http://schemas.microsoft.com/office/word/2010/wordprocessingInk" xmlns:wne="http://schemas.microsoft.com/office/word/2006/wordml" xmlns:wps="http://schemas.microsoft.com/office/word/2010/wordprocessingShape" mc:Ignorable="w14 w15 w16se w16cid w16 w16cex w16sdtdh wp14">
+<w:numbering xmlns:wpc="http://schemas.microsoft.com/office/word/2010/wordprocessingCanvas" xmlns:cx="http://schemas.microsoft.com/office/drawing/2014/chartex" xmlns:cx1="http://schemas.microsoft.com/office/drawing/2015/9/8/chartex" xmlns:cx2="http://schemas.microsoft.com/office/drawing/2015/10/21/chartex" xmlns:cx3="http://schemas.microsoft.com/office/drawing/2016/5/9/chartex" xmlns:cx4="http://schemas.microsoft.com/office/drawing/2016/5/10/chartex" xmlns:cx5="http://schemas.microsoft.com/office/drawing/2016/5/11/chartex" xmlns:cx6="http://schemas.microsoft.com/office/drawing/2016/5/12/chartex" xmlns:cx7="http://schemas.microsoft.com/office/drawing/2016/5/13/chartex" xmlns:cx8="http://schemas.microsoft.com/office/drawing/2016/5/14/chartex" xmlns:mc="http://schemas.openxmlformats.org/markup-compatibility/2006" xmlns:aink="http://schemas.microsoft.com/office/drawing/2016/ink" xmlns:am3d="http://schemas.microsoft.com/office/drawing/2017/model3d" xmlns:o="urn:schemas-microsoft-com:office:office" xmlns:oel="http://schemas.microsoft.com/office/2019/extlst" xmlns:r="http://schemas.openxmlformats.org/officeDocument/2006/relationships" xmlns:m="http://schemas.openxmlformats.org/officeDocument/2006/math" xmlns:v="urn:schemas-microsoft-com:vml" xmlns:wp14="http://schemas.microsoft.com/office/word/2010/wordprocessingDrawing" xmlns:wp="http://schemas.openxmlformats.org/drawingml/2006/wordprocessingDrawing" xmlns:w10="urn:schemas-microsoft-com:office:word" xmlns:w="http://schemas.openxmlformats.org/wordprocessingml/2006/main" xmlns:w14="http://schemas.microsoft.com/office/word/2010/wordml" xmlns:w15="http://schemas.microsoft.com/office/word/2012/wordml" xmlns:w16cex="http://schemas.microsoft.com/office/word/2018/wordml/cex" xmlns:w16cid="http://schemas.microsoft.com/office/word/2016/wordml/cid" xmlns:w16="http://schemas.microsoft.com/office/word/2018/wordml" xmlns:w16du="http://schemas.microsoft.com/office/word/2023/wordml/word16du" xmlns:w16sdtdh="http://schemas.microsoft.com/office/word/2020/wordml/sdtdatahash" xmlns:w16sdtfl="http://schemas.microsoft.com/office/word/2024/wordml/sdtformatlock" xmlns:w16se="http://schemas.microsoft.com/office/word/2015/wordml/symex" xmlns:wpg="http://schemas.microsoft.com/office/word/2010/wordprocessingGroup" xmlns:wpi="http://schemas.microsoft.com/office/word/2010/wordprocessingInk" xmlns:wne="http://schemas.microsoft.com/office/word/2006/wordml" xmlns:wps="http://schemas.microsoft.com/office/word/2010/wordprocessingShape" mc:Ignorable="w14 w15 w16se w16cid w16 w16cex w16sdtdh w16sdtfl w16du wp14">
   <w:abstractNum w:abstractNumId="0" w15:restartNumberingAfterBreak="0">
+    <w:nsid w:val="049B66B1"/>
+    <w:multiLevelType w:val="multilevel"/>
+    <w:tmpl w:val="CA3601D8"/>
+    <w:lvl w:ilvl="0">
+      <w:start w:val="1"/>
+      <w:numFmt w:val="decimal"/>
+      <w:lvlText w:val="%1)"/>
+      <w:lvlJc w:val="left"/>
+      <w:pPr>
+        <w:ind w:left="720" w:hanging="360"/>
+      </w:pPr>
+      <w:rPr>
+        <w:u w:val="none"/>
+      </w:rPr>
+    </w:lvl>
+    <w:lvl w:ilvl="1">
+      <w:start w:val="1"/>
+      <w:numFmt w:val="lowerLetter"/>
+      <w:lvlText w:val="%2)"/>
+      <w:lvlJc w:val="left"/>
+      <w:pPr>
+        <w:ind w:left="1440" w:hanging="360"/>
+      </w:pPr>
+      <w:rPr>
+        <w:u w:val="none"/>
+      </w:rPr>
+    </w:lvl>
+    <w:lvl w:ilvl="2">
+      <w:start w:val="1"/>
+      <w:numFmt w:val="lowerRoman"/>
+      <w:lvlText w:val="%3)"/>
+      <w:lvlJc w:val="right"/>
+      <w:pPr>
+        <w:ind w:left="2160" w:hanging="360"/>
+      </w:pPr>
+      <w:rPr>
+        <w:u w:val="none"/>
+      </w:rPr>
+    </w:lvl>
+    <w:lvl w:ilvl="3">
+      <w:start w:val="1"/>
+      <w:numFmt w:val="decimal"/>
+      <w:lvlText w:val="(%4)"/>
+      <w:lvlJc w:val="left"/>
+      <w:pPr>
+        <w:ind w:left="2880" w:hanging="360"/>
+      </w:pPr>
+      <w:rPr>
+        <w:u w:val="none"/>
+      </w:rPr>
+    </w:lvl>
+    <w:lvl w:ilvl="4">
+      <w:start w:val="1"/>
+      <w:numFmt w:val="lowerLetter"/>
+      <w:lvlText w:val="(%5)"/>
+      <w:lvlJc w:val="left"/>
+      <w:pPr>
+        <w:ind w:left="3600" w:hanging="360"/>
+      </w:pPr>
+      <w:rPr>
+        <w:u w:val="none"/>
+      </w:rPr>
+    </w:lvl>
+    <w:lvl w:ilvl="5">
+      <w:start w:val="1"/>
+      <w:numFmt w:val="lowerRoman"/>
+      <w:lvlText w:val="(%6)"/>
+      <w:lvlJc w:val="right"/>
+      <w:pPr>
+        <w:ind w:left="4320" w:hanging="360"/>
+      </w:pPr>
+      <w:rPr>
+        <w:u w:val="none"/>
+      </w:rPr>
+    </w:lvl>
+    <w:lvl w:ilvl="6">
+      <w:start w:val="1"/>
+      <w:numFmt w:val="decimal"/>
+      <w:lvlText w:val="%7."/>
+      <w:lvlJc w:val="left"/>
+      <w:pPr>
+        <w:ind w:left="5040" w:hanging="360"/>
+      </w:pPr>
+      <w:rPr>
+        <w:u w:val="none"/>
+      </w:rPr>
+    </w:lvl>
+    <w:lvl w:ilvl="7">
+      <w:start w:val="1"/>
+      <w:numFmt w:val="lowerLetter"/>
+      <w:lvlText w:val="%8."/>
+      <w:lvlJc w:val="left"/>
+      <w:pPr>
+        <w:ind w:left="5760" w:hanging="360"/>
+      </w:pPr>
+      <w:rPr>
+        <w:u w:val="none"/>
+      </w:rPr>
+    </w:lvl>
+    <w:lvl w:ilvl="8">
+      <w:start w:val="1"/>
+      <w:numFmt w:val="lowerRoman"/>
+      <w:lvlText w:val="%9."/>
+      <w:lvlJc w:val="right"/>
+      <w:pPr>
+        <w:ind w:left="6480" w:hanging="360"/>
+      </w:pPr>
+      <w:rPr>
+        <w:u w:val="none"/>
+      </w:rPr>
+    </w:lvl>
+  </w:abstractNum>
+  <w:abstractNum w:abstractNumId="1" w15:restartNumberingAfterBreak="0">
+    <w:nsid w:val="06BB713F"/>
+    <w:multiLevelType w:val="multilevel"/>
+    <w:tmpl w:val="93F0DD50"/>
+    <w:lvl w:ilvl="0">
+      <w:start w:val="1"/>
+      <w:numFmt w:val="bullet"/>
+      <w:lvlText w:val="●"/>
+      <w:lvlJc w:val="left"/>
+      <w:pPr>
+        <w:ind w:left="720" w:hanging="360"/>
+      </w:pPr>
+      <w:rPr>
+        <w:u w:val="none"/>
+      </w:rPr>
+    </w:lvl>
+    <w:lvl w:ilvl="1">
+      <w:start w:val="1"/>
+      <w:numFmt w:val="bullet"/>
+      <w:lvlText w:val="○"/>
+      <w:lvlJc w:val="left"/>
+      <w:pPr>
+        <w:ind w:left="1440" w:hanging="360"/>
+      </w:pPr>
+      <w:rPr>
+        <w:u w:val="none"/>
+      </w:rPr>
+    </w:lvl>
+    <w:lvl w:ilvl="2">
+      <w:start w:val="1"/>
+      <w:numFmt w:val="bullet"/>
+      <w:lvlText w:val="■"/>
+      <w:lvlJc w:val="left"/>
+      <w:pPr>
+        <w:ind w:left="2160" w:hanging="360"/>
+      </w:pPr>
+      <w:rPr>
+        <w:u w:val="none"/>
+      </w:rPr>
+    </w:lvl>
+    <w:lvl w:ilvl="3">
+      <w:start w:val="1"/>
+      <w:numFmt w:val="bullet"/>
+      <w:lvlText w:val="●"/>
+      <w:lvlJc w:val="left"/>
+      <w:pPr>
+        <w:ind w:left="2880" w:hanging="360"/>
+      </w:pPr>
+      <w:rPr>
+        <w:u w:val="none"/>
+      </w:rPr>
+    </w:lvl>
+    <w:lvl w:ilvl="4">
+      <w:start w:val="1"/>
+      <w:numFmt w:val="bullet"/>
+      <w:lvlText w:val="○"/>
+      <w:lvlJc w:val="left"/>
+      <w:pPr>
+        <w:ind w:left="3600" w:hanging="360"/>
+      </w:pPr>
+      <w:rPr>
+        <w:u w:val="none"/>
+      </w:rPr>
+    </w:lvl>
+    <w:lvl w:ilvl="5">
+      <w:start w:val="1"/>
+      <w:numFmt w:val="bullet"/>
+      <w:lvlText w:val="■"/>
+      <w:lvlJc w:val="left"/>
+      <w:pPr>
+        <w:ind w:left="4320" w:hanging="360"/>
+      </w:pPr>
+      <w:rPr>
+        <w:u w:val="none"/>
+      </w:rPr>
+    </w:lvl>
+    <w:lvl w:ilvl="6">
+      <w:start w:val="1"/>
+      <w:numFmt w:val="bullet"/>
+      <w:lvlText w:val="●"/>
+      <w:lvlJc w:val="left"/>
+      <w:pPr>
+        <w:ind w:left="5040" w:hanging="360"/>
+      </w:pPr>
+      <w:rPr>
+        <w:u w:val="none"/>
+      </w:rPr>
+    </w:lvl>
+    <w:lvl w:ilvl="7">
+      <w:start w:val="1"/>
+      <w:numFmt w:val="bullet"/>
+      <w:lvlText w:val="○"/>
+      <w:lvlJc w:val="left"/>
+      <w:pPr>
+        <w:ind w:left="5760" w:hanging="360"/>
+      </w:pPr>
+      <w:rPr>
+        <w:u w:val="none"/>
+      </w:rPr>
+    </w:lvl>
+    <w:lvl w:ilvl="8">
+      <w:start w:val="1"/>
+      <w:numFmt w:val="bullet"/>
+      <w:lvlText w:val="■"/>
+      <w:lvlJc w:val="left"/>
+      <w:pPr>
+        <w:ind w:left="6480" w:hanging="360"/>
+      </w:pPr>
+      <w:rPr>
+        <w:u w:val="none"/>
+      </w:rPr>
+    </w:lvl>
+  </w:abstractNum>
+  <w:abstractNum w:abstractNumId="2" w15:restartNumberingAfterBreak="0">
     <w:nsid w:val="08183884"/>
     <w:multiLevelType w:val="hybridMultilevel"/>
     <w:tmpl w:val="BA76E7FE"/>
@@ -10066,7 +15155,7 @@
       </w:rPr>
     </w:lvl>
   </w:abstractNum>
-  <w:abstractNum w:abstractNumId="1" w15:restartNumberingAfterBreak="0">
+  <w:abstractNum w:abstractNumId="3" w15:restartNumberingAfterBreak="0">
     <w:nsid w:val="09F10A27"/>
     <w:multiLevelType w:val="hybridMultilevel"/>
     <w:tmpl w:val="587049A6"/>
@@ -10179,7 +15268,120 @@
       </w:rPr>
     </w:lvl>
   </w:abstractNum>
-  <w:abstractNum w:abstractNumId="2" w15:restartNumberingAfterBreak="0">
+  <w:abstractNum w:abstractNumId="4" w15:restartNumberingAfterBreak="0">
+    <w:nsid w:val="0B4B695D"/>
+    <w:multiLevelType w:val="multilevel"/>
+    <w:tmpl w:val="EA101C36"/>
+    <w:lvl w:ilvl="0">
+      <w:start w:val="1"/>
+      <w:numFmt w:val="bullet"/>
+      <w:lvlText w:val="●"/>
+      <w:lvlJc w:val="left"/>
+      <w:pPr>
+        <w:ind w:left="720" w:hanging="360"/>
+      </w:pPr>
+      <w:rPr>
+        <w:u w:val="none"/>
+      </w:rPr>
+    </w:lvl>
+    <w:lvl w:ilvl="1">
+      <w:start w:val="1"/>
+      <w:numFmt w:val="bullet"/>
+      <w:lvlText w:val="○"/>
+      <w:lvlJc w:val="left"/>
+      <w:pPr>
+        <w:ind w:left="1440" w:hanging="360"/>
+      </w:pPr>
+      <w:rPr>
+        <w:u w:val="none"/>
+      </w:rPr>
+    </w:lvl>
+    <w:lvl w:ilvl="2">
+      <w:start w:val="1"/>
+      <w:numFmt w:val="bullet"/>
+      <w:lvlText w:val="■"/>
+      <w:lvlJc w:val="left"/>
+      <w:pPr>
+        <w:ind w:left="2160" w:hanging="360"/>
+      </w:pPr>
+      <w:rPr>
+        <w:u w:val="none"/>
+      </w:rPr>
+    </w:lvl>
+    <w:lvl w:ilvl="3">
+      <w:start w:val="1"/>
+      <w:numFmt w:val="bullet"/>
+      <w:lvlText w:val="●"/>
+      <w:lvlJc w:val="left"/>
+      <w:pPr>
+        <w:ind w:left="2880" w:hanging="360"/>
+      </w:pPr>
+      <w:rPr>
+        <w:u w:val="none"/>
+      </w:rPr>
+    </w:lvl>
+    <w:lvl w:ilvl="4">
+      <w:start w:val="1"/>
+      <w:numFmt w:val="bullet"/>
+      <w:lvlText w:val="○"/>
+      <w:lvlJc w:val="left"/>
+      <w:pPr>
+        <w:ind w:left="3600" w:hanging="360"/>
+      </w:pPr>
+      <w:rPr>
+        <w:u w:val="none"/>
+      </w:rPr>
+    </w:lvl>
+    <w:lvl w:ilvl="5">
+      <w:start w:val="1"/>
+      <w:numFmt w:val="bullet"/>
+      <w:lvlText w:val="■"/>
+      <w:lvlJc w:val="left"/>
+      <w:pPr>
+        <w:ind w:left="4320" w:hanging="360"/>
+      </w:pPr>
+      <w:rPr>
+        <w:u w:val="none"/>
+      </w:rPr>
+    </w:lvl>
+    <w:lvl w:ilvl="6">
+      <w:start w:val="1"/>
+      <w:numFmt w:val="bullet"/>
+      <w:lvlText w:val="●"/>
+      <w:lvlJc w:val="left"/>
+      <w:pPr>
+        <w:ind w:left="5040" w:hanging="360"/>
+      </w:pPr>
+      <w:rPr>
+        <w:u w:val="none"/>
+      </w:rPr>
+    </w:lvl>
+    <w:lvl w:ilvl="7">
+      <w:start w:val="1"/>
+      <w:numFmt w:val="bullet"/>
+      <w:lvlText w:val="○"/>
+      <w:lvlJc w:val="left"/>
+      <w:pPr>
+        <w:ind w:left="5760" w:hanging="360"/>
+      </w:pPr>
+      <w:rPr>
+        <w:u w:val="none"/>
+      </w:rPr>
+    </w:lvl>
+    <w:lvl w:ilvl="8">
+      <w:start w:val="1"/>
+      <w:numFmt w:val="bullet"/>
+      <w:lvlText w:val="■"/>
+      <w:lvlJc w:val="left"/>
+      <w:pPr>
+        <w:ind w:left="6480" w:hanging="360"/>
+      </w:pPr>
+      <w:rPr>
+        <w:u w:val="none"/>
+      </w:rPr>
+    </w:lvl>
+  </w:abstractNum>
+  <w:abstractNum w:abstractNumId="5" w15:restartNumberingAfterBreak="0">
     <w:nsid w:val="0CFD79BA"/>
     <w:multiLevelType w:val="hybridMultilevel"/>
     <w:tmpl w:val="52F8563E"/>
@@ -10295,7 +15497,7 @@
       </w:rPr>
     </w:lvl>
   </w:abstractNum>
-  <w:abstractNum w:abstractNumId="3" w15:restartNumberingAfterBreak="0">
+  <w:abstractNum w:abstractNumId="6" w15:restartNumberingAfterBreak="0">
     <w:nsid w:val="0D15758A"/>
     <w:multiLevelType w:val="multilevel"/>
     <w:tmpl w:val="E97E493A"/>
@@ -10408,7 +15610,7 @@
       </w:rPr>
     </w:lvl>
   </w:abstractNum>
-  <w:abstractNum w:abstractNumId="4" w15:restartNumberingAfterBreak="0">
+  <w:abstractNum w:abstractNumId="7" w15:restartNumberingAfterBreak="0">
     <w:nsid w:val="0F166A78"/>
     <w:multiLevelType w:val="hybridMultilevel"/>
     <w:tmpl w:val="08FC162C"/>
@@ -10521,7 +15723,7 @@
       </w:rPr>
     </w:lvl>
   </w:abstractNum>
-  <w:abstractNum w:abstractNumId="5" w15:restartNumberingAfterBreak="0">
+  <w:abstractNum w:abstractNumId="8" w15:restartNumberingAfterBreak="0">
     <w:nsid w:val="14570D93"/>
     <w:multiLevelType w:val="hybridMultilevel"/>
     <w:tmpl w:val="FE268478"/>
@@ -10634,7 +15836,7 @@
       </w:rPr>
     </w:lvl>
   </w:abstractNum>
-  <w:abstractNum w:abstractNumId="6" w15:restartNumberingAfterBreak="0">
+  <w:abstractNum w:abstractNumId="9" w15:restartNumberingAfterBreak="0">
     <w:nsid w:val="14A1A553"/>
     <w:multiLevelType w:val="multilevel"/>
     <w:tmpl w:val="A0462738"/>
@@ -10747,7 +15949,120 @@
       </w:rPr>
     </w:lvl>
   </w:abstractNum>
-  <w:abstractNum w:abstractNumId="7" w15:restartNumberingAfterBreak="0">
+  <w:abstractNum w:abstractNumId="10" w15:restartNumberingAfterBreak="0">
+    <w:nsid w:val="1CA34077"/>
+    <w:multiLevelType w:val="multilevel"/>
+    <w:tmpl w:val="BE1E00FE"/>
+    <w:lvl w:ilvl="0">
+      <w:start w:val="1"/>
+      <w:numFmt w:val="bullet"/>
+      <w:lvlText w:val="●"/>
+      <w:lvlJc w:val="left"/>
+      <w:pPr>
+        <w:ind w:left="720" w:hanging="360"/>
+      </w:pPr>
+      <w:rPr>
+        <w:u w:val="none"/>
+      </w:rPr>
+    </w:lvl>
+    <w:lvl w:ilvl="1">
+      <w:start w:val="1"/>
+      <w:numFmt w:val="bullet"/>
+      <w:lvlText w:val="○"/>
+      <w:lvlJc w:val="left"/>
+      <w:pPr>
+        <w:ind w:left="1440" w:hanging="360"/>
+      </w:pPr>
+      <w:rPr>
+        <w:u w:val="none"/>
+      </w:rPr>
+    </w:lvl>
+    <w:lvl w:ilvl="2">
+      <w:start w:val="1"/>
+      <w:numFmt w:val="bullet"/>
+      <w:lvlText w:val="■"/>
+      <w:lvlJc w:val="left"/>
+      <w:pPr>
+        <w:ind w:left="2160" w:hanging="360"/>
+      </w:pPr>
+      <w:rPr>
+        <w:u w:val="none"/>
+      </w:rPr>
+    </w:lvl>
+    <w:lvl w:ilvl="3">
+      <w:start w:val="1"/>
+      <w:numFmt w:val="bullet"/>
+      <w:lvlText w:val="●"/>
+      <w:lvlJc w:val="left"/>
+      <w:pPr>
+        <w:ind w:left="2880" w:hanging="360"/>
+      </w:pPr>
+      <w:rPr>
+        <w:u w:val="none"/>
+      </w:rPr>
+    </w:lvl>
+    <w:lvl w:ilvl="4">
+      <w:start w:val="1"/>
+      <w:numFmt w:val="bullet"/>
+      <w:lvlText w:val="○"/>
+      <w:lvlJc w:val="left"/>
+      <w:pPr>
+        <w:ind w:left="3600" w:hanging="360"/>
+      </w:pPr>
+      <w:rPr>
+        <w:u w:val="none"/>
+      </w:rPr>
+    </w:lvl>
+    <w:lvl w:ilvl="5">
+      <w:start w:val="1"/>
+      <w:numFmt w:val="bullet"/>
+      <w:lvlText w:val="■"/>
+      <w:lvlJc w:val="left"/>
+      <w:pPr>
+        <w:ind w:left="4320" w:hanging="360"/>
+      </w:pPr>
+      <w:rPr>
+        <w:u w:val="none"/>
+      </w:rPr>
+    </w:lvl>
+    <w:lvl w:ilvl="6">
+      <w:start w:val="1"/>
+      <w:numFmt w:val="bullet"/>
+      <w:lvlText w:val="●"/>
+      <w:lvlJc w:val="left"/>
+      <w:pPr>
+        <w:ind w:left="5040" w:hanging="360"/>
+      </w:pPr>
+      <w:rPr>
+        <w:u w:val="none"/>
+      </w:rPr>
+    </w:lvl>
+    <w:lvl w:ilvl="7">
+      <w:start w:val="1"/>
+      <w:numFmt w:val="bullet"/>
+      <w:lvlText w:val="○"/>
+      <w:lvlJc w:val="left"/>
+      <w:pPr>
+        <w:ind w:left="5760" w:hanging="360"/>
+      </w:pPr>
+      <w:rPr>
+        <w:u w:val="none"/>
+      </w:rPr>
+    </w:lvl>
+    <w:lvl w:ilvl="8">
+      <w:start w:val="1"/>
+      <w:numFmt w:val="bullet"/>
+      <w:lvlText w:val="■"/>
+      <w:lvlJc w:val="left"/>
+      <w:pPr>
+        <w:ind w:left="6480" w:hanging="360"/>
+      </w:pPr>
+      <w:rPr>
+        <w:u w:val="none"/>
+      </w:rPr>
+    </w:lvl>
+  </w:abstractNum>
+  <w:abstractNum w:abstractNumId="11" w15:restartNumberingAfterBreak="0">
     <w:nsid w:val="1DD36961"/>
     <w:multiLevelType w:val="hybridMultilevel"/>
     <w:tmpl w:val="FDD8EFBC"/>
@@ -10863,7 +16178,233 @@
       </w:pPr>
     </w:lvl>
   </w:abstractNum>
-  <w:abstractNum w:abstractNumId="8" w15:restartNumberingAfterBreak="0">
+  <w:abstractNum w:abstractNumId="12" w15:restartNumberingAfterBreak="0">
+    <w:nsid w:val="1E8E58FA"/>
+    <w:multiLevelType w:val="multilevel"/>
+    <w:tmpl w:val="9312C566"/>
+    <w:lvl w:ilvl="0">
+      <w:start w:val="1"/>
+      <w:numFmt w:val="bullet"/>
+      <w:lvlText w:val="●"/>
+      <w:lvlJc w:val="left"/>
+      <w:pPr>
+        <w:ind w:left="720" w:hanging="360"/>
+      </w:pPr>
+      <w:rPr>
+        <w:u w:val="none"/>
+      </w:rPr>
+    </w:lvl>
+    <w:lvl w:ilvl="1">
+      <w:start w:val="1"/>
+      <w:numFmt w:val="bullet"/>
+      <w:lvlText w:val="○"/>
+      <w:lvlJc w:val="left"/>
+      <w:pPr>
+        <w:ind w:left="1440" w:hanging="360"/>
+      </w:pPr>
+      <w:rPr>
+        <w:u w:val="none"/>
+      </w:rPr>
+    </w:lvl>
+    <w:lvl w:ilvl="2">
+      <w:start w:val="1"/>
+      <w:numFmt w:val="bullet"/>
+      <w:lvlText w:val="■"/>
+      <w:lvlJc w:val="left"/>
+      <w:pPr>
+        <w:ind w:left="2160" w:hanging="360"/>
+      </w:pPr>
+      <w:rPr>
+        <w:u w:val="none"/>
+      </w:rPr>
+    </w:lvl>
+    <w:lvl w:ilvl="3">
+      <w:start w:val="1"/>
+      <w:numFmt w:val="bullet"/>
+      <w:lvlText w:val="●"/>
+      <w:lvlJc w:val="left"/>
+      <w:pPr>
+        <w:ind w:left="2880" w:hanging="360"/>
+      </w:pPr>
+      <w:rPr>
+        <w:u w:val="none"/>
+      </w:rPr>
+    </w:lvl>
+    <w:lvl w:ilvl="4">
+      <w:start w:val="1"/>
+      <w:numFmt w:val="bullet"/>
+      <w:lvlText w:val="○"/>
+      <w:lvlJc w:val="left"/>
+      <w:pPr>
+        <w:ind w:left="3600" w:hanging="360"/>
+      </w:pPr>
+      <w:rPr>
+        <w:u w:val="none"/>
+      </w:rPr>
+    </w:lvl>
+    <w:lvl w:ilvl="5">
+      <w:start w:val="1"/>
+      <w:numFmt w:val="bullet"/>
+      <w:lvlText w:val="■"/>
+      <w:lvlJc w:val="left"/>
+      <w:pPr>
+        <w:ind w:left="4320" w:hanging="360"/>
+      </w:pPr>
+      <w:rPr>
+        <w:u w:val="none"/>
+      </w:rPr>
+    </w:lvl>
+    <w:lvl w:ilvl="6">
+      <w:start w:val="1"/>
+      <w:numFmt w:val="bullet"/>
+      <w:lvlText w:val="●"/>
+      <w:lvlJc w:val="left"/>
+      <w:pPr>
+        <w:ind w:left="5040" w:hanging="360"/>
+      </w:pPr>
+      <w:rPr>
+        <w:u w:val="none"/>
+      </w:rPr>
+    </w:lvl>
+    <w:lvl w:ilvl="7">
+      <w:start w:val="1"/>
+      <w:numFmt w:val="bullet"/>
+      <w:lvlText w:val="○"/>
+      <w:lvlJc w:val="left"/>
+      <w:pPr>
+        <w:ind w:left="5760" w:hanging="360"/>
+      </w:pPr>
+      <w:rPr>
+        <w:u w:val="none"/>
+      </w:rPr>
+    </w:lvl>
+    <w:lvl w:ilvl="8">
+      <w:start w:val="1"/>
+      <w:numFmt w:val="bullet"/>
+      <w:lvlText w:val="■"/>
+      <w:lvlJc w:val="left"/>
+      <w:pPr>
+        <w:ind w:left="6480" w:hanging="360"/>
+      </w:pPr>
+      <w:rPr>
+        <w:u w:val="none"/>
+      </w:rPr>
+    </w:lvl>
+  </w:abstractNum>
+  <w:abstractNum w:abstractNumId="13" w15:restartNumberingAfterBreak="0">
+    <w:nsid w:val="23716488"/>
+    <w:multiLevelType w:val="multilevel"/>
+    <w:tmpl w:val="0F24330E"/>
+    <w:lvl w:ilvl="0">
+      <w:start w:val="1"/>
+      <w:numFmt w:val="bullet"/>
+      <w:lvlText w:val="●"/>
+      <w:lvlJc w:val="left"/>
+      <w:pPr>
+        <w:ind w:left="720" w:hanging="360"/>
+      </w:pPr>
+      <w:rPr>
+        <w:u w:val="none"/>
+      </w:rPr>
+    </w:lvl>
+    <w:lvl w:ilvl="1">
+      <w:start w:val="1"/>
+      <w:numFmt w:val="bullet"/>
+      <w:lvlText w:val="○"/>
+      <w:lvlJc w:val="left"/>
+      <w:pPr>
+        <w:ind w:left="1440" w:hanging="360"/>
+      </w:pPr>
+      <w:rPr>
+        <w:u w:val="none"/>
+      </w:rPr>
+    </w:lvl>
+    <w:lvl w:ilvl="2">
+      <w:start w:val="1"/>
+      <w:numFmt w:val="bullet"/>
+      <w:lvlText w:val="■"/>
+      <w:lvlJc w:val="left"/>
+      <w:pPr>
+        <w:ind w:left="2160" w:hanging="360"/>
+      </w:pPr>
+      <w:rPr>
+        <w:u w:val="none"/>
+      </w:rPr>
+    </w:lvl>
+    <w:lvl w:ilvl="3">
+      <w:start w:val="1"/>
+      <w:numFmt w:val="bullet"/>
+      <w:lvlText w:val="●"/>
+      <w:lvlJc w:val="left"/>
+      <w:pPr>
+        <w:ind w:left="2880" w:hanging="360"/>
+      </w:pPr>
+      <w:rPr>
+        <w:u w:val="none"/>
+      </w:rPr>
+    </w:lvl>
+    <w:lvl w:ilvl="4">
+      <w:start w:val="1"/>
+      <w:numFmt w:val="bullet"/>
+      <w:lvlText w:val="○"/>
+      <w:lvlJc w:val="left"/>
+      <w:pPr>
+        <w:ind w:left="3600" w:hanging="360"/>
+      </w:pPr>
+      <w:rPr>
+        <w:u w:val="none"/>
+      </w:rPr>
+    </w:lvl>
+    <w:lvl w:ilvl="5">
+      <w:start w:val="1"/>
+      <w:numFmt w:val="bullet"/>
+      <w:lvlText w:val="■"/>
+      <w:lvlJc w:val="left"/>
+      <w:pPr>
+        <w:ind w:left="4320" w:hanging="360"/>
+      </w:pPr>
+      <w:rPr>
+        <w:u w:val="none"/>
+      </w:rPr>
+    </w:lvl>
+    <w:lvl w:ilvl="6">
+      <w:start w:val="1"/>
+      <w:numFmt w:val="bullet"/>
+      <w:lvlText w:val="●"/>
+      <w:lvlJc w:val="left"/>
+      <w:pPr>
+        <w:ind w:left="5040" w:hanging="360"/>
+      </w:pPr>
+      <w:rPr>
+        <w:u w:val="none"/>
+      </w:rPr>
+    </w:lvl>
+    <w:lvl w:ilvl="7">
+      <w:start w:val="1"/>
+      <w:numFmt w:val="bullet"/>
+      <w:lvlText w:val="○"/>
+      <w:lvlJc w:val="left"/>
+      <w:pPr>
+        <w:ind w:left="5760" w:hanging="360"/>
+      </w:pPr>
+      <w:rPr>
+        <w:u w:val="none"/>
+      </w:rPr>
+    </w:lvl>
+    <w:lvl w:ilvl="8">
+      <w:start w:val="1"/>
+      <w:numFmt w:val="bullet"/>
+      <w:lvlText w:val="■"/>
+      <w:lvlJc w:val="left"/>
+      <w:pPr>
+        <w:ind w:left="6480" w:hanging="360"/>
+      </w:pPr>
+      <w:rPr>
+        <w:u w:val="none"/>
+      </w:rPr>
+    </w:lvl>
+  </w:abstractNum>
+  <w:abstractNum w:abstractNumId="14" w15:restartNumberingAfterBreak="0">
     <w:nsid w:val="272E6982"/>
     <w:multiLevelType w:val="multilevel"/>
     <w:tmpl w:val="5B52CDCE"/>
@@ -10976,7 +16517,7 @@
       </w:rPr>
     </w:lvl>
   </w:abstractNum>
-  <w:abstractNum w:abstractNumId="9" w15:restartNumberingAfterBreak="0">
+  <w:abstractNum w:abstractNumId="15" w15:restartNumberingAfterBreak="0">
     <w:nsid w:val="31054891"/>
     <w:multiLevelType w:val="hybridMultilevel"/>
     <w:tmpl w:val="60B0A830"/>
@@ -11089,7 +16630,7 @@
       </w:pPr>
     </w:lvl>
   </w:abstractNum>
-  <w:abstractNum w:abstractNumId="10" w15:restartNumberingAfterBreak="0">
+  <w:abstractNum w:abstractNumId="16" w15:restartNumberingAfterBreak="0">
     <w:nsid w:val="3219BD2D"/>
     <w:multiLevelType w:val="multilevel"/>
     <w:tmpl w:val="2CA63540"/>
@@ -11202,7 +16743,7 @@
       </w:rPr>
     </w:lvl>
   </w:abstractNum>
-  <w:abstractNum w:abstractNumId="11" w15:restartNumberingAfterBreak="0">
+  <w:abstractNum w:abstractNumId="17" w15:restartNumberingAfterBreak="0">
     <w:nsid w:val="38A0003A"/>
     <w:multiLevelType w:val="hybridMultilevel"/>
     <w:tmpl w:val="B0B49334"/>
@@ -11296,7 +16837,7 @@
       </w:pPr>
     </w:lvl>
   </w:abstractNum>
-  <w:abstractNum w:abstractNumId="12" w15:restartNumberingAfterBreak="0">
+  <w:abstractNum w:abstractNumId="18" w15:restartNumberingAfterBreak="0">
     <w:nsid w:val="393B57E4"/>
     <w:multiLevelType w:val="hybridMultilevel"/>
     <w:tmpl w:val="F912DB60"/>
@@ -11409,7 +16950,120 @@
       </w:rPr>
     </w:lvl>
   </w:abstractNum>
-  <w:abstractNum w:abstractNumId="13" w15:restartNumberingAfterBreak="0">
+  <w:abstractNum w:abstractNumId="19" w15:restartNumberingAfterBreak="0">
+    <w:nsid w:val="3B0501CE"/>
+    <w:multiLevelType w:val="multilevel"/>
+    <w:tmpl w:val="E026B92E"/>
+    <w:lvl w:ilvl="0">
+      <w:start w:val="1"/>
+      <w:numFmt w:val="bullet"/>
+      <w:lvlText w:val="●"/>
+      <w:lvlJc w:val="left"/>
+      <w:pPr>
+        <w:ind w:left="720" w:hanging="360"/>
+      </w:pPr>
+      <w:rPr>
+        <w:u w:val="none"/>
+      </w:rPr>
+    </w:lvl>
+    <w:lvl w:ilvl="1">
+      <w:start w:val="1"/>
+      <w:numFmt w:val="bullet"/>
+      <w:lvlText w:val="○"/>
+      <w:lvlJc w:val="left"/>
+      <w:pPr>
+        <w:ind w:left="1440" w:hanging="360"/>
+      </w:pPr>
+      <w:rPr>
+        <w:u w:val="none"/>
+      </w:rPr>
+    </w:lvl>
+    <w:lvl w:ilvl="2">
+      <w:start w:val="1"/>
+      <w:numFmt w:val="bullet"/>
+      <w:lvlText w:val="■"/>
+      <w:lvlJc w:val="left"/>
+      <w:pPr>
+        <w:ind w:left="2160" w:hanging="360"/>
+      </w:pPr>
+      <w:rPr>
+        <w:u w:val="none"/>
+      </w:rPr>
+    </w:lvl>
+    <w:lvl w:ilvl="3">
+      <w:start w:val="1"/>
+      <w:numFmt w:val="bullet"/>
+      <w:lvlText w:val="●"/>
+      <w:lvlJc w:val="left"/>
+      <w:pPr>
+        <w:ind w:left="2880" w:hanging="360"/>
+      </w:pPr>
+      <w:rPr>
+        <w:u w:val="none"/>
+      </w:rPr>
+    </w:lvl>
+    <w:lvl w:ilvl="4">
+      <w:start w:val="1"/>
+      <w:numFmt w:val="bullet"/>
+      <w:lvlText w:val="○"/>
+      <w:lvlJc w:val="left"/>
+      <w:pPr>
+        <w:ind w:left="3600" w:hanging="360"/>
+      </w:pPr>
+      <w:rPr>
+        <w:u w:val="none"/>
+      </w:rPr>
+    </w:lvl>
+    <w:lvl w:ilvl="5">
+      <w:start w:val="1"/>
+      <w:numFmt w:val="bullet"/>
+      <w:lvlText w:val="■"/>
+      <w:lvlJc w:val="left"/>
+      <w:pPr>
+        <w:ind w:left="4320" w:hanging="360"/>
+      </w:pPr>
+      <w:rPr>
+        <w:u w:val="none"/>
+      </w:rPr>
+    </w:lvl>
+    <w:lvl w:ilvl="6">
+      <w:start w:val="1"/>
+      <w:numFmt w:val="bullet"/>
+      <w:lvlText w:val="●"/>
+      <w:lvlJc w:val="left"/>
+      <w:pPr>
+        <w:ind w:left="5040" w:hanging="360"/>
+      </w:pPr>
+      <w:rPr>
+        <w:u w:val="none"/>
+      </w:rPr>
+    </w:lvl>
+    <w:lvl w:ilvl="7">
+      <w:start w:val="1"/>
+      <w:numFmt w:val="bullet"/>
+      <w:lvlText w:val="○"/>
+      <w:lvlJc w:val="left"/>
+      <w:pPr>
+        <w:ind w:left="5760" w:hanging="360"/>
+      </w:pPr>
+      <w:rPr>
+        <w:u w:val="none"/>
+      </w:rPr>
+    </w:lvl>
+    <w:lvl w:ilvl="8">
+      <w:start w:val="1"/>
+      <w:numFmt w:val="bullet"/>
+      <w:lvlText w:val="■"/>
+      <w:lvlJc w:val="left"/>
+      <w:pPr>
+        <w:ind w:left="6480" w:hanging="360"/>
+      </w:pPr>
+      <w:rPr>
+        <w:u w:val="none"/>
+      </w:rPr>
+    </w:lvl>
+  </w:abstractNum>
+  <w:abstractNum w:abstractNumId="20" w15:restartNumberingAfterBreak="0">
     <w:nsid w:val="3C874C17"/>
     <w:multiLevelType w:val="hybridMultilevel"/>
     <w:tmpl w:val="914C8346"/>
@@ -11498,7 +17152,7 @@
       </w:pPr>
     </w:lvl>
   </w:abstractNum>
-  <w:abstractNum w:abstractNumId="14" w15:restartNumberingAfterBreak="0">
+  <w:abstractNum w:abstractNumId="21" w15:restartNumberingAfterBreak="0">
     <w:nsid w:val="3FADCB78"/>
     <w:multiLevelType w:val="multilevel"/>
     <w:tmpl w:val="E10402E8"/>
@@ -11611,7 +17265,120 @@
       </w:rPr>
     </w:lvl>
   </w:abstractNum>
-  <w:abstractNum w:abstractNumId="15" w15:restartNumberingAfterBreak="0">
+  <w:abstractNum w:abstractNumId="22" w15:restartNumberingAfterBreak="0">
+    <w:nsid w:val="413B3AF4"/>
+    <w:multiLevelType w:val="multilevel"/>
+    <w:tmpl w:val="BBBCB44E"/>
+    <w:lvl w:ilvl="0">
+      <w:start w:val="1"/>
+      <w:numFmt w:val="bullet"/>
+      <w:lvlText w:val="●"/>
+      <w:lvlJc w:val="left"/>
+      <w:pPr>
+        <w:ind w:left="720" w:hanging="360"/>
+      </w:pPr>
+      <w:rPr>
+        <w:u w:val="none"/>
+      </w:rPr>
+    </w:lvl>
+    <w:lvl w:ilvl="1">
+      <w:start w:val="1"/>
+      <w:numFmt w:val="bullet"/>
+      <w:lvlText w:val="○"/>
+      <w:lvlJc w:val="left"/>
+      <w:pPr>
+        <w:ind w:left="1440" w:hanging="360"/>
+      </w:pPr>
+      <w:rPr>
+        <w:u w:val="none"/>
+      </w:rPr>
+    </w:lvl>
+    <w:lvl w:ilvl="2">
+      <w:start w:val="1"/>
+      <w:numFmt w:val="bullet"/>
+      <w:lvlText w:val="■"/>
+      <w:lvlJc w:val="left"/>
+      <w:pPr>
+        <w:ind w:left="2160" w:hanging="360"/>
+      </w:pPr>
+      <w:rPr>
+        <w:u w:val="none"/>
+      </w:rPr>
+    </w:lvl>
+    <w:lvl w:ilvl="3">
+      <w:start w:val="1"/>
+      <w:numFmt w:val="bullet"/>
+      <w:lvlText w:val="●"/>
+      <w:lvlJc w:val="left"/>
+      <w:pPr>
+        <w:ind w:left="2880" w:hanging="360"/>
+      </w:pPr>
+      <w:rPr>
+        <w:u w:val="none"/>
+      </w:rPr>
+    </w:lvl>
+    <w:lvl w:ilvl="4">
+      <w:start w:val="1"/>
+      <w:numFmt w:val="bullet"/>
+      <w:lvlText w:val="○"/>
+      <w:lvlJc w:val="left"/>
+      <w:pPr>
+        <w:ind w:left="3600" w:hanging="360"/>
+      </w:pPr>
+      <w:rPr>
+        <w:u w:val="none"/>
+      </w:rPr>
+    </w:lvl>
+    <w:lvl w:ilvl="5">
+      <w:start w:val="1"/>
+      <w:numFmt w:val="bullet"/>
+      <w:lvlText w:val="■"/>
+      <w:lvlJc w:val="left"/>
+      <w:pPr>
+        <w:ind w:left="4320" w:hanging="360"/>
+      </w:pPr>
+      <w:rPr>
+        <w:u w:val="none"/>
+      </w:rPr>
+    </w:lvl>
+    <w:lvl w:ilvl="6">
+      <w:start w:val="1"/>
+      <w:numFmt w:val="bullet"/>
+      <w:lvlText w:val="●"/>
+      <w:lvlJc w:val="left"/>
+      <w:pPr>
+        <w:ind w:left="5040" w:hanging="360"/>
+      </w:pPr>
+      <w:rPr>
+        <w:u w:val="none"/>
+      </w:rPr>
+    </w:lvl>
+    <w:lvl w:ilvl="7">
+      <w:start w:val="1"/>
+      <w:numFmt w:val="bullet"/>
+      <w:lvlText w:val="○"/>
+      <w:lvlJc w:val="left"/>
+      <w:pPr>
+        <w:ind w:left="5760" w:hanging="360"/>
+      </w:pPr>
+      <w:rPr>
+        <w:u w:val="none"/>
+      </w:rPr>
+    </w:lvl>
+    <w:lvl w:ilvl="8">
+      <w:start w:val="1"/>
+      <w:numFmt w:val="bullet"/>
+      <w:lvlText w:val="■"/>
+      <w:lvlJc w:val="left"/>
+      <w:pPr>
+        <w:ind w:left="6480" w:hanging="360"/>
+      </w:pPr>
+      <w:rPr>
+        <w:u w:val="none"/>
+      </w:rPr>
+    </w:lvl>
+  </w:abstractNum>
+  <w:abstractNum w:abstractNumId="23" w15:restartNumberingAfterBreak="0">
     <w:nsid w:val="4478B93D"/>
     <w:multiLevelType w:val="multilevel"/>
     <w:tmpl w:val="2A6CEC64"/>
@@ -11724,7 +17491,7 @@
       </w:rPr>
     </w:lvl>
   </w:abstractNum>
-  <w:abstractNum w:abstractNumId="16" w15:restartNumberingAfterBreak="0">
+  <w:abstractNum w:abstractNumId="24" w15:restartNumberingAfterBreak="0">
     <w:nsid w:val="481D4B96"/>
     <w:multiLevelType w:val="hybridMultilevel"/>
     <w:tmpl w:val="CED09A64"/>
@@ -11837,7 +17604,7 @@
       </w:pPr>
     </w:lvl>
   </w:abstractNum>
-  <w:abstractNum w:abstractNumId="17" w15:restartNumberingAfterBreak="0">
+  <w:abstractNum w:abstractNumId="25" w15:restartNumberingAfterBreak="0">
     <w:nsid w:val="4F604952"/>
     <w:multiLevelType w:val="multilevel"/>
     <w:tmpl w:val="8AFA3F92"/>
@@ -11950,7 +17717,7 @@
       </w:rPr>
     </w:lvl>
   </w:abstractNum>
-  <w:abstractNum w:abstractNumId="18" w15:restartNumberingAfterBreak="0">
+  <w:abstractNum w:abstractNumId="26" w15:restartNumberingAfterBreak="0">
     <w:nsid w:val="50486095"/>
     <w:multiLevelType w:val="multilevel"/>
     <w:tmpl w:val="F454007C"/>
@@ -12063,7 +17830,7 @@
       </w:rPr>
     </w:lvl>
   </w:abstractNum>
-  <w:abstractNum w:abstractNumId="19" w15:restartNumberingAfterBreak="0">
+  <w:abstractNum w:abstractNumId="27" w15:restartNumberingAfterBreak="0">
     <w:nsid w:val="51C66DE9"/>
     <w:multiLevelType w:val="multilevel"/>
     <w:tmpl w:val="B8BA49F0"/>
@@ -12176,7 +17943,7 @@
       </w:rPr>
     </w:lvl>
   </w:abstractNum>
-  <w:abstractNum w:abstractNumId="20" w15:restartNumberingAfterBreak="0">
+  <w:abstractNum w:abstractNumId="28" w15:restartNumberingAfterBreak="0">
     <w:nsid w:val="52B30FD1"/>
     <w:multiLevelType w:val="multilevel"/>
     <w:tmpl w:val="640EFAF4"/>
@@ -12289,7 +18056,7 @@
       </w:rPr>
     </w:lvl>
   </w:abstractNum>
-  <w:abstractNum w:abstractNumId="21" w15:restartNumberingAfterBreak="0">
+  <w:abstractNum w:abstractNumId="29" w15:restartNumberingAfterBreak="0">
     <w:nsid w:val="63FB4D3A"/>
     <w:multiLevelType w:val="hybridMultilevel"/>
     <w:tmpl w:val="0F9427FE"/>
@@ -12402,7 +18169,7 @@
       </w:rPr>
     </w:lvl>
   </w:abstractNum>
-  <w:abstractNum w:abstractNumId="22" w15:restartNumberingAfterBreak="0">
+  <w:abstractNum w:abstractNumId="30" w15:restartNumberingAfterBreak="0">
     <w:nsid w:val="67754D9C"/>
     <w:multiLevelType w:val="hybridMultilevel"/>
     <w:tmpl w:val="57FE19BC"/>
@@ -12542,7 +18309,7 @@
       </w:rPr>
     </w:lvl>
   </w:abstractNum>
-  <w:abstractNum w:abstractNumId="23" w15:restartNumberingAfterBreak="0">
+  <w:abstractNum w:abstractNumId="31" w15:restartNumberingAfterBreak="0">
     <w:nsid w:val="691738F0"/>
     <w:multiLevelType w:val="multilevel"/>
     <w:tmpl w:val="B4A0103E"/>
@@ -12655,7 +18422,7 @@
       </w:rPr>
     </w:lvl>
   </w:abstractNum>
-  <w:abstractNum w:abstractNumId="24" w15:restartNumberingAfterBreak="0">
+  <w:abstractNum w:abstractNumId="32" w15:restartNumberingAfterBreak="0">
     <w:nsid w:val="6CBA602B"/>
     <w:multiLevelType w:val="hybridMultilevel"/>
     <w:tmpl w:val="4648CC54"/>
@@ -12768,7 +18535,120 @@
       </w:rPr>
     </w:lvl>
   </w:abstractNum>
-  <w:abstractNum w:abstractNumId="25" w15:restartNumberingAfterBreak="0">
+  <w:abstractNum w:abstractNumId="33" w15:restartNumberingAfterBreak="0">
+    <w:nsid w:val="6E6A1A81"/>
+    <w:multiLevelType w:val="multilevel"/>
+    <w:tmpl w:val="00B694C8"/>
+    <w:lvl w:ilvl="0">
+      <w:start w:val="1"/>
+      <w:numFmt w:val="decimal"/>
+      <w:lvlText w:val="%1."/>
+      <w:lvlJc w:val="left"/>
+      <w:pPr>
+        <w:ind w:left="720" w:hanging="360"/>
+      </w:pPr>
+      <w:rPr>
+        <w:u w:val="none"/>
+      </w:rPr>
+    </w:lvl>
+    <w:lvl w:ilvl="1">
+      <w:start w:val="1"/>
+      <w:numFmt w:val="lowerLetter"/>
+      <w:lvlText w:val="%2."/>
+      <w:lvlJc w:val="left"/>
+      <w:pPr>
+        <w:ind w:left="1440" w:hanging="360"/>
+      </w:pPr>
+      <w:rPr>
+        <w:u w:val="none"/>
+      </w:rPr>
+    </w:lvl>
+    <w:lvl w:ilvl="2">
+      <w:start w:val="1"/>
+      <w:numFmt w:val="lowerRoman"/>
+      <w:lvlText w:val="%3."/>
+      <w:lvlJc w:val="right"/>
+      <w:pPr>
+        <w:ind w:left="2160" w:hanging="360"/>
+      </w:pPr>
+      <w:rPr>
+        <w:u w:val="none"/>
+      </w:rPr>
+    </w:lvl>
+    <w:lvl w:ilvl="3">
+      <w:start w:val="1"/>
+      <w:numFmt w:val="decimal"/>
+      <w:lvlText w:val="%4."/>
+      <w:lvlJc w:val="left"/>
+      <w:pPr>
+        <w:ind w:left="2880" w:hanging="360"/>
+      </w:pPr>
+      <w:rPr>
+        <w:u w:val="none"/>
+      </w:rPr>
+    </w:lvl>
+    <w:lvl w:ilvl="4">
+      <w:start w:val="1"/>
+      <w:numFmt w:val="lowerLetter"/>
+      <w:lvlText w:val="%5."/>
+      <w:lvlJc w:val="left"/>
+      <w:pPr>
+        <w:ind w:left="3600" w:hanging="360"/>
+      </w:pPr>
+      <w:rPr>
+        <w:u w:val="none"/>
+      </w:rPr>
+    </w:lvl>
+    <w:lvl w:ilvl="5">
+      <w:start w:val="1"/>
+      <w:numFmt w:val="lowerRoman"/>
+      <w:lvlText w:val="%6."/>
+      <w:lvlJc w:val="right"/>
+      <w:pPr>
+        <w:ind w:left="4320" w:hanging="360"/>
+      </w:pPr>
+      <w:rPr>
+        <w:u w:val="none"/>
+      </w:rPr>
+    </w:lvl>
+    <w:lvl w:ilvl="6">
+      <w:start w:val="1"/>
+      <w:numFmt w:val="decimal"/>
+      <w:lvlText w:val="%7."/>
+      <w:lvlJc w:val="left"/>
+      <w:pPr>
+        <w:ind w:left="5040" w:hanging="360"/>
+      </w:pPr>
+      <w:rPr>
+        <w:u w:val="none"/>
+      </w:rPr>
+    </w:lvl>
+    <w:lvl w:ilvl="7">
+      <w:start w:val="1"/>
+      <w:numFmt w:val="lowerLetter"/>
+      <w:lvlText w:val="%8."/>
+      <w:lvlJc w:val="left"/>
+      <w:pPr>
+        <w:ind w:left="5760" w:hanging="360"/>
+      </w:pPr>
+      <w:rPr>
+        <w:u w:val="none"/>
+      </w:rPr>
+    </w:lvl>
+    <w:lvl w:ilvl="8">
+      <w:start w:val="1"/>
+      <w:numFmt w:val="lowerRoman"/>
+      <w:lvlText w:val="%9."/>
+      <w:lvlJc w:val="right"/>
+      <w:pPr>
+        <w:ind w:left="6480" w:hanging="360"/>
+      </w:pPr>
+      <w:rPr>
+        <w:u w:val="none"/>
+      </w:rPr>
+    </w:lvl>
+  </w:abstractNum>
+  <w:abstractNum w:abstractNumId="34" w15:restartNumberingAfterBreak="0">
     <w:nsid w:val="6F4A3FB2"/>
     <w:multiLevelType w:val="multilevel"/>
     <w:tmpl w:val="66B4A72E"/>
@@ -12881,7 +18761,120 @@
       </w:rPr>
     </w:lvl>
   </w:abstractNum>
-  <w:abstractNum w:abstractNumId="26" w15:restartNumberingAfterBreak="0">
+  <w:abstractNum w:abstractNumId="35" w15:restartNumberingAfterBreak="0">
+    <w:nsid w:val="70287FAB"/>
+    <w:multiLevelType w:val="multilevel"/>
+    <w:tmpl w:val="2526A58C"/>
+    <w:lvl w:ilvl="0">
+      <w:start w:val="1"/>
+      <w:numFmt w:val="bullet"/>
+      <w:lvlText w:val="●"/>
+      <w:lvlJc w:val="left"/>
+      <w:pPr>
+        <w:ind w:left="720" w:hanging="360"/>
+      </w:pPr>
+      <w:rPr>
+        <w:u w:val="none"/>
+      </w:rPr>
+    </w:lvl>
+    <w:lvl w:ilvl="1">
+      <w:start w:val="1"/>
+      <w:numFmt w:val="bullet"/>
+      <w:lvlText w:val="○"/>
+      <w:lvlJc w:val="left"/>
+      <w:pPr>
+        <w:ind w:left="1440" w:hanging="360"/>
+      </w:pPr>
+      <w:rPr>
+        <w:u w:val="none"/>
+      </w:rPr>
+    </w:lvl>
+    <w:lvl w:ilvl="2">
+      <w:start w:val="1"/>
+      <w:numFmt w:val="bullet"/>
+      <w:lvlText w:val="■"/>
+      <w:lvlJc w:val="left"/>
+      <w:pPr>
+        <w:ind w:left="2160" w:hanging="360"/>
+      </w:pPr>
+      <w:rPr>
+        <w:u w:val="none"/>
+      </w:rPr>
+    </w:lvl>
+    <w:lvl w:ilvl="3">
+      <w:start w:val="1"/>
+      <w:numFmt w:val="bullet"/>
+      <w:lvlText w:val="●"/>
+      <w:lvlJc w:val="left"/>
+      <w:pPr>
+        <w:ind w:left="2880" w:hanging="360"/>
+      </w:pPr>
+      <w:rPr>
+        <w:u w:val="none"/>
+      </w:rPr>
+    </w:lvl>
+    <w:lvl w:ilvl="4">
+      <w:start w:val="1"/>
+      <w:numFmt w:val="bullet"/>
+      <w:lvlText w:val="○"/>
+      <w:lvlJc w:val="left"/>
+      <w:pPr>
+        <w:ind w:left="3600" w:hanging="360"/>
+      </w:pPr>
+      <w:rPr>
+        <w:u w:val="none"/>
+      </w:rPr>
+    </w:lvl>
+    <w:lvl w:ilvl="5">
+      <w:start w:val="1"/>
+      <w:numFmt w:val="bullet"/>
+      <w:lvlText w:val="■"/>
+      <w:lvlJc w:val="left"/>
+      <w:pPr>
+        <w:ind w:left="4320" w:hanging="360"/>
+      </w:pPr>
+      <w:rPr>
+        <w:u w:val="none"/>
+      </w:rPr>
+    </w:lvl>
+    <w:lvl w:ilvl="6">
+      <w:start w:val="1"/>
+      <w:numFmt w:val="bullet"/>
+      <w:lvlText w:val="●"/>
+      <w:lvlJc w:val="left"/>
+      <w:pPr>
+        <w:ind w:left="5040" w:hanging="360"/>
+      </w:pPr>
+      <w:rPr>
+        <w:u w:val="none"/>
+      </w:rPr>
+    </w:lvl>
+    <w:lvl w:ilvl="7">
+      <w:start w:val="1"/>
+      <w:numFmt w:val="bullet"/>
+      <w:lvlText w:val="○"/>
+      <w:lvlJc w:val="left"/>
+      <w:pPr>
+        <w:ind w:left="5760" w:hanging="360"/>
+      </w:pPr>
+      <w:rPr>
+        <w:u w:val="none"/>
+      </w:rPr>
+    </w:lvl>
+    <w:lvl w:ilvl="8">
+      <w:start w:val="1"/>
+      <w:numFmt w:val="bullet"/>
+      <w:lvlText w:val="■"/>
+      <w:lvlJc w:val="left"/>
+      <w:pPr>
+        <w:ind w:left="6480" w:hanging="360"/>
+      </w:pPr>
+      <w:rPr>
+        <w:u w:val="none"/>
+      </w:rPr>
+    </w:lvl>
+  </w:abstractNum>
+  <w:abstractNum w:abstractNumId="36" w15:restartNumberingAfterBreak="0">
     <w:nsid w:val="739A1C63"/>
     <w:multiLevelType w:val="multilevel"/>
     <w:tmpl w:val="D244FEF4"/>
@@ -12994,7 +18987,7 @@
       </w:rPr>
     </w:lvl>
   </w:abstractNum>
-  <w:abstractNum w:abstractNumId="27" w15:restartNumberingAfterBreak="0">
+  <w:abstractNum w:abstractNumId="37" w15:restartNumberingAfterBreak="0">
     <w:nsid w:val="75028D83"/>
     <w:multiLevelType w:val="multilevel"/>
     <w:tmpl w:val="27904D94"/>
@@ -13107,7 +19100,120 @@
       </w:rPr>
     </w:lvl>
   </w:abstractNum>
-  <w:abstractNum w:abstractNumId="28" w15:restartNumberingAfterBreak="0">
+  <w:abstractNum w:abstractNumId="38" w15:restartNumberingAfterBreak="0">
+    <w:nsid w:val="7A2E17DC"/>
+    <w:multiLevelType w:val="multilevel"/>
+    <w:tmpl w:val="079C3680"/>
+    <w:lvl w:ilvl="0">
+      <w:start w:val="1"/>
+      <w:numFmt w:val="bullet"/>
+      <w:lvlText w:val="●"/>
+      <w:lvlJc w:val="left"/>
+      <w:pPr>
+        <w:ind w:left="720" w:hanging="360"/>
+      </w:pPr>
+      <w:rPr>
+        <w:u w:val="none"/>
+      </w:rPr>
+    </w:lvl>
+    <w:lvl w:ilvl="1">
+      <w:start w:val="1"/>
+      <w:numFmt w:val="bullet"/>
+      <w:lvlText w:val="○"/>
+      <w:lvlJc w:val="left"/>
+      <w:pPr>
+        <w:ind w:left="1440" w:hanging="360"/>
+      </w:pPr>
+      <w:rPr>
+        <w:u w:val="none"/>
+      </w:rPr>
+    </w:lvl>
+    <w:lvl w:ilvl="2">
+      <w:start w:val="1"/>
+      <w:numFmt w:val="bullet"/>
+      <w:lvlText w:val="■"/>
+      <w:lvlJc w:val="left"/>
+      <w:pPr>
+        <w:ind w:left="2160" w:hanging="360"/>
+      </w:pPr>
+      <w:rPr>
+        <w:u w:val="none"/>
+      </w:rPr>
+    </w:lvl>
+    <w:lvl w:ilvl="3">
+      <w:start w:val="1"/>
+      <w:numFmt w:val="bullet"/>
+      <w:lvlText w:val="●"/>
+      <w:lvlJc w:val="left"/>
+      <w:pPr>
+        <w:ind w:left="2880" w:hanging="360"/>
+      </w:pPr>
+      <w:rPr>
+        <w:u w:val="none"/>
+      </w:rPr>
+    </w:lvl>
+    <w:lvl w:ilvl="4">
+      <w:start w:val="1"/>
+      <w:numFmt w:val="bullet"/>
+      <w:lvlText w:val="○"/>
+      <w:lvlJc w:val="left"/>
+      <w:pPr>
+        <w:ind w:left="3600" w:hanging="360"/>
+      </w:pPr>
+      <w:rPr>
+        <w:u w:val="none"/>
+      </w:rPr>
+    </w:lvl>
+    <w:lvl w:ilvl="5">
+      <w:start w:val="1"/>
+      <w:numFmt w:val="bullet"/>
+      <w:lvlText w:val="■"/>
+      <w:lvlJc w:val="left"/>
+      <w:pPr>
+        <w:ind w:left="4320" w:hanging="360"/>
+      </w:pPr>
+      <w:rPr>
+        <w:u w:val="none"/>
+      </w:rPr>
+    </w:lvl>
+    <w:lvl w:ilvl="6">
+      <w:start w:val="1"/>
+      <w:numFmt w:val="bullet"/>
+      <w:lvlText w:val="●"/>
+      <w:lvlJc w:val="left"/>
+      <w:pPr>
+        <w:ind w:left="5040" w:hanging="360"/>
+      </w:pPr>
+      <w:rPr>
+        <w:u w:val="none"/>
+      </w:rPr>
+    </w:lvl>
+    <w:lvl w:ilvl="7">
+      <w:start w:val="1"/>
+      <w:numFmt w:val="bullet"/>
+      <w:lvlText w:val="○"/>
+      <w:lvlJc w:val="left"/>
+      <w:pPr>
+        <w:ind w:left="5760" w:hanging="360"/>
+      </w:pPr>
+      <w:rPr>
+        <w:u w:val="none"/>
+      </w:rPr>
+    </w:lvl>
+    <w:lvl w:ilvl="8">
+      <w:start w:val="1"/>
+      <w:numFmt w:val="bullet"/>
+      <w:lvlText w:val="■"/>
+      <w:lvlJc w:val="left"/>
+      <w:pPr>
+        <w:ind w:left="6480" w:hanging="360"/>
+      </w:pPr>
+      <w:rPr>
+        <w:u w:val="none"/>
+      </w:rPr>
+    </w:lvl>
+  </w:abstractNum>
+  <w:abstractNum w:abstractNumId="39" w15:restartNumberingAfterBreak="0">
     <w:nsid w:val="7B400CC9"/>
     <w:multiLevelType w:val="multilevel"/>
     <w:tmpl w:val="158E319E"/>
@@ -13221,97 +19327,130 @@
     </w:lvl>
   </w:abstractNum>
   <w:num w:numId="1" w16cid:durableId="1492868999">
+    <w:abstractNumId w:val="31"/>
+  </w:num>
+  <w:num w:numId="2" w16cid:durableId="1091854877">
+    <w:abstractNumId w:val="9"/>
+  </w:num>
+  <w:num w:numId="3" w16cid:durableId="1109620181">
+    <w:abstractNumId w:val="6"/>
+  </w:num>
+  <w:num w:numId="4" w16cid:durableId="97256077">
+    <w:abstractNumId w:val="18"/>
+  </w:num>
+  <w:num w:numId="5" w16cid:durableId="899288652">
+    <w:abstractNumId w:val="14"/>
+  </w:num>
+  <w:num w:numId="6" w16cid:durableId="490173261">
+    <w:abstractNumId w:val="39"/>
+  </w:num>
+  <w:num w:numId="7" w16cid:durableId="1631863055">
+    <w:abstractNumId w:val="26"/>
+  </w:num>
+  <w:num w:numId="8" w16cid:durableId="392656827">
+    <w:abstractNumId w:val="21"/>
+  </w:num>
+  <w:num w:numId="9" w16cid:durableId="502596224">
+    <w:abstractNumId w:val="36"/>
+  </w:num>
+  <w:num w:numId="10" w16cid:durableId="1862351589">
+    <w:abstractNumId w:val="34"/>
+  </w:num>
+  <w:num w:numId="11" w16cid:durableId="11878667">
+    <w:abstractNumId w:val="37"/>
+  </w:num>
+  <w:num w:numId="12" w16cid:durableId="1505389780">
+    <w:abstractNumId w:val="25"/>
+  </w:num>
+  <w:num w:numId="13" w16cid:durableId="352458040">
     <w:abstractNumId w:val="23"/>
   </w:num>
-  <w:num w:numId="2" w16cid:durableId="1091854877">
-    <w:abstractNumId w:val="6"/>
+  <w:num w:numId="14" w16cid:durableId="103505629">
+    <w:abstractNumId w:val="28"/>
   </w:num>
-  <w:num w:numId="3" w16cid:durableId="1109620181">
+  <w:num w:numId="15" w16cid:durableId="65346153">
+    <w:abstractNumId w:val="16"/>
+  </w:num>
+  <w:num w:numId="16" w16cid:durableId="985402121">
+    <w:abstractNumId w:val="8"/>
+  </w:num>
+  <w:num w:numId="17" w16cid:durableId="785004022">
+    <w:abstractNumId w:val="24"/>
+  </w:num>
+  <w:num w:numId="18" w16cid:durableId="848907507">
+    <w:abstractNumId w:val="15"/>
+  </w:num>
+  <w:num w:numId="19" w16cid:durableId="1443308238">
+    <w:abstractNumId w:val="11"/>
+  </w:num>
+  <w:num w:numId="20" w16cid:durableId="403722179">
+    <w:abstractNumId w:val="20"/>
+  </w:num>
+  <w:num w:numId="21" w16cid:durableId="1873111083">
+    <w:abstractNumId w:val="7"/>
+  </w:num>
+  <w:num w:numId="22" w16cid:durableId="1742747362">
     <w:abstractNumId w:val="3"/>
   </w:num>
-  <w:num w:numId="4" w16cid:durableId="97256077">
+  <w:num w:numId="23" w16cid:durableId="371806547">
+    <w:abstractNumId w:val="2"/>
+  </w:num>
+  <w:num w:numId="24" w16cid:durableId="1240944087">
+    <w:abstractNumId w:val="27"/>
+  </w:num>
+  <w:num w:numId="25" w16cid:durableId="1604072944">
+    <w:abstractNumId w:val="30"/>
+  </w:num>
+  <w:num w:numId="26" w16cid:durableId="41490249">
+    <w:abstractNumId w:val="29"/>
+  </w:num>
+  <w:num w:numId="27" w16cid:durableId="868756797">
+    <w:abstractNumId w:val="17"/>
+  </w:num>
+  <w:num w:numId="28" w16cid:durableId="161816726">
+    <w:abstractNumId w:val="5"/>
+  </w:num>
+  <w:num w:numId="29" w16cid:durableId="1199047098">
+    <w:abstractNumId w:val="32"/>
+  </w:num>
+  <w:num w:numId="30" w16cid:durableId="1354648011">
+    <w:abstractNumId w:val="13"/>
+  </w:num>
+  <w:num w:numId="31" w16cid:durableId="1024329359">
+    <w:abstractNumId w:val="0"/>
+  </w:num>
+  <w:num w:numId="32" w16cid:durableId="394015005">
+    <w:abstractNumId w:val="10"/>
+  </w:num>
+  <w:num w:numId="33" w16cid:durableId="90512069">
+    <w:abstractNumId w:val="19"/>
+  </w:num>
+  <w:num w:numId="34" w16cid:durableId="1654871463">
+    <w:abstractNumId w:val="38"/>
+  </w:num>
+  <w:num w:numId="35" w16cid:durableId="460654548">
     <w:abstractNumId w:val="12"/>
   </w:num>
-  <w:num w:numId="5" w16cid:durableId="899288652">
-    <w:abstractNumId w:val="8"/>
-  </w:num>
-  <w:num w:numId="6" w16cid:durableId="490173261">
-    <w:abstractNumId w:val="28"/>
-  </w:num>
-  <w:num w:numId="7" w16cid:durableId="1631863055">
-    <w:abstractNumId w:val="18"/>
-  </w:num>
-  <w:num w:numId="8" w16cid:durableId="392656827">
-    <w:abstractNumId w:val="14"/>
-  </w:num>
-  <w:num w:numId="9" w16cid:durableId="502596224">
-    <w:abstractNumId w:val="26"/>
-  </w:num>
-  <w:num w:numId="10" w16cid:durableId="1862351589">
-    <w:abstractNumId w:val="25"/>
-  </w:num>
-  <w:num w:numId="11" w16cid:durableId="11878667">
-    <w:abstractNumId w:val="27"/>
-  </w:num>
-  <w:num w:numId="12" w16cid:durableId="1505389780">
-    <w:abstractNumId w:val="17"/>
-  </w:num>
-  <w:num w:numId="13" w16cid:durableId="352458040">
-    <w:abstractNumId w:val="15"/>
-  </w:num>
-  <w:num w:numId="14" w16cid:durableId="103505629">
-    <w:abstractNumId w:val="20"/>
-  </w:num>
-  <w:num w:numId="15" w16cid:durableId="65346153">
-    <w:abstractNumId w:val="10"/>
-  </w:num>
-  <w:num w:numId="16" w16cid:durableId="985402121">
-    <w:abstractNumId w:val="5"/>
-  </w:num>
-  <w:num w:numId="17" w16cid:durableId="785004022">
-    <w:abstractNumId w:val="16"/>
-  </w:num>
-  <w:num w:numId="18" w16cid:durableId="848907507">
-    <w:abstractNumId w:val="9"/>
-  </w:num>
-  <w:num w:numId="19" w16cid:durableId="1443308238">
-    <w:abstractNumId w:val="7"/>
-  </w:num>
-  <w:num w:numId="20" w16cid:durableId="403722179">
-    <w:abstractNumId w:val="13"/>
-  </w:num>
-  <w:num w:numId="21" w16cid:durableId="1873111083">
+  <w:num w:numId="36" w16cid:durableId="145632102">
     <w:abstractNumId w:val="4"/>
   </w:num>
-  <w:num w:numId="22" w16cid:durableId="1742747362">
+  <w:num w:numId="37" w16cid:durableId="1951155752">
+    <w:abstractNumId w:val="35"/>
+  </w:num>
+  <w:num w:numId="38" w16cid:durableId="1108769966">
+    <w:abstractNumId w:val="22"/>
+  </w:num>
+  <w:num w:numId="39" w16cid:durableId="1656763927">
     <w:abstractNumId w:val="1"/>
   </w:num>
-  <w:num w:numId="23" w16cid:durableId="371806547">
-    <w:abstractNumId w:val="0"/>
-  </w:num>
-  <w:num w:numId="24" w16cid:durableId="1240944087">
-    <w:abstractNumId w:val="19"/>
-  </w:num>
-  <w:num w:numId="25" w16cid:durableId="1604072944">
-    <w:abstractNumId w:val="22"/>
-  </w:num>
-  <w:num w:numId="26" w16cid:durableId="41490249">
-    <w:abstractNumId w:val="21"/>
-  </w:num>
-  <w:num w:numId="27" w16cid:durableId="868756797">
-    <w:abstractNumId w:val="11"/>
-  </w:num>
-  <w:num w:numId="28" w16cid:durableId="161816726">
-    <w:abstractNumId w:val="2"/>
-  </w:num>
-  <w:num w:numId="29" w16cid:durableId="1199047098">
-    <w:abstractNumId w:val="24"/>
+  <w:num w:numId="40" w16cid:durableId="1910921214">
+    <w:abstractNumId w:val="33"/>
   </w:num>
 </w:numbering>
 </file>
 
 <file path=word/styles.xml><?xml version="1.0" encoding="utf-8"?>
-<w:styles xmlns:mc="http://schemas.openxmlformats.org/markup-compatibility/2006" xmlns:r="http://schemas.openxmlformats.org/officeDocument/2006/relationships" xmlns:w="http://schemas.openxmlformats.org/wordprocessingml/2006/main" xmlns:w14="http://schemas.microsoft.com/office/word/2010/wordml" xmlns:w15="http://schemas.microsoft.com/office/word/2012/wordml" xmlns:w16cex="http://schemas.microsoft.com/office/word/2018/wordml/cex" xmlns:w16cid="http://schemas.microsoft.com/office/word/2016/wordml/cid" xmlns:w16="http://schemas.microsoft.com/office/word/2018/wordml" xmlns:w16sdtdh="http://schemas.microsoft.com/office/word/2020/wordml/sdtdatahash" xmlns:w16se="http://schemas.microsoft.com/office/word/2015/wordml/symex" mc:Ignorable="w14 w15 w16se w16cid w16 w16cex w16sdtdh">
+<w:styles xmlns:mc="http://schemas.openxmlformats.org/markup-compatibility/2006" xmlns:r="http://schemas.openxmlformats.org/officeDocument/2006/relationships" xmlns:w="http://schemas.openxmlformats.org/wordprocessingml/2006/main" xmlns:w14="http://schemas.microsoft.com/office/word/2010/wordml" xmlns:w15="http://schemas.microsoft.com/office/word/2012/wordml" xmlns:w16cex="http://schemas.microsoft.com/office/word/2018/wordml/cex" xmlns:w16cid="http://schemas.microsoft.com/office/word/2016/wordml/cid" xmlns:w16="http://schemas.microsoft.com/office/word/2018/wordml" xmlns:w16du="http://schemas.microsoft.com/office/word/2023/wordml/word16du" xmlns:w16sdtdh="http://schemas.microsoft.com/office/word/2020/wordml/sdtdatahash" xmlns:w16sdtfl="http://schemas.microsoft.com/office/word/2024/wordml/sdtformatlock" xmlns:w16se="http://schemas.microsoft.com/office/word/2015/wordml/symex" mc:Ignorable="w14 w15 w16se w16cid w16 w16cex w16sdtdh w16sdtfl w16du">
   <w:docDefaults>
     <w:rPrDefault>
       <w:rPr>
@@ -13433,6 +19572,7 @@
     <w:lsdException w:name="HTML Sample" w:semiHidden="1" w:unhideWhenUsed="1"/>
     <w:lsdException w:name="HTML Typewriter" w:semiHidden="1" w:unhideWhenUsed="1"/>
     <w:lsdException w:name="HTML Variable" w:semiHidden="1" w:unhideWhenUsed="1"/>
+    <w:lsdException w:name="Normal Table" w:semiHidden="1" w:unhideWhenUsed="1"/>
     <w:lsdException w:name="annotation subject" w:semiHidden="1" w:unhideWhenUsed="1"/>
     <w:lsdException w:name="No List" w:semiHidden="1" w:unhideWhenUsed="1"/>
     <w:lsdException w:name="Outline List 1" w:semiHidden="1" w:unhideWhenUsed="1"/>
@@ -13475,8 +19615,11 @@
     <w:lsdException w:name="Table Contemporary" w:semiHidden="1" w:unhideWhenUsed="1"/>
     <w:lsdException w:name="Table Elegant" w:semiHidden="1" w:unhideWhenUsed="1"/>
     <w:lsdException w:name="Table Professional" w:semiHidden="1" w:unhideWhenUsed="1"/>
+    <w:lsdException w:name="Table Subtle 1" w:semiHidden="1" w:unhideWhenUsed="1"/>
     <w:lsdException w:name="Table Subtle 2" w:semiHidden="1" w:unhideWhenUsed="1"/>
     <w:lsdException w:name="Table Web 1" w:semiHidden="1" w:unhideWhenUsed="1"/>
+    <w:lsdException w:name="Table Web 2" w:semiHidden="1" w:unhideWhenUsed="1"/>
+    <w:lsdException w:name="Table Web 3" w:semiHidden="1" w:unhideWhenUsed="1"/>
     <w:lsdException w:name="Balloon Text" w:semiHidden="1" w:unhideWhenUsed="1"/>
     <w:lsdException w:name="Table Grid" w:uiPriority="39"/>
     <w:lsdException w:name="Table Theme" w:semiHidden="1" w:unhideWhenUsed="1"/>
@@ -13714,10 +19857,32 @@
       <w:lang w:val="es-ES" w:eastAsia="es-ES"/>
     </w:rPr>
   </w:style>
+  <w:style w:type="paragraph" w:styleId="Ttulo2">
+    <w:name w:val="heading 2"/>
+    <w:basedOn w:val="Normal"/>
+    <w:next w:val="Normal"/>
+    <w:link w:val="Ttulo2Car"/>
+    <w:uiPriority w:val="9"/>
+    <w:unhideWhenUsed/>
+    <w:qFormat/>
+    <w:rsid w:val="009F2B96"/>
+    <w:pPr>
+      <w:keepNext/>
+      <w:keepLines/>
+      <w:spacing w:before="360" w:after="80"/>
+      <w:outlineLvl w:val="1"/>
+    </w:pPr>
+    <w:rPr>
+      <w:b/>
+      <w:bCs/>
+      <w:sz w:val="36"/>
+      <w:szCs w:val="36"/>
+      <w:lang w:val="es" w:eastAsia="es-CL"/>
+    </w:rPr>
+  </w:style>
   <w:style w:type="character" w:default="1" w:styleId="Fuentedeprrafopredeter">
     <w:name w:val="Default Paragraph Font"/>
     <w:uiPriority w:val="1"/>
-    <w:semiHidden/>
     <w:unhideWhenUsed/>
   </w:style>
   <w:style w:type="table" w:default="1" w:styleId="Tablanormal">
@@ -14191,7 +20356,7 @@
       <w:lang w:val="es-CL" w:eastAsia="es-CL"/>
     </w:rPr>
   </w:style>
-  <w:style w:type="character" w:styleId="Textoennegrita">
+  <w:style w:type="character" w:styleId="Fuerte">
     <w:name w:val="Strong"/>
     <w:basedOn w:val="Fuentedeprrafopredeter"/>
     <w:uiPriority w:val="22"/>
@@ -14200,6 +20365,21 @@
     <w:rPr>
       <w:b/>
       <w:bCs/>
+    </w:rPr>
+  </w:style>
+  <w:style w:type="character" w:customStyle="1" w:styleId="Ttulo2Car">
+    <w:name w:val="Título 2 Car"/>
+    <w:basedOn w:val="Fuentedeprrafopredeter"/>
+    <w:link w:val="Ttulo2"/>
+    <w:uiPriority w:val="9"/>
+    <w:rsid w:val="009F2B96"/>
+    <w:rPr>
+      <w:rFonts w:ascii="Times New Roman" w:eastAsia="Times New Roman" w:hAnsi="Times New Roman" w:cs="Times New Roman"/>
+      <w:b/>
+      <w:bCs/>
+      <w:sz w:val="36"/>
+      <w:szCs w:val="36"/>
+      <w:lang w:val="es" w:eastAsia="es-CL"/>
     </w:rPr>
   </w:style>
 </w:styles>
@@ -14478,16 +20658,15 @@
 </file>
 
 <file path=customXml/item2.xml><?xml version="1.0" encoding="utf-8"?>
-<b:Sources xmlns:b="http://schemas.openxmlformats.org/officeDocument/2006/bibliography" xmlns="http://schemas.openxmlformats.org/officeDocument/2006/bibliography" SelectedStyle="\APASixthEditionOfficeOnline.xsl" StyleName="APA" Version="6"/>
+<?mso-contentType ?>
+<FormTemplates xmlns="http://schemas.microsoft.com/sharepoint/v3/contenttype/forms">
+  <Display>DocumentLibraryForm</Display>
+  <Edit>DocumentLibraryForm</Edit>
+  <New>DocumentLibraryForm</New>
+</FormTemplates>
 </file>
 
 <file path=customXml/item3.xml><?xml version="1.0" encoding="utf-8"?>
-<p:properties xmlns:p="http://schemas.microsoft.com/office/2006/metadata/properties" xmlns:xsi="http://www.w3.org/2001/XMLSchema-instance" xmlns:pc="http://schemas.microsoft.com/office/infopath/2007/PartnerControls">
-  <documentManagement/>
-</p:properties>
-</file>
-
-<file path=customXml/item4.xml><?xml version="1.0" encoding="utf-8"?>
 <ct:contentTypeSchema xmlns:ct="http://schemas.microsoft.com/office/2006/metadata/contentType" xmlns:ma="http://schemas.microsoft.com/office/2006/metadata/properties/metaAttributes" ct:_="" ma:_="" ma:contentTypeName="Documento" ma:contentTypeID="0x010100E96778489EE7714D8BD12CC105EB918B" ma:contentTypeVersion="2" ma:contentTypeDescription="Crear nuevo documento." ma:contentTypeScope="" ma:versionID="416c5c7ae9b5d54d83875cd3c65194e3">
   <xsd:schema xmlns:xsd="http://www.w3.org/2001/XMLSchema" xmlns:xs="http://www.w3.org/2001/XMLSchema" xmlns:p="http://schemas.microsoft.com/office/2006/metadata/properties" xmlns:ns2="126e8a1c-9ea9-435a-ac89-d06c80d62e30" targetNamespace="http://schemas.microsoft.com/office/2006/metadata/properties" ma:root="true" ma:fieldsID="70a237c842677bd850644f8595079f5e" ns2:_="">
     <xsd:import namespace="126e8a1c-9ea9-435a-ac89-d06c80d62e30"/>
@@ -14619,13 +20798,14 @@
 </ct:contentTypeSchema>
 </file>
 
+<file path=customXml/item4.xml><?xml version="1.0" encoding="utf-8"?>
+<p:properties xmlns:p="http://schemas.microsoft.com/office/2006/metadata/properties" xmlns:xsi="http://www.w3.org/2001/XMLSchema-instance" xmlns:pc="http://schemas.microsoft.com/office/infopath/2007/PartnerControls">
+  <documentManagement/>
+</p:properties>
+</file>
+
 <file path=customXml/item5.xml><?xml version="1.0" encoding="utf-8"?>
-<?mso-contentType ?>
-<FormTemplates xmlns="http://schemas.microsoft.com/sharepoint/v3/contenttype/forms">
-  <Display>DocumentLibraryForm</Display>
-  <Edit>DocumentLibraryForm</Edit>
-  <New>DocumentLibraryForm</New>
-</FormTemplates>
+<b:Sources xmlns:b="http://schemas.openxmlformats.org/officeDocument/2006/bibliography" xmlns="http://schemas.openxmlformats.org/officeDocument/2006/bibliography" SelectedStyle="\APASixthEditionOfficeOnline.xsl" StyleName="APA" Version="6"/>
 </file>
 
 <file path=customXml/itemProps1.xml><?xml version="1.0" encoding="utf-8"?>
@@ -14637,23 +20817,14 @@
 </file>
 
 <file path=customXml/itemProps2.xml><?xml version="1.0" encoding="utf-8"?>
-<ds:datastoreItem xmlns:ds="http://schemas.openxmlformats.org/officeDocument/2006/customXml" ds:itemID="{028C5B15-B524-4B7C-9DF0-F573AFD0F54E}">
+<ds:datastoreItem xmlns:ds="http://schemas.openxmlformats.org/officeDocument/2006/customXml" ds:itemID="{4EF1E242-F579-4982-B8CC-2FBF33737424}">
   <ds:schemaRefs>
-    <ds:schemaRef ds:uri="http://schemas.openxmlformats.org/officeDocument/2006/bibliography"/>
+    <ds:schemaRef ds:uri="http://schemas.microsoft.com/sharepoint/v3/contenttype/forms"/>
   </ds:schemaRefs>
 </ds:datastoreItem>
 </file>
 
 <file path=customXml/itemProps3.xml><?xml version="1.0" encoding="utf-8"?>
-<ds:datastoreItem xmlns:ds="http://schemas.openxmlformats.org/officeDocument/2006/customXml" ds:itemID="{5B7B5873-BEF7-4EF9-B783-7B50266FE496}">
-  <ds:schemaRefs>
-    <ds:schemaRef ds:uri="http://schemas.microsoft.com/office/2006/metadata/properties"/>
-    <ds:schemaRef ds:uri="http://schemas.microsoft.com/office/infopath/2007/PartnerControls"/>
-  </ds:schemaRefs>
-</ds:datastoreItem>
-</file>
-
-<file path=customXml/itemProps4.xml><?xml version="1.0" encoding="utf-8"?>
 <ds:datastoreItem xmlns:ds="http://schemas.openxmlformats.org/officeDocument/2006/customXml" ds:itemID="{14D1F39E-8B56-417C-B337-6A9061C37D5D}">
   <ds:schemaRefs>
     <ds:schemaRef ds:uri="http://schemas.microsoft.com/office/2006/metadata/contentType"/>
@@ -14671,10 +20842,19 @@
 </ds:datastoreItem>
 </file>
 
+<file path=customXml/itemProps4.xml><?xml version="1.0" encoding="utf-8"?>
+<ds:datastoreItem xmlns:ds="http://schemas.openxmlformats.org/officeDocument/2006/customXml" ds:itemID="{5B7B5873-BEF7-4EF9-B783-7B50266FE496}">
+  <ds:schemaRefs>
+    <ds:schemaRef ds:uri="http://schemas.microsoft.com/office/2006/metadata/properties"/>
+    <ds:schemaRef ds:uri="http://schemas.microsoft.com/office/infopath/2007/PartnerControls"/>
+  </ds:schemaRefs>
+</ds:datastoreItem>
+</file>
+
 <file path=customXml/itemProps5.xml><?xml version="1.0" encoding="utf-8"?>
-<ds:datastoreItem xmlns:ds="http://schemas.openxmlformats.org/officeDocument/2006/customXml" ds:itemID="{4EF1E242-F579-4982-B8CC-2FBF33737424}">
+<ds:datastoreItem xmlns:ds="http://schemas.openxmlformats.org/officeDocument/2006/customXml" ds:itemID="{028C5B15-B524-4B7C-9DF0-F573AFD0F54E}">
   <ds:schemaRefs>
-    <ds:schemaRef ds:uri="http://schemas.microsoft.com/sharepoint/v3/contenttype/forms"/>
+    <ds:schemaRef ds:uri="http://schemas.openxmlformats.org/officeDocument/2006/bibliography"/>
   </ds:schemaRefs>
 </ds:datastoreItem>
 </file>